--- a/conferencia-derecho-tecnologia/PROGRAMA.docx
+++ b/conferencia-derecho-tecnologia/PROGRAMA.docx
@@ -86,7 +86,22 @@
         <w:t xml:space="preserve">Formato:</w:t>
       </w:r>
       <w:r>
-        <w:t xml:space="preserve"> presencial o híbrido; 4 fragmentos de video, 3 lecturas previas y 1 lectura guiada en sala, 1 ejercicio individual, 2 talleres grupales, 3 bloques de preguntas y un banco de 20 preguntas con respuesta modelo.</w:t>
+        <w:t xml:space="preserve"> presencial o híbrido; 4 fragmentos de video (todos de 2025 y 2026), 4 lecturas previas y 1 lectura guiada en sala, 1 ejercicio individual, 2 talleres grupales, 3 bloques de preguntas y un banco de 20 preguntas con respuesta modelo.</w:t>
+      </w:r>
+    </w:p>
+    <w:p>
+      <w:pPr>
+        <w:spacing w:after="120"/>
+      </w:pPr>
+      <w:r>
+        <w:rPr>
+          <w:b/>
+          <w:bCs/>
+        </w:rPr>
+        <w:t xml:space="preserve">Criterio de actualidad:</w:t>
+      </w:r>
+      <w:r>
+        <w:t xml:space="preserve"> los videos que se proyectan son solo de 2025 y 2026; las lecturas centrales son de 2024 a 2026. Los textos anteriores (Lessig 2000, Gasser y Almeida 2017, Guía GECTI 2018, Padilla Sánchez 2020) se conservan únicamente como marco conceptual, herramienta operativa o doctrina de referencia, siempre con el año a la vista.</w:t>
       </w:r>
     </w:p>
     <w:p>
@@ -719,7 +734,7 @@
         <w:spacing w:after="120"/>
       </w:pPr>
       <w:r>
-        <w:t xml:space="preserve">Se envían una semana antes. Las tres obligatorias suman unos 30 minutos de lectura.</w:t>
+        <w:t xml:space="preserve">Se envían una semana antes. Las cuatro obligatorias suman unos 40 minutos de lectura. Todas las obligatorias son de 2024 a 2026.</w:t>
       </w:r>
     </w:p>
     <w:tbl>
@@ -736,10 +751,11 @@
       </w:tblPr>
       <w:tblGrid>
         <w:gridCol w:w="674"/>
-        <w:gridCol w:w="5459"/>
+        <w:gridCol w:w="6103"/>
         <w:gridCol w:w="674"/>
         <w:gridCol w:w="674"/>
-        <w:gridCol w:w="2157"/>
+        <w:gridCol w:w="674"/>
+        <w:gridCol w:w="839"/>
       </w:tblGrid>
       <w:tr>
         <w:trPr>
@@ -770,7 +786,7 @@
         </w:tc>
         <w:tc>
           <w:tcPr>
-            <w:tcW w:type="dxa" w:w="5459"/>
+            <w:tcW w:type="dxa" w:w="6103"/>
             <w:shd w:fill="E8EEF7" w:color="auto" w:val="clear"/>
             <w:tcMar>
               <w:top w:type="dxa" w:w="60"/>
@@ -833,13 +849,36 @@
                 <w:sz w:val="16"/>
                 <w:szCs w:val="16"/>
               </w:rPr>
+              <w:t xml:space="preserve">Año</w:t>
+            </w:r>
+          </w:p>
+        </w:tc>
+        <w:tc>
+          <w:tcPr>
+            <w:tcW w:type="dxa" w:w="674"/>
+            <w:shd w:fill="E8EEF7" w:color="auto" w:val="clear"/>
+            <w:tcMar>
+              <w:top w:type="dxa" w:w="60"/>
+              <w:left w:type="dxa" w:w="80"/>
+              <w:bottom w:type="dxa" w:w="60"/>
+              <w:right w:type="dxa" w:w="80"/>
+            </w:tcMar>
+          </w:tcPr>
+          <w:p>
+            <w:r>
+              <w:rPr>
+                <w:b/>
+                <w:bCs/>
+                <w:sz w:val="16"/>
+                <w:szCs w:val="16"/>
+              </w:rPr>
               <w:t xml:space="preserve">Tiempo</w:t>
             </w:r>
           </w:p>
         </w:tc>
         <w:tc>
           <w:tcPr>
-            <w:tcW w:type="dxa" w:w="2157"/>
+            <w:tcW w:type="dxa" w:w="839"/>
             <w:shd w:fill="E8EEF7" w:color="auto" w:val="clear"/>
             <w:tcMar>
               <w:top w:type="dxa" w:w="60"/>
@@ -887,7 +926,7 @@
         </w:tc>
         <w:tc>
           <w:tcPr>
-            <w:tcW w:type="dxa" w:w="5459"/>
+            <w:tcW w:type="dxa" w:w="6103"/>
             <w:tcMar>
               <w:top w:type="dxa" w:w="60"/>
               <w:left w:type="dxa" w:w="80"/>
@@ -912,7 +951,7 @@
               </w:rPr>
               <w:t xml:space="preserve"> — Blog del Departamento de Propiedad Intelectual. </w:t>
             </w:r>
-            <w:hyperlink w:history="1" r:id="rIda52kpoyxl3mq3icis2l3h">
+            <w:hyperlink w:history="1" r:id="rIdkvudprl8ybb00g6tb3vwd">
               <w:r>
                 <w:rPr>
                   <w:rStyle w:val="Hyperlink"/>
@@ -960,13 +999,33 @@
                 <w:sz w:val="16"/>
                 <w:szCs w:val="16"/>
               </w:rPr>
+              <w:t xml:space="preserve">2024</w:t>
+            </w:r>
+          </w:p>
+        </w:tc>
+        <w:tc>
+          <w:tcPr>
+            <w:tcW w:type="dxa" w:w="674"/>
+            <w:tcMar>
+              <w:top w:type="dxa" w:w="60"/>
+              <w:left w:type="dxa" w:w="80"/>
+              <w:bottom w:type="dxa" w:w="60"/>
+              <w:right w:type="dxa" w:w="80"/>
+            </w:tcMar>
+          </w:tcPr>
+          <w:p>
+            <w:r>
+              <w:rPr>
+                <w:sz w:val="16"/>
+                <w:szCs w:val="16"/>
+              </w:rPr>
               <w:t xml:space="preserve">10 min</w:t>
             </w:r>
           </w:p>
         </w:tc>
         <w:tc>
           <w:tcPr>
-            <w:tcW w:type="dxa" w:w="2157"/>
+            <w:tcW w:type="dxa" w:w="839"/>
             <w:tcMar>
               <w:top w:type="dxa" w:w="60"/>
               <w:left w:type="dxa" w:w="80"/>
@@ -1011,7 +1070,7 @@
         </w:tc>
         <w:tc>
           <w:tcPr>
-            <w:tcW w:type="dxa" w:w="5459"/>
+            <w:tcW w:type="dxa" w:w="6103"/>
             <w:tcMar>
               <w:top w:type="dxa" w:w="60"/>
               <w:left w:type="dxa" w:w="80"/>
@@ -1027,123 +1086,32 @@
                 <w:sz w:val="16"/>
                 <w:szCs w:val="16"/>
               </w:rPr>
-              <w:t xml:space="preserve">A Primer on Using Artificial Intelligence in the Legal Profession</w:t>
-            </w:r>
-            <w:r>
-              <w:rPr>
-                <w:sz w:val="16"/>
-                <w:szCs w:val="16"/>
-              </w:rPr>
-              <w:t xml:space="preserve"> — JOLT Digest, Harvard Journal of Law &amp; Technology (se envía resumen en español de media página). </w:t>
-            </w:r>
-            <w:hyperlink w:history="1" r:id="rIdxmeslu3kacyxf5wisndke">
+              <w:t xml:space="preserve">Cuando la inteligencia artificial inventa el derecho: riesgos para la profesión jurídica</w:t>
+            </w:r>
+            <w:r>
+              <w:rPr>
+                <w:sz w:val="16"/>
+                <w:szCs w:val="16"/>
+              </w:rPr>
+              <w:t xml:space="preserve"> — Blog Jurídico TECH del Departamento de Derecho, Comunicaciones y Tecnologías de la Información. </w:t>
+            </w:r>
+            <w:hyperlink w:history="1" r:id="rIdfgvnnjxjuvpd4ix3h0vac">
               <w:r>
                 <w:rPr>
                   <w:rStyle w:val="Hyperlink"/>
                   <w:sz w:val="16"/>
                   <w:szCs w:val="16"/>
                 </w:rPr>
-                <w:t xml:space="preserve">https://jolt.law.harvard.edu/digest/a-primer-on-using-artificial-intelligence-in-the-legal-profession</w:t>
+                <w:t xml:space="preserve">https://telecomunicaciones.uexternado.edu.co/cuando-la-inteligencia-artificial-inventa-el-derecho-riesgos-para-la-profesion-juridica/</w:t>
               </w:r>
             </w:hyperlink>
-          </w:p>
-        </w:tc>
-        <w:tc>
-          <w:tcPr>
-            <w:tcW w:type="dxa" w:w="674"/>
-            <w:tcMar>
-              <w:top w:type="dxa" w:w="60"/>
-              <w:left w:type="dxa" w:w="80"/>
-              <w:bottom w:type="dxa" w:w="60"/>
-              <w:right w:type="dxa" w:w="80"/>
-            </w:tcMar>
-          </w:tcPr>
-          <w:p>
-            <w:r>
-              <w:rPr>
-                <w:sz w:val="16"/>
-                <w:szCs w:val="16"/>
-              </w:rPr>
-              <w:t xml:space="preserve">Harvard</w:t>
-            </w:r>
-          </w:p>
-        </w:tc>
-        <w:tc>
-          <w:tcPr>
-            <w:tcW w:type="dxa" w:w="674"/>
-            <w:tcMar>
-              <w:top w:type="dxa" w:w="60"/>
-              <w:left w:type="dxa" w:w="80"/>
-              <w:bottom w:type="dxa" w:w="60"/>
-              <w:right w:type="dxa" w:w="80"/>
-            </w:tcMar>
-          </w:tcPr>
-          <w:p>
-            <w:r>
-              <w:rPr>
-                <w:sz w:val="16"/>
-                <w:szCs w:val="16"/>
-              </w:rPr>
-              <w:t xml:space="preserve">15 min</w:t>
-            </w:r>
-          </w:p>
-        </w:tc>
-        <w:tc>
-          <w:tcPr>
-            <w:tcW w:type="dxa" w:w="2157"/>
-            <w:tcMar>
-              <w:top w:type="dxa" w:w="60"/>
-              <w:left w:type="dxa" w:w="80"/>
-              <w:bottom w:type="dxa" w:w="60"/>
-              <w:right w:type="dxa" w:w="80"/>
-            </w:tcMar>
-          </w:tcPr>
-          <w:p>
-            <w:r>
-              <w:rPr>
-                <w:sz w:val="16"/>
-                <w:szCs w:val="16"/>
-              </w:rPr>
-              <w:t xml:space="preserve">Vocabulario mínimo: qué tareas jurídicas ya ejecuta el software con IA y por qué la supervisión y la responsabilidad profesional no se delegan.</w:t>
-            </w:r>
-          </w:p>
-        </w:tc>
-      </w:tr>
-      <w:tr>
-        <w:trPr>
-          <w:tblHeader w:val="off"/>
-        </w:trPr>
-        <w:tc>
-          <w:tcPr>
-            <w:tcW w:type="dxa" w:w="674"/>
-            <w:tcMar>
-              <w:top w:type="dxa" w:w="60"/>
-              <w:left w:type="dxa" w:w="80"/>
-              <w:bottom w:type="dxa" w:w="60"/>
-              <w:right w:type="dxa" w:w="80"/>
-            </w:tcMar>
-          </w:tcPr>
-          <w:p>
-            <w:r>
-              <w:rPr>
-                <w:sz w:val="16"/>
-                <w:szCs w:val="16"/>
-              </w:rPr>
-              <w:t xml:space="preserve">3 (obligatoria)</w:t>
-            </w:r>
-          </w:p>
-        </w:tc>
-        <w:tc>
-          <w:tcPr>
-            <w:tcW w:type="dxa" w:w="5459"/>
-            <w:tcMar>
-              <w:top w:type="dxa" w:w="60"/>
-              <w:left w:type="dxa" w:w="80"/>
-              <w:bottom w:type="dxa" w:w="60"/>
-              <w:right w:type="dxa" w:w="80"/>
-            </w:tcMar>
-          </w:tcPr>
-          <w:p>
+            <w:r>
+              <w:rPr>
+                <w:sz w:val="16"/>
+                <w:szCs w:val="16"/>
+              </w:rPr>
+              <w:t xml:space="preserve"> Complemento: </w:t>
+            </w:r>
             <w:r>
               <w:rPr>
                 <w:b/>
@@ -1151,23 +1119,23 @@
                 <w:sz w:val="16"/>
                 <w:szCs w:val="16"/>
               </w:rPr>
-              <w:t xml:space="preserve">¿Afecta la inteligencia artificial las decisiones que se toman sobre las personas?</w:t>
-            </w:r>
-            <w:r>
-              <w:rPr>
-                <w:sz w:val="16"/>
-                <w:szCs w:val="16"/>
-              </w:rPr>
-              <w:t xml:space="preserve"> — Facultad de Derecho, nota con Nelson Remolina Angarita. </w:t>
-            </w:r>
-            <w:hyperlink w:history="1" r:id="rIdzlgc9ix4b43jzq7ttpufh">
+              <w:t xml:space="preserve">El Externado analiza el uso de la IA en la justicia colombiana</w:t>
+            </w:r>
+            <w:r>
+              <w:rPr>
+                <w:sz w:val="16"/>
+                <w:szCs w:val="16"/>
+              </w:rPr>
+              <w:t xml:space="preserve"> (STC17832-2025 y AC739-2026, febrero de 2026). </w:t>
+            </w:r>
+            <w:hyperlink w:history="1" r:id="rIdmbgau_-yjyhvpxf2w8h6u">
               <w:r>
                 <w:rPr>
                   <w:rStyle w:val="Hyperlink"/>
                   <w:sz w:val="16"/>
                   <w:szCs w:val="16"/>
                 </w:rPr>
-                <w:t xml:space="preserve">https://derecho.uniandes.edu.co/afecta-la-inteligencia-artificial-las-decisiones-que-se-toman-sobre-las-personas/</w:t>
+                <w:t xml:space="preserve">https://www.uexternado.edu.co/derecho/el-externado-analiza-el-uso-de-la-inteligencia-artificial-en-la-justicia-colombiana/</w:t>
               </w:r>
             </w:hyperlink>
           </w:p>
@@ -1188,47 +1156,67 @@
                 <w:sz w:val="16"/>
                 <w:szCs w:val="16"/>
               </w:rPr>
-              <w:t xml:space="preserve">Uniandes</w:t>
-            </w:r>
-          </w:p>
-        </w:tc>
-        <w:tc>
-          <w:tcPr>
-            <w:tcW w:type="dxa" w:w="674"/>
-            <w:tcMar>
-              <w:top w:type="dxa" w:w="60"/>
-              <w:left w:type="dxa" w:w="80"/>
-              <w:bottom w:type="dxa" w:w="60"/>
-              <w:right w:type="dxa" w:w="80"/>
-            </w:tcMar>
-          </w:tcPr>
-          <w:p>
-            <w:r>
-              <w:rPr>
-                <w:sz w:val="16"/>
-                <w:szCs w:val="16"/>
-              </w:rPr>
-              <w:t xml:space="preserve">5 min</w:t>
-            </w:r>
-          </w:p>
-        </w:tc>
-        <w:tc>
-          <w:tcPr>
-            <w:tcW w:type="dxa" w:w="2157"/>
-            <w:tcMar>
-              <w:top w:type="dxa" w:w="60"/>
-              <w:left w:type="dxa" w:w="80"/>
-              <w:bottom w:type="dxa" w:w="60"/>
-              <w:right w:type="dxa" w:w="80"/>
-            </w:tcMar>
-          </w:tcPr>
-          <w:p>
-            <w:r>
-              <w:rPr>
-                <w:sz w:val="16"/>
-                <w:szCs w:val="16"/>
-              </w:rPr>
-              <w:t xml:space="preserve">Principio de explicabilidad en decisiones basadas en IA y su relación con los datos personales; alimenta el Taller 2 y el debate final.</w:t>
+              <w:t xml:space="preserve">Externado</w:t>
+            </w:r>
+          </w:p>
+        </w:tc>
+        <w:tc>
+          <w:tcPr>
+            <w:tcW w:type="dxa" w:w="674"/>
+            <w:tcMar>
+              <w:top w:type="dxa" w:w="60"/>
+              <w:left w:type="dxa" w:w="80"/>
+              <w:bottom w:type="dxa" w:w="60"/>
+              <w:right w:type="dxa" w:w="80"/>
+            </w:tcMar>
+          </w:tcPr>
+          <w:p>
+            <w:r>
+              <w:rPr>
+                <w:sz w:val="16"/>
+                <w:szCs w:val="16"/>
+              </w:rPr>
+              <w:t xml:space="preserve">2025 y 2026</w:t>
+            </w:r>
+          </w:p>
+        </w:tc>
+        <w:tc>
+          <w:tcPr>
+            <w:tcW w:type="dxa" w:w="674"/>
+            <w:tcMar>
+              <w:top w:type="dxa" w:w="60"/>
+              <w:left w:type="dxa" w:w="80"/>
+              <w:bottom w:type="dxa" w:w="60"/>
+              <w:right w:type="dxa" w:w="80"/>
+            </w:tcMar>
+          </w:tcPr>
+          <w:p>
+            <w:r>
+              <w:rPr>
+                <w:sz w:val="16"/>
+                <w:szCs w:val="16"/>
+              </w:rPr>
+              <w:t xml:space="preserve">10 min</w:t>
+            </w:r>
+          </w:p>
+        </w:tc>
+        <w:tc>
+          <w:tcPr>
+            <w:tcW w:type="dxa" w:w="839"/>
+            <w:tcMar>
+              <w:top w:type="dxa" w:w="60"/>
+              <w:left w:type="dxa" w:w="80"/>
+              <w:bottom w:type="dxa" w:w="60"/>
+              <w:right w:type="dxa" w:w="80"/>
+            </w:tcMar>
+          </w:tcPr>
+          <w:p>
+            <w:r>
+              <w:rPr>
+                <w:sz w:val="16"/>
+                <w:szCs w:val="16"/>
+              </w:rPr>
+              <w:t xml:space="preserve">Las consecuencias reales de las citas inexistentes producidas por IA en Colombia; alimenta el ejercicio individual y la primera ronda de preguntas.</w:t>
             </w:r>
           </w:p>
         </w:tc>
@@ -1253,13 +1241,13 @@
                 <w:sz w:val="16"/>
                 <w:szCs w:val="16"/>
               </w:rPr>
-              <w:t xml:space="preserve">4 (opcional)</w:t>
-            </w:r>
-          </w:p>
-        </w:tc>
-        <w:tc>
-          <w:tcPr>
-            <w:tcW w:type="dxa" w:w="5459"/>
+              <w:t xml:space="preserve">3 (obligatoria)</w:t>
+            </w:r>
+          </w:p>
+        </w:tc>
+        <w:tc>
+          <w:tcPr>
+            <w:tcW w:type="dxa" w:w="6103"/>
             <w:tcMar>
               <w:top w:type="dxa" w:w="60"/>
               <w:left w:type="dxa" w:w="80"/>
@@ -1275,6 +1263,919 @@
                 <w:sz w:val="16"/>
                 <w:szCs w:val="16"/>
               </w:rPr>
+              <w:t xml:space="preserve">How Lawyers Can Add Value in the Age of AI</w:t>
+            </w:r>
+            <w:r>
+              <w:rPr>
+                <w:sz w:val="16"/>
+                <w:szCs w:val="16"/>
+              </w:rPr>
+              <w:t xml:space="preserve"> — Michele DeStefano, </w:t>
+            </w:r>
+            <w:r>
+              <w:rPr>
+                <w:i/>
+                <w:iCs/>
+                <w:sz w:val="16"/>
+                <w:szCs w:val="16"/>
+              </w:rPr>
+              <w:t xml:space="preserve">The Practice</w:t>
+            </w:r>
+            <w:r>
+              <w:rPr>
+                <w:sz w:val="16"/>
+                <w:szCs w:val="16"/>
+              </w:rPr>
+              <w:t xml:space="preserve">, Center on the Legal Profession, Harvard Law School, número «Adding Value in the Age of AI» (julio-agosto de 2026); se envía resumen en español de media página. </w:t>
+            </w:r>
+            <w:hyperlink w:history="1" r:id="rIdczcx-hegz1e__e0rnxgbv">
+              <w:r>
+                <w:rPr>
+                  <w:rStyle w:val="Hyperlink"/>
+                  <w:sz w:val="16"/>
+                  <w:szCs w:val="16"/>
+                </w:rPr>
+                <w:t xml:space="preserve">https://clp.law.harvard.edu/knowledge-hub/magazine/issues/adding-value-in-the-age-of-ai/how-lawyers-can-add-value-in-the-age-of-ai/</w:t>
+              </w:r>
+            </w:hyperlink>
+          </w:p>
+        </w:tc>
+        <w:tc>
+          <w:tcPr>
+            <w:tcW w:type="dxa" w:w="674"/>
+            <w:tcMar>
+              <w:top w:type="dxa" w:w="60"/>
+              <w:left w:type="dxa" w:w="80"/>
+              <w:bottom w:type="dxa" w:w="60"/>
+              <w:right w:type="dxa" w:w="80"/>
+            </w:tcMar>
+          </w:tcPr>
+          <w:p>
+            <w:r>
+              <w:rPr>
+                <w:sz w:val="16"/>
+                <w:szCs w:val="16"/>
+              </w:rPr>
+              <w:t xml:space="preserve">Harvard</w:t>
+            </w:r>
+          </w:p>
+        </w:tc>
+        <w:tc>
+          <w:tcPr>
+            <w:tcW w:type="dxa" w:w="674"/>
+            <w:tcMar>
+              <w:top w:type="dxa" w:w="60"/>
+              <w:left w:type="dxa" w:w="80"/>
+              <w:bottom w:type="dxa" w:w="60"/>
+              <w:right w:type="dxa" w:w="80"/>
+            </w:tcMar>
+          </w:tcPr>
+          <w:p>
+            <w:r>
+              <w:rPr>
+                <w:sz w:val="16"/>
+                <w:szCs w:val="16"/>
+              </w:rPr>
+              <w:t xml:space="preserve">2026</w:t>
+            </w:r>
+          </w:p>
+        </w:tc>
+        <w:tc>
+          <w:tcPr>
+            <w:tcW w:type="dxa" w:w="674"/>
+            <w:tcMar>
+              <w:top w:type="dxa" w:w="60"/>
+              <w:left w:type="dxa" w:w="80"/>
+              <w:bottom w:type="dxa" w:w="60"/>
+              <w:right w:type="dxa" w:w="80"/>
+            </w:tcMar>
+          </w:tcPr>
+          <w:p>
+            <w:r>
+              <w:rPr>
+                <w:sz w:val="16"/>
+                <w:szCs w:val="16"/>
+              </w:rPr>
+              <w:t xml:space="preserve">15 min</w:t>
+            </w:r>
+          </w:p>
+        </w:tc>
+        <w:tc>
+          <w:tcPr>
+            <w:tcW w:type="dxa" w:w="839"/>
+            <w:tcMar>
+              <w:top w:type="dxa" w:w="60"/>
+              <w:left w:type="dxa" w:w="80"/>
+              <w:bottom w:type="dxa" w:w="60"/>
+              <w:right w:type="dxa" w:w="80"/>
+            </w:tcMar>
+          </w:tcPr>
+          <w:p>
+            <w:r>
+              <w:rPr>
+                <w:sz w:val="16"/>
+                <w:szCs w:val="16"/>
+              </w:rPr>
+              <w:t xml:space="preserve">Cincuenta entrevistas a directores jurídicos y socios sobre dónde agrega valor el abogado cuando la IA ya da respuestas; prepara la pregunta de apertura y el compromiso del lunes.</w:t>
+            </w:r>
+          </w:p>
+        </w:tc>
+      </w:tr>
+      <w:tr>
+        <w:trPr>
+          <w:tblHeader w:val="off"/>
+        </w:trPr>
+        <w:tc>
+          <w:tcPr>
+            <w:tcW w:type="dxa" w:w="674"/>
+            <w:tcMar>
+              <w:top w:type="dxa" w:w="60"/>
+              <w:left w:type="dxa" w:w="80"/>
+              <w:bottom w:type="dxa" w:w="60"/>
+              <w:right w:type="dxa" w:w="80"/>
+            </w:tcMar>
+          </w:tcPr>
+          <w:p>
+            <w:r>
+              <w:rPr>
+                <w:sz w:val="16"/>
+                <w:szCs w:val="16"/>
+              </w:rPr>
+              <w:t xml:space="preserve">4 (obligatoria)</w:t>
+            </w:r>
+          </w:p>
+        </w:tc>
+        <w:tc>
+          <w:tcPr>
+            <w:tcW w:type="dxa" w:w="6103"/>
+            <w:tcMar>
+              <w:top w:type="dxa" w:w="60"/>
+              <w:left w:type="dxa" w:w="80"/>
+              <w:bottom w:type="dxa" w:w="60"/>
+              <w:right w:type="dxa" w:w="80"/>
+            </w:tcMar>
+          </w:tcPr>
+          <w:p>
+            <w:r>
+              <w:rPr>
+                <w:b/>
+                <w:bCs/>
+                <w:sz w:val="16"/>
+                <w:szCs w:val="16"/>
+              </w:rPr>
+              <w:t xml:space="preserve">Directrices para el uso de sistemas de IA en cortes y tribunales (UNESCO), versión en español lanzada por la Escuela de Gobierno de Uniandes</w:t>
+            </w:r>
+            <w:r>
+              <w:rPr>
+                <w:sz w:val="16"/>
+                <w:szCs w:val="16"/>
+              </w:rPr>
+              <w:t xml:space="preserve"> (30 de abril de 2025; proyecto dirigido por Juan David Gutiérrez). Leer los 15 principios. </w:t>
+            </w:r>
+            <w:hyperlink w:history="1" r:id="rIdhrzh3hnnajgxfwsmc_ne-">
+              <w:r>
+                <w:rPr>
+                  <w:rStyle w:val="Hyperlink"/>
+                  <w:sz w:val="16"/>
+                  <w:szCs w:val="16"/>
+                </w:rPr>
+                <w:t xml:space="preserve">https://gobierno.uniandes.edu.co/la-universidad-de-los-andes-y-la-unesco-lanzan-la-version-en-espanol-de-las-directrices-para-el-uso-de-inteligencia-artificial-en-cortes-y-tribunales/</w:t>
+              </w:r>
+            </w:hyperlink>
+          </w:p>
+        </w:tc>
+        <w:tc>
+          <w:tcPr>
+            <w:tcW w:type="dxa" w:w="674"/>
+            <w:tcMar>
+              <w:top w:type="dxa" w:w="60"/>
+              <w:left w:type="dxa" w:w="80"/>
+              <w:bottom w:type="dxa" w:w="60"/>
+              <w:right w:type="dxa" w:w="80"/>
+            </w:tcMar>
+          </w:tcPr>
+          <w:p>
+            <w:r>
+              <w:rPr>
+                <w:sz w:val="16"/>
+                <w:szCs w:val="16"/>
+              </w:rPr>
+              <w:t xml:space="preserve">Uniandes</w:t>
+            </w:r>
+          </w:p>
+        </w:tc>
+        <w:tc>
+          <w:tcPr>
+            <w:tcW w:type="dxa" w:w="674"/>
+            <w:tcMar>
+              <w:top w:type="dxa" w:w="60"/>
+              <w:left w:type="dxa" w:w="80"/>
+              <w:bottom w:type="dxa" w:w="60"/>
+              <w:right w:type="dxa" w:w="80"/>
+            </w:tcMar>
+          </w:tcPr>
+          <w:p>
+            <w:r>
+              <w:rPr>
+                <w:sz w:val="16"/>
+                <w:szCs w:val="16"/>
+              </w:rPr>
+              <w:t xml:space="preserve">2025</w:t>
+            </w:r>
+          </w:p>
+        </w:tc>
+        <w:tc>
+          <w:tcPr>
+            <w:tcW w:type="dxa" w:w="674"/>
+            <w:tcMar>
+              <w:top w:type="dxa" w:w="60"/>
+              <w:left w:type="dxa" w:w="80"/>
+              <w:bottom w:type="dxa" w:w="60"/>
+              <w:right w:type="dxa" w:w="80"/>
+            </w:tcMar>
+          </w:tcPr>
+          <w:p>
+            <w:r>
+              <w:rPr>
+                <w:sz w:val="16"/>
+                <w:szCs w:val="16"/>
+              </w:rPr>
+              <w:t xml:space="preserve">10 min</w:t>
+            </w:r>
+          </w:p>
+        </w:tc>
+        <w:tc>
+          <w:tcPr>
+            <w:tcW w:type="dxa" w:w="839"/>
+            <w:tcMar>
+              <w:top w:type="dxa" w:w="60"/>
+              <w:left w:type="dxa" w:w="80"/>
+              <w:bottom w:type="dxa" w:w="60"/>
+              <w:right w:type="dxa" w:w="80"/>
+            </w:tcMar>
+          </w:tcPr>
+          <w:p>
+            <w:r>
+              <w:rPr>
+                <w:sz w:val="16"/>
+                <w:szCs w:val="16"/>
+              </w:rPr>
+              <w:t xml:space="preserve">El estándar internacional más reciente sobre IA en la justicia, en español; se contrasta con la T-323 en la primera ronda de preguntas.</w:t>
+            </w:r>
+          </w:p>
+        </w:tc>
+      </w:tr>
+      <w:tr>
+        <w:trPr>
+          <w:tblHeader w:val="off"/>
+        </w:trPr>
+        <w:tc>
+          <w:tcPr>
+            <w:tcW w:type="dxa" w:w="674"/>
+            <w:tcMar>
+              <w:top w:type="dxa" w:w="60"/>
+              <w:left w:type="dxa" w:w="80"/>
+              <w:bottom w:type="dxa" w:w="60"/>
+              <w:right w:type="dxa" w:w="80"/>
+            </w:tcMar>
+          </w:tcPr>
+          <w:p>
+            <w:r>
+              <w:rPr>
+                <w:sz w:val="16"/>
+                <w:szCs w:val="16"/>
+              </w:rPr>
+              <w:t xml:space="preserve">5 (opcional)</w:t>
+            </w:r>
+          </w:p>
+        </w:tc>
+        <w:tc>
+          <w:tcPr>
+            <w:tcW w:type="dxa" w:w="6103"/>
+            <w:tcMar>
+              <w:top w:type="dxa" w:w="60"/>
+              <w:left w:type="dxa" w:w="80"/>
+              <w:bottom w:type="dxa" w:w="60"/>
+              <w:right w:type="dxa" w:w="80"/>
+            </w:tcMar>
+          </w:tcPr>
+          <w:p>
+            <w:r>
+              <w:rPr>
+                <w:b/>
+                <w:bCs/>
+                <w:sz w:val="16"/>
+                <w:szCs w:val="16"/>
+              </w:rPr>
+              <w:t xml:space="preserve">Relatoría de la 9.ª Mesa de Trabajo Multiactor sobre Regulación de IA en Colombia: retos regulatorios para la gobernanza de la IA y CONPES 4144</w:t>
+            </w:r>
+            <w:r>
+              <w:rPr>
+                <w:sz w:val="16"/>
+                <w:szCs w:val="16"/>
+              </w:rPr>
+              <w:t xml:space="preserve"> (2025). </w:t>
+            </w:r>
+            <w:hyperlink w:history="1" r:id="rIdb3lorgaapngpmfb0lzgdi">
+              <w:r>
+                <w:rPr>
+                  <w:rStyle w:val="Hyperlink"/>
+                  <w:sz w:val="16"/>
+                  <w:szCs w:val="16"/>
+                </w:rPr>
+                <w:t xml:space="preserve">https://www.uexternado.edu.co/wp-content/uploads/2025/09/Sesion-9-Mesa-Multi-actor-ComunBuenasPracticasRegulatorias-1.pdf</w:t>
+              </w:r>
+            </w:hyperlink>
+          </w:p>
+        </w:tc>
+        <w:tc>
+          <w:tcPr>
+            <w:tcW w:type="dxa" w:w="674"/>
+            <w:tcMar>
+              <w:top w:type="dxa" w:w="60"/>
+              <w:left w:type="dxa" w:w="80"/>
+              <w:bottom w:type="dxa" w:w="60"/>
+              <w:right w:type="dxa" w:w="80"/>
+            </w:tcMar>
+          </w:tcPr>
+          <w:p>
+            <w:r>
+              <w:rPr>
+                <w:sz w:val="16"/>
+                <w:szCs w:val="16"/>
+              </w:rPr>
+              <w:t xml:space="preserve">Externado y Uniandes</w:t>
+            </w:r>
+          </w:p>
+        </w:tc>
+        <w:tc>
+          <w:tcPr>
+            <w:tcW w:type="dxa" w:w="674"/>
+            <w:tcMar>
+              <w:top w:type="dxa" w:w="60"/>
+              <w:left w:type="dxa" w:w="80"/>
+              <w:bottom w:type="dxa" w:w="60"/>
+              <w:right w:type="dxa" w:w="80"/>
+            </w:tcMar>
+          </w:tcPr>
+          <w:p>
+            <w:r>
+              <w:rPr>
+                <w:sz w:val="16"/>
+                <w:szCs w:val="16"/>
+              </w:rPr>
+              <w:t xml:space="preserve">2025</w:t>
+            </w:r>
+          </w:p>
+        </w:tc>
+        <w:tc>
+          <w:tcPr>
+            <w:tcW w:type="dxa" w:w="674"/>
+            <w:tcMar>
+              <w:top w:type="dxa" w:w="60"/>
+              <w:left w:type="dxa" w:w="80"/>
+              <w:bottom w:type="dxa" w:w="60"/>
+              <w:right w:type="dxa" w:w="80"/>
+            </w:tcMar>
+          </w:tcPr>
+          <w:p>
+            <w:r>
+              <w:rPr>
+                <w:sz w:val="16"/>
+                <w:szCs w:val="16"/>
+              </w:rPr>
+              <w:t xml:space="preserve">20 min</w:t>
+            </w:r>
+          </w:p>
+        </w:tc>
+        <w:tc>
+          <w:tcPr>
+            <w:tcW w:type="dxa" w:w="839"/>
+            <w:tcMar>
+              <w:top w:type="dxa" w:w="60"/>
+              <w:left w:type="dxa" w:w="80"/>
+              <w:bottom w:type="dxa" w:w="60"/>
+              <w:right w:type="dxa" w:w="80"/>
+            </w:tcMar>
+          </w:tcPr>
+          <w:p>
+            <w:r>
+              <w:rPr>
+                <w:sz w:val="16"/>
+                <w:szCs w:val="16"/>
+              </w:rPr>
+              <w:t xml:space="preserve">El estado del debate regulatorio colombiano; se retoma en el cierre.</w:t>
+            </w:r>
+          </w:p>
+        </w:tc>
+      </w:tr>
+      <w:tr>
+        <w:trPr>
+          <w:tblHeader w:val="off"/>
+        </w:trPr>
+        <w:tc>
+          <w:tcPr>
+            <w:tcW w:type="dxa" w:w="674"/>
+            <w:tcMar>
+              <w:top w:type="dxa" w:w="60"/>
+              <w:left w:type="dxa" w:w="80"/>
+              <w:bottom w:type="dxa" w:w="60"/>
+              <w:right w:type="dxa" w:w="80"/>
+            </w:tcMar>
+          </w:tcPr>
+          <w:p>
+            <w:r>
+              <w:rPr>
+                <w:sz w:val="16"/>
+                <w:szCs w:val="16"/>
+              </w:rPr>
+              <w:t xml:space="preserve">6 (opcional)</w:t>
+            </w:r>
+          </w:p>
+        </w:tc>
+        <w:tc>
+          <w:tcPr>
+            <w:tcW w:type="dxa" w:w="6103"/>
+            <w:tcMar>
+              <w:top w:type="dxa" w:w="60"/>
+              <w:left w:type="dxa" w:w="80"/>
+              <w:bottom w:type="dxa" w:w="60"/>
+              <w:right w:type="dxa" w:w="80"/>
+            </w:tcMar>
+          </w:tcPr>
+          <w:p>
+            <w:r>
+              <w:rPr>
+                <w:b/>
+                <w:bCs/>
+                <w:sz w:val="16"/>
+                <w:szCs w:val="16"/>
+              </w:rPr>
+              <w:t xml:space="preserve">Relatoría «Privacidad y protección de datos: a propósito del caso Studio Ghibli»</w:t>
+            </w:r>
+            <w:r>
+              <w:rPr>
+                <w:sz w:val="16"/>
+                <w:szCs w:val="16"/>
+              </w:rPr>
+              <w:t xml:space="preserve"> (30 de abril de 2025). </w:t>
+            </w:r>
+            <w:hyperlink w:history="1" r:id="rId8924y_h5vackwiicrqx3r">
+              <w:r>
+                <w:rPr>
+                  <w:rStyle w:val="Hyperlink"/>
+                  <w:sz w:val="16"/>
+                  <w:szCs w:val="16"/>
+                </w:rPr>
+                <w:t xml:space="preserve">https://www.uexternado.edu.co/wp-content/uploads/2025/08/RELATORIA_%E2%80%98Privacidad-Proteccion-De-Datos-A-Proposito-Del-Caso-Studio-Ghibli_-30-ABR-2025.pdf</w:t>
+              </w:r>
+            </w:hyperlink>
+          </w:p>
+        </w:tc>
+        <w:tc>
+          <w:tcPr>
+            <w:tcW w:type="dxa" w:w="674"/>
+            <w:tcMar>
+              <w:top w:type="dxa" w:w="60"/>
+              <w:left w:type="dxa" w:w="80"/>
+              <w:bottom w:type="dxa" w:w="60"/>
+              <w:right w:type="dxa" w:w="80"/>
+            </w:tcMar>
+          </w:tcPr>
+          <w:p>
+            <w:r>
+              <w:rPr>
+                <w:sz w:val="16"/>
+                <w:szCs w:val="16"/>
+              </w:rPr>
+              <w:t xml:space="preserve">Externado</w:t>
+            </w:r>
+          </w:p>
+        </w:tc>
+        <w:tc>
+          <w:tcPr>
+            <w:tcW w:type="dxa" w:w="674"/>
+            <w:tcMar>
+              <w:top w:type="dxa" w:w="60"/>
+              <w:left w:type="dxa" w:w="80"/>
+              <w:bottom w:type="dxa" w:w="60"/>
+              <w:right w:type="dxa" w:w="80"/>
+            </w:tcMar>
+          </w:tcPr>
+          <w:p>
+            <w:r>
+              <w:rPr>
+                <w:sz w:val="16"/>
+                <w:szCs w:val="16"/>
+              </w:rPr>
+              <w:t xml:space="preserve">2025</w:t>
+            </w:r>
+          </w:p>
+        </w:tc>
+        <w:tc>
+          <w:tcPr>
+            <w:tcW w:type="dxa" w:w="674"/>
+            <w:tcMar>
+              <w:top w:type="dxa" w:w="60"/>
+              <w:left w:type="dxa" w:w="80"/>
+              <w:bottom w:type="dxa" w:w="60"/>
+              <w:right w:type="dxa" w:w="80"/>
+            </w:tcMar>
+          </w:tcPr>
+          <w:p>
+            <w:r>
+              <w:rPr>
+                <w:sz w:val="16"/>
+                <w:szCs w:val="16"/>
+              </w:rPr>
+              <w:t xml:space="preserve">15 min</w:t>
+            </w:r>
+          </w:p>
+        </w:tc>
+        <w:tc>
+          <w:tcPr>
+            <w:tcW w:type="dxa" w:w="839"/>
+            <w:tcMar>
+              <w:top w:type="dxa" w:w="60"/>
+              <w:left w:type="dxa" w:w="80"/>
+              <w:bottom w:type="dxa" w:w="60"/>
+              <w:right w:type="dxa" w:w="80"/>
+            </w:tcMar>
+          </w:tcPr>
+          <w:p>
+            <w:r>
+              <w:rPr>
+                <w:sz w:val="16"/>
+                <w:szCs w:val="16"/>
+              </w:rPr>
+              <w:t xml:space="preserve">IA generativa y datos personales con un caso de 2025; calienta el Taller 2.</w:t>
+            </w:r>
+          </w:p>
+        </w:tc>
+      </w:tr>
+      <w:tr>
+        <w:trPr>
+          <w:tblHeader w:val="off"/>
+        </w:trPr>
+        <w:tc>
+          <w:tcPr>
+            <w:tcW w:type="dxa" w:w="674"/>
+            <w:tcMar>
+              <w:top w:type="dxa" w:w="60"/>
+              <w:left w:type="dxa" w:w="80"/>
+              <w:bottom w:type="dxa" w:w="60"/>
+              <w:right w:type="dxa" w:w="80"/>
+            </w:tcMar>
+          </w:tcPr>
+          <w:p>
+            <w:r>
+              <w:rPr>
+                <w:sz w:val="16"/>
+                <w:szCs w:val="16"/>
+              </w:rPr>
+              <w:t xml:space="preserve">7 (opcional)</w:t>
+            </w:r>
+          </w:p>
+        </w:tc>
+        <w:tc>
+          <w:tcPr>
+            <w:tcW w:type="dxa" w:w="6103"/>
+            <w:tcMar>
+              <w:top w:type="dxa" w:w="60"/>
+              <w:left w:type="dxa" w:w="80"/>
+              <w:bottom w:type="dxa" w:w="60"/>
+              <w:right w:type="dxa" w:w="80"/>
+            </w:tcMar>
+          </w:tcPr>
+          <w:p>
+            <w:r>
+              <w:rPr>
+                <w:b/>
+                <w:bCs/>
+                <w:sz w:val="16"/>
+                <w:szCs w:val="16"/>
+              </w:rPr>
+              <w:t xml:space="preserve">Developments in the Law — Artificial Intelligence</w:t>
+            </w:r>
+            <w:r>
+              <w:rPr>
+                <w:sz w:val="16"/>
+                <w:szCs w:val="16"/>
+              </w:rPr>
+              <w:t xml:space="preserve"> — Harvard Law Review, vol. 138 (abril de 2025); capítulo sobre antidiscriminación en la era de la IA. </w:t>
+            </w:r>
+            <w:hyperlink w:history="1" r:id="rId6t0groso5pqcmruk0lnfv">
+              <w:r>
+                <w:rPr>
+                  <w:rStyle w:val="Hyperlink"/>
+                  <w:sz w:val="16"/>
+                  <w:szCs w:val="16"/>
+                </w:rPr>
+                <w:t xml:space="preserve">https://harvardlawreview.org/print/vol-138/developments-in-the-law-artificial-intelligence/</w:t>
+              </w:r>
+            </w:hyperlink>
+          </w:p>
+        </w:tc>
+        <w:tc>
+          <w:tcPr>
+            <w:tcW w:type="dxa" w:w="674"/>
+            <w:tcMar>
+              <w:top w:type="dxa" w:w="60"/>
+              <w:left w:type="dxa" w:w="80"/>
+              <w:bottom w:type="dxa" w:w="60"/>
+              <w:right w:type="dxa" w:w="80"/>
+            </w:tcMar>
+          </w:tcPr>
+          <w:p>
+            <w:r>
+              <w:rPr>
+                <w:sz w:val="16"/>
+                <w:szCs w:val="16"/>
+              </w:rPr>
+              <w:t xml:space="preserve">Harvard</w:t>
+            </w:r>
+          </w:p>
+        </w:tc>
+        <w:tc>
+          <w:tcPr>
+            <w:tcW w:type="dxa" w:w="674"/>
+            <w:tcMar>
+              <w:top w:type="dxa" w:w="60"/>
+              <w:left w:type="dxa" w:w="80"/>
+              <w:bottom w:type="dxa" w:w="60"/>
+              <w:right w:type="dxa" w:w="80"/>
+            </w:tcMar>
+          </w:tcPr>
+          <w:p>
+            <w:r>
+              <w:rPr>
+                <w:sz w:val="16"/>
+                <w:szCs w:val="16"/>
+              </w:rPr>
+              <w:t xml:space="preserve">2025</w:t>
+            </w:r>
+          </w:p>
+        </w:tc>
+        <w:tc>
+          <w:tcPr>
+            <w:tcW w:type="dxa" w:w="674"/>
+            <w:tcMar>
+              <w:top w:type="dxa" w:w="60"/>
+              <w:left w:type="dxa" w:w="80"/>
+              <w:bottom w:type="dxa" w:w="60"/>
+              <w:right w:type="dxa" w:w="80"/>
+            </w:tcMar>
+          </w:tcPr>
+          <w:p>
+            <w:r>
+              <w:rPr>
+                <w:sz w:val="16"/>
+                <w:szCs w:val="16"/>
+              </w:rPr>
+              <w:t xml:space="preserve">30 min</w:t>
+            </w:r>
+          </w:p>
+        </w:tc>
+        <w:tc>
+          <w:tcPr>
+            <w:tcW w:type="dxa" w:w="839"/>
+            <w:tcMar>
+              <w:top w:type="dxa" w:w="60"/>
+              <w:left w:type="dxa" w:w="80"/>
+              <w:bottom w:type="dxa" w:w="60"/>
+              <w:right w:type="dxa" w:w="80"/>
+            </w:tcMar>
+          </w:tcPr>
+          <w:p>
+            <w:r>
+              <w:rPr>
+                <w:sz w:val="16"/>
+                <w:szCs w:val="16"/>
+              </w:rPr>
+              <w:t xml:space="preserve">Panorama doctrinal reciente para el bloque de decisiones automatizadas.</w:t>
+            </w:r>
+          </w:p>
+        </w:tc>
+      </w:tr>
+      <w:tr>
+        <w:trPr>
+          <w:tblHeader w:val="off"/>
+        </w:trPr>
+        <w:tc>
+          <w:tcPr>
+            <w:tcW w:type="dxa" w:w="674"/>
+            <w:tcMar>
+              <w:top w:type="dxa" w:w="60"/>
+              <w:left w:type="dxa" w:w="80"/>
+              <w:bottom w:type="dxa" w:w="60"/>
+              <w:right w:type="dxa" w:w="80"/>
+            </w:tcMar>
+          </w:tcPr>
+          <w:p>
+            <w:r>
+              <w:rPr>
+                <w:sz w:val="16"/>
+                <w:szCs w:val="16"/>
+              </w:rPr>
+              <w:t xml:space="preserve">8 (herramientas)</w:t>
+            </w:r>
+          </w:p>
+        </w:tc>
+        <w:tc>
+          <w:tcPr>
+            <w:tcW w:type="dxa" w:w="6103"/>
+            <w:tcMar>
+              <w:top w:type="dxa" w:w="60"/>
+              <w:left w:type="dxa" w:w="80"/>
+              <w:bottom w:type="dxa" w:w="60"/>
+              <w:right w:type="dxa" w:w="80"/>
+            </w:tcMar>
+          </w:tcPr>
+          <w:p>
+            <w:r>
+              <w:rPr>
+                <w:b/>
+                <w:bCs/>
+                <w:sz w:val="16"/>
+                <w:szCs w:val="16"/>
+              </w:rPr>
+              <w:t xml:space="preserve">Toolkit ético legal de inteligencia artificial</w:t>
+            </w:r>
+            <w:r>
+              <w:rPr>
+                <w:sz w:val="16"/>
+                <w:szCs w:val="16"/>
+              </w:rPr>
+              <w:t xml:space="preserve"> (Facultad de Derecho y GECTI). </w:t>
+            </w:r>
+            <w:hyperlink w:history="1" r:id="rIdiww3tivhhnjtcx07tu-py">
+              <w:r>
+                <w:rPr>
+                  <w:rStyle w:val="Hyperlink"/>
+                  <w:sz w:val="16"/>
+                  <w:szCs w:val="16"/>
+                </w:rPr>
+                <w:t xml:space="preserve">https://derecho.uniandes.edu.co/es/toolkit-etico-legal-de-inteligencia-artificial</w:t>
+              </w:r>
+            </w:hyperlink>
+            <w:r>
+              <w:rPr>
+                <w:sz w:val="16"/>
+                <w:szCs w:val="16"/>
+              </w:rPr>
+              <w:t xml:space="preserve"> — y </w:t>
+            </w:r>
+            <w:r>
+              <w:rPr>
+                <w:b/>
+                <w:bCs/>
+                <w:sz w:val="16"/>
+                <w:szCs w:val="16"/>
+              </w:rPr>
+              <w:t xml:space="preserve">Guía GECTI de responsabilidad demostrada en transferencias internacionales</w:t>
+            </w:r>
+            <w:r>
+              <w:rPr>
+                <w:sz w:val="16"/>
+                <w:szCs w:val="16"/>
+              </w:rPr>
+              <w:t xml:space="preserve"> (Remolina y Álvarez, 2018; sigue siendo la lista de verificación operativa). </w:t>
+            </w:r>
+            <w:hyperlink w:history="1" r:id="rIdczt4uapwhlux-epgxepro">
+              <w:r>
+                <w:rPr>
+                  <w:rStyle w:val="Hyperlink"/>
+                  <w:sz w:val="16"/>
+                  <w:szCs w:val="16"/>
+                </w:rPr>
+                <w:t xml:space="preserve">https://habeasdatacolombia.uniandes.edu.co/?p=2817</w:t>
+              </w:r>
+            </w:hyperlink>
+          </w:p>
+        </w:tc>
+        <w:tc>
+          <w:tcPr>
+            <w:tcW w:type="dxa" w:w="674"/>
+            <w:tcMar>
+              <w:top w:type="dxa" w:w="60"/>
+              <w:left w:type="dxa" w:w="80"/>
+              <w:bottom w:type="dxa" w:w="60"/>
+              <w:right w:type="dxa" w:w="80"/>
+            </w:tcMar>
+          </w:tcPr>
+          <w:p>
+            <w:r>
+              <w:rPr>
+                <w:sz w:val="16"/>
+                <w:szCs w:val="16"/>
+              </w:rPr>
+              <w:t xml:space="preserve">Uniandes</w:t>
+            </w:r>
+          </w:p>
+        </w:tc>
+        <w:tc>
+          <w:tcPr>
+            <w:tcW w:type="dxa" w:w="674"/>
+            <w:tcMar>
+              <w:top w:type="dxa" w:w="60"/>
+              <w:left w:type="dxa" w:w="80"/>
+              <w:bottom w:type="dxa" w:w="60"/>
+              <w:right w:type="dxa" w:w="80"/>
+            </w:tcMar>
+          </w:tcPr>
+          <w:p>
+            <w:r>
+              <w:rPr>
+                <w:sz w:val="16"/>
+                <w:szCs w:val="16"/>
+              </w:rPr>
+              <w:t xml:space="preserve">reciente / 2018</w:t>
+            </w:r>
+          </w:p>
+        </w:tc>
+        <w:tc>
+          <w:tcPr>
+            <w:tcW w:type="dxa" w:w="674"/>
+            <w:tcMar>
+              <w:top w:type="dxa" w:w="60"/>
+              <w:left w:type="dxa" w:w="80"/>
+              <w:bottom w:type="dxa" w:w="60"/>
+              <w:right w:type="dxa" w:w="80"/>
+            </w:tcMar>
+          </w:tcPr>
+          <w:p>
+            <w:r>
+              <w:rPr>
+                <w:sz w:val="16"/>
+                <w:szCs w:val="16"/>
+              </w:rPr>
+              <w:t xml:space="preserve">15 min</w:t>
+            </w:r>
+          </w:p>
+        </w:tc>
+        <w:tc>
+          <w:tcPr>
+            <w:tcW w:type="dxa" w:w="839"/>
+            <w:tcMar>
+              <w:top w:type="dxa" w:w="60"/>
+              <w:left w:type="dxa" w:w="80"/>
+              <w:bottom w:type="dxa" w:w="60"/>
+              <w:right w:type="dxa" w:w="80"/>
+            </w:tcMar>
+          </w:tcPr>
+          <w:p>
+            <w:r>
+              <w:rPr>
+                <w:sz w:val="16"/>
+                <w:szCs w:val="16"/>
+              </w:rPr>
+              <w:t xml:space="preserve">Instrumentos del Taller 2.</w:t>
+            </w:r>
+          </w:p>
+        </w:tc>
+      </w:tr>
+      <w:tr>
+        <w:trPr>
+          <w:tblHeader w:val="off"/>
+        </w:trPr>
+        <w:tc>
+          <w:tcPr>
+            <w:tcW w:type="dxa" w:w="674"/>
+            <w:tcMar>
+              <w:top w:type="dxa" w:w="60"/>
+              <w:left w:type="dxa" w:w="80"/>
+              <w:bottom w:type="dxa" w:w="60"/>
+              <w:right w:type="dxa" w:w="80"/>
+            </w:tcMar>
+          </w:tcPr>
+          <w:p>
+            <w:r>
+              <w:rPr>
+                <w:sz w:val="16"/>
+                <w:szCs w:val="16"/>
+              </w:rPr>
+              <w:t xml:space="preserve">9 (doctrina de referencia)</w:t>
+            </w:r>
+          </w:p>
+        </w:tc>
+        <w:tc>
+          <w:tcPr>
+            <w:tcW w:type="dxa" w:w="6103"/>
+            <w:tcMar>
+              <w:top w:type="dxa" w:w="60"/>
+              <w:left w:type="dxa" w:w="80"/>
+              <w:bottom w:type="dxa" w:w="60"/>
+              <w:right w:type="dxa" w:w="80"/>
+            </w:tcMar>
+          </w:tcPr>
+          <w:p>
+            <w:r>
+              <w:rPr>
+                <w:b/>
+                <w:bCs/>
+                <w:sz w:val="16"/>
+                <w:szCs w:val="16"/>
+              </w:rPr>
               <w:t xml:space="preserve">Blockchain y contratos inteligentes: aproximación a sus problemáticas y retos jurídicos</w:t>
             </w:r>
             <w:r>
@@ -1282,9 +2183,9 @@
                 <w:sz w:val="16"/>
                 <w:szCs w:val="16"/>
               </w:rPr>
-              <w:t xml:space="preserve"> — Jorge Padilla Sánchez, Revista de Derecho Privado n.º 39 (2020), pp. 175-201. </w:t>
-            </w:r>
-            <w:hyperlink w:history="1" r:id="rIdbggm-8odl3d6uv_spdgem">
+              <w:t xml:space="preserve"> — Jorge Padilla Sánchez, Revista de Derecho Privado n.º 39 (2020). </w:t>
+            </w:r>
+            <w:hyperlink w:history="1" r:id="rIdpvuks6lvzrjcbwyxw-jzm">
               <w:r>
                 <w:rPr>
                   <w:rStyle w:val="Hyperlink"/>
@@ -1332,275 +2233,47 @@
                 <w:sz w:val="16"/>
                 <w:szCs w:val="16"/>
               </w:rPr>
-              <w:t xml:space="preserve">20 min (secciones sobre inmutabilidad y errores de programación)</w:t>
-            </w:r>
-          </w:p>
-        </w:tc>
-        <w:tc>
-          <w:tcPr>
-            <w:tcW w:type="dxa" w:w="2157"/>
-            <w:tcMar>
-              <w:top w:type="dxa" w:w="60"/>
-              <w:left w:type="dxa" w:w="80"/>
-              <w:bottom w:type="dxa" w:w="60"/>
-              <w:right w:type="dxa" w:w="80"/>
-            </w:tcMar>
-          </w:tcPr>
-          <w:p>
-            <w:r>
-              <w:rPr>
-                <w:sz w:val="16"/>
-                <w:szCs w:val="16"/>
-              </w:rPr>
-              <w:t xml:space="preserve">Quien lo lea completo llega al Taller 1 con los argumentos para las cláusulas de pausa y prevalencia del texto.</w:t>
-            </w:r>
-          </w:p>
-        </w:tc>
-      </w:tr>
-      <w:tr>
-        <w:trPr>
-          <w:tblHeader w:val="off"/>
-        </w:trPr>
-        <w:tc>
-          <w:tcPr>
-            <w:tcW w:type="dxa" w:w="674"/>
-            <w:tcMar>
-              <w:top w:type="dxa" w:w="60"/>
-              <w:left w:type="dxa" w:w="80"/>
-              <w:bottom w:type="dxa" w:w="60"/>
-              <w:right w:type="dxa" w:w="80"/>
-            </w:tcMar>
-          </w:tcPr>
-          <w:p>
-            <w:r>
-              <w:rPr>
-                <w:sz w:val="16"/>
-                <w:szCs w:val="16"/>
-              </w:rPr>
-              <w:t xml:space="preserve">5 (opcional)</w:t>
-            </w:r>
-          </w:p>
-        </w:tc>
-        <w:tc>
-          <w:tcPr>
-            <w:tcW w:type="dxa" w:w="5459"/>
-            <w:tcMar>
-              <w:top w:type="dxa" w:w="60"/>
-              <w:left w:type="dxa" w:w="80"/>
-              <w:bottom w:type="dxa" w:w="60"/>
-              <w:right w:type="dxa" w:w="80"/>
-            </w:tcMar>
-          </w:tcPr>
-          <w:p>
-            <w:r>
-              <w:rPr>
-                <w:b/>
-                <w:bCs/>
-                <w:sz w:val="16"/>
-                <w:szCs w:val="16"/>
-              </w:rPr>
-              <w:t xml:space="preserve">Guía GECTI para la implementación del principio de responsabilidad demostrada (accountability) en las transferencias internacionales de datos personales</w:t>
-            </w:r>
-            <w:r>
-              <w:rPr>
-                <w:sz w:val="16"/>
-                <w:szCs w:val="16"/>
-              </w:rPr>
-              <w:t xml:space="preserve"> — Nelson Remolina Angarita y Luisa Fernanda Álvarez Zuluaga (2018). </w:t>
-            </w:r>
-            <w:hyperlink w:history="1" r:id="rIdoy7r8ums803lfd2l7kwb5">
-              <w:r>
-                <w:rPr>
-                  <w:rStyle w:val="Hyperlink"/>
-                  <w:sz w:val="16"/>
-                  <w:szCs w:val="16"/>
-                </w:rPr>
-                <w:t xml:space="preserve">https://habeasdatacolombia.uniandes.edu.co/?p=2817</w:t>
-              </w:r>
-            </w:hyperlink>
-          </w:p>
-        </w:tc>
-        <w:tc>
-          <w:tcPr>
-            <w:tcW w:type="dxa" w:w="674"/>
-            <w:tcMar>
-              <w:top w:type="dxa" w:w="60"/>
-              <w:left w:type="dxa" w:w="80"/>
-              <w:bottom w:type="dxa" w:w="60"/>
-              <w:right w:type="dxa" w:w="80"/>
-            </w:tcMar>
-          </w:tcPr>
-          <w:p>
-            <w:r>
-              <w:rPr>
-                <w:sz w:val="16"/>
-                <w:szCs w:val="16"/>
-              </w:rPr>
-              <w:t xml:space="preserve">Uniandes</w:t>
-            </w:r>
-          </w:p>
-        </w:tc>
-        <w:tc>
-          <w:tcPr>
-            <w:tcW w:type="dxa" w:w="674"/>
-            <w:tcMar>
-              <w:top w:type="dxa" w:w="60"/>
-              <w:left w:type="dxa" w:w="80"/>
-              <w:bottom w:type="dxa" w:w="60"/>
-              <w:right w:type="dxa" w:w="80"/>
-            </w:tcMar>
-          </w:tcPr>
-          <w:p>
-            <w:r>
-              <w:rPr>
-                <w:sz w:val="16"/>
-                <w:szCs w:val="16"/>
-              </w:rPr>
-              <w:t xml:space="preserve">15 min (hojear la lista de verificación)</w:t>
-            </w:r>
-          </w:p>
-        </w:tc>
-        <w:tc>
-          <w:tcPr>
-            <w:tcW w:type="dxa" w:w="2157"/>
-            <w:tcMar>
-              <w:top w:type="dxa" w:w="60"/>
-              <w:left w:type="dxa" w:w="80"/>
-              <w:bottom w:type="dxa" w:w="60"/>
-              <w:right w:type="dxa" w:w="80"/>
-            </w:tcMar>
-          </w:tcPr>
-          <w:p>
-            <w:r>
-              <w:rPr>
-                <w:sz w:val="16"/>
-                <w:szCs w:val="16"/>
-              </w:rPr>
-              <w:t xml:space="preserve">Herramienta operativa del Taller 2.</w:t>
-            </w:r>
-          </w:p>
-        </w:tc>
-      </w:tr>
-      <w:tr>
-        <w:trPr>
-          <w:tblHeader w:val="off"/>
-        </w:trPr>
-        <w:tc>
-          <w:tcPr>
-            <w:tcW w:type="dxa" w:w="674"/>
-            <w:tcMar>
-              <w:top w:type="dxa" w:w="60"/>
-              <w:left w:type="dxa" w:w="80"/>
-              <w:bottom w:type="dxa" w:w="60"/>
-              <w:right w:type="dxa" w:w="80"/>
-            </w:tcMar>
-          </w:tcPr>
-          <w:p>
-            <w:r>
-              <w:rPr>
-                <w:sz w:val="16"/>
-                <w:szCs w:val="16"/>
-              </w:rPr>
-              <w:t xml:space="preserve">6 (opcional)</w:t>
-            </w:r>
-          </w:p>
-        </w:tc>
-        <w:tc>
-          <w:tcPr>
-            <w:tcW w:type="dxa" w:w="5459"/>
-            <w:tcMar>
-              <w:top w:type="dxa" w:w="60"/>
-              <w:left w:type="dxa" w:w="80"/>
-              <w:bottom w:type="dxa" w:w="60"/>
-              <w:right w:type="dxa" w:w="80"/>
-            </w:tcMar>
-          </w:tcPr>
-          <w:p>
-            <w:r>
-              <w:rPr>
-                <w:b/>
-                <w:bCs/>
-                <w:sz w:val="16"/>
-                <w:szCs w:val="16"/>
-              </w:rPr>
-              <w:t xml:space="preserve">Code Is Law: On Liberty in Cyberspace</w:t>
-            </w:r>
-            <w:r>
-              <w:rPr>
-                <w:sz w:val="16"/>
-                <w:szCs w:val="16"/>
-              </w:rPr>
-              <w:t xml:space="preserve"> — Lawrence Lessig, Harvard Magazine (2000); se envía hoja con pasajes traducidos. </w:t>
-            </w:r>
-            <w:hyperlink w:history="1" r:id="rIddnodjkzkizg4_iej8bwdf">
-              <w:r>
-                <w:rPr>
-                  <w:rStyle w:val="Hyperlink"/>
-                  <w:sz w:val="16"/>
-                  <w:szCs w:val="16"/>
-                </w:rPr>
-                <w:t xml:space="preserve">https://www.harvardmagazine.com/2000/01/code-is-law-html</w:t>
-              </w:r>
-            </w:hyperlink>
-          </w:p>
-        </w:tc>
-        <w:tc>
-          <w:tcPr>
-            <w:tcW w:type="dxa" w:w="674"/>
-            <w:tcMar>
-              <w:top w:type="dxa" w:w="60"/>
-              <w:left w:type="dxa" w:w="80"/>
-              <w:bottom w:type="dxa" w:w="60"/>
-              <w:right w:type="dxa" w:w="80"/>
-            </w:tcMar>
-          </w:tcPr>
-          <w:p>
-            <w:r>
-              <w:rPr>
-                <w:sz w:val="16"/>
-                <w:szCs w:val="16"/>
-              </w:rPr>
-              <w:t xml:space="preserve">Harvard</w:t>
-            </w:r>
-          </w:p>
-        </w:tc>
-        <w:tc>
-          <w:tcPr>
-            <w:tcW w:type="dxa" w:w="674"/>
-            <w:tcMar>
-              <w:top w:type="dxa" w:w="60"/>
-              <w:left w:type="dxa" w:w="80"/>
-              <w:bottom w:type="dxa" w:w="60"/>
-              <w:right w:type="dxa" w:w="80"/>
-            </w:tcMar>
-          </w:tcPr>
-          <w:p>
-            <w:r>
-              <w:rPr>
-                <w:sz w:val="16"/>
-                <w:szCs w:val="16"/>
-              </w:rPr>
-              <w:t xml:space="preserve">15 min</w:t>
-            </w:r>
-          </w:p>
-        </w:tc>
-        <w:tc>
-          <w:tcPr>
-            <w:tcW w:type="dxa" w:w="2157"/>
-            <w:tcMar>
-              <w:top w:type="dxa" w:w="60"/>
-              <w:left w:type="dxa" w:w="80"/>
-              <w:bottom w:type="dxa" w:w="60"/>
-              <w:right w:type="dxa" w:w="80"/>
-            </w:tcMar>
-          </w:tcPr>
-          <w:p>
-            <w:r>
-              <w:rPr>
-                <w:sz w:val="16"/>
-                <w:szCs w:val="16"/>
-              </w:rPr>
-              <w:t xml:space="preserve">Marco de las cuatro modalidades de regulación que se usa en la apertura y el cierre.</w:t>
+              <w:t xml:space="preserve">2020</w:t>
+            </w:r>
+          </w:p>
+        </w:tc>
+        <w:tc>
+          <w:tcPr>
+            <w:tcW w:type="dxa" w:w="674"/>
+            <w:tcMar>
+              <w:top w:type="dxa" w:w="60"/>
+              <w:left w:type="dxa" w:w="80"/>
+              <w:bottom w:type="dxa" w:w="60"/>
+              <w:right w:type="dxa" w:w="80"/>
+            </w:tcMar>
+          </w:tcPr>
+          <w:p>
+            <w:r>
+              <w:rPr>
+                <w:sz w:val="16"/>
+                <w:szCs w:val="16"/>
+              </w:rPr>
+              <w:t xml:space="preserve">20 min</w:t>
+            </w:r>
+          </w:p>
+        </w:tc>
+        <w:tc>
+          <w:tcPr>
+            <w:tcW w:type="dxa" w:w="839"/>
+            <w:tcMar>
+              <w:top w:type="dxa" w:w="60"/>
+              <w:left w:type="dxa" w:w="80"/>
+              <w:bottom w:type="dxa" w:w="60"/>
+              <w:right w:type="dxa" w:w="80"/>
+            </w:tcMar>
+          </w:tcPr>
+          <w:p>
+            <w:r>
+              <w:rPr>
+                <w:sz w:val="16"/>
+                <w:szCs w:val="16"/>
+              </w:rPr>
+              <w:t xml:space="preserve">Único texto anterior a 2024 en la lista: no se localizó un análisis de 2024-2026 de las tres universidades sobre inmutabilidad y remedios en smart contracts; se usa solo el extracto de una página en la lectura guiada.</w:t>
             </w:r>
           </w:p>
         </w:tc>
@@ -1629,10 +2302,10 @@
       </w:tblPr>
       <w:tblGrid>
         <w:gridCol w:w="674"/>
-        <w:gridCol w:w="2909"/>
-        <w:gridCol w:w="1092"/>
+        <w:gridCol w:w="2676"/>
+        <w:gridCol w:w="970"/>
         <w:gridCol w:w="674"/>
-        <w:gridCol w:w="4289"/>
+        <w:gridCol w:w="4644"/>
       </w:tblGrid>
       <w:tr>
         <w:trPr>
@@ -1663,7 +2336,7 @@
         </w:tc>
         <w:tc>
           <w:tcPr>
-            <w:tcW w:type="dxa" w:w="2909"/>
+            <w:tcW w:type="dxa" w:w="2676"/>
             <w:shd w:fill="E8EEF7" w:color="auto" w:val="clear"/>
             <w:tcMar>
               <w:top w:type="dxa" w:w="60"/>
@@ -1686,7 +2359,7 @@
         </w:tc>
         <w:tc>
           <w:tcPr>
-            <w:tcW w:type="dxa" w:w="1092"/>
+            <w:tcW w:type="dxa" w:w="970"/>
             <w:shd w:fill="E8EEF7" w:color="auto" w:val="clear"/>
             <w:tcMar>
               <w:top w:type="dxa" w:w="60"/>
@@ -1732,7 +2405,7 @@
         </w:tc>
         <w:tc>
           <w:tcPr>
-            <w:tcW w:type="dxa" w:w="4289"/>
+            <w:tcW w:type="dxa" w:w="4644"/>
             <w:shd w:fill="E8EEF7" w:color="auto" w:val="clear"/>
             <w:tcMar>
               <w:top w:type="dxa" w:w="60"/>
@@ -1780,7 +2453,7 @@
         </w:tc>
         <w:tc>
           <w:tcPr>
-            <w:tcW w:type="dxa" w:w="2909"/>
+            <w:tcW w:type="dxa" w:w="2676"/>
             <w:tcMar>
               <w:top w:type="dxa" w:w="60"/>
               <w:left w:type="dxa" w:w="80"/>
@@ -1800,7 +2473,7 @@
         </w:tc>
         <w:tc>
           <w:tcPr>
-            <w:tcW w:type="dxa" w:w="1092"/>
+            <w:tcW w:type="dxa" w:w="970"/>
             <w:tcMar>
               <w:top w:type="dxa" w:w="60"/>
               <w:left w:type="dxa" w:w="80"/>
@@ -1840,21 +2513,21 @@
         </w:tc>
         <w:tc>
           <w:tcPr>
-            <w:tcW w:type="dxa" w:w="4289"/>
-            <w:tcMar>
-              <w:top w:type="dxa" w:w="60"/>
-              <w:left w:type="dxa" w:w="80"/>
-              <w:bottom w:type="dxa" w:w="60"/>
-              <w:right w:type="dxa" w:w="80"/>
-            </w:tcMar>
-          </w:tcPr>
-          <w:p>
-            <w:r>
-              <w:rPr>
-                <w:sz w:val="16"/>
-                <w:szCs w:val="16"/>
-              </w:rPr>
-              <w:t xml:space="preserve">Lessig y Gasser-Almeida (Harvard); </w:t>
+            <w:tcW w:type="dxa" w:w="4644"/>
+            <w:tcMar>
+              <w:top w:type="dxa" w:w="60"/>
+              <w:left w:type="dxa" w:w="80"/>
+              <w:bottom w:type="dxa" w:w="60"/>
+              <w:right w:type="dxa" w:w="80"/>
+            </w:tcMar>
+          </w:tcPr>
+          <w:p>
+            <w:r>
+              <w:rPr>
+                <w:sz w:val="16"/>
+                <w:szCs w:val="16"/>
+              </w:rPr>
+              <w:t xml:space="preserve">Marco clásico de Lessig y Gasser-Almeida (Harvard); DeStefano, </w:t>
             </w:r>
             <w:r>
               <w:rPr>
@@ -1863,6 +2536,22 @@
                 <w:sz w:val="16"/>
                 <w:szCs w:val="16"/>
               </w:rPr>
+              <w:t xml:space="preserve">The Practice</w:t>
+            </w:r>
+            <w:r>
+              <w:rPr>
+                <w:sz w:val="16"/>
+                <w:szCs w:val="16"/>
+              </w:rPr>
+              <w:t xml:space="preserve"> 2026 (Harvard); </w:t>
+            </w:r>
+            <w:r>
+              <w:rPr>
+                <w:i/>
+                <w:iCs/>
+                <w:sz w:val="16"/>
+                <w:szCs w:val="16"/>
+              </w:rPr>
               <w:t xml:space="preserve">Derecho de las tecnologías y las tecnologías para el derecho</w:t>
             </w:r>
             <w:r>
@@ -1870,7 +2559,7 @@
                 <w:sz w:val="16"/>
                 <w:szCs w:val="16"/>
               </w:rPr>
-              <w:t xml:space="preserve"> (Uniandes); JOLT Primer (Harvard)</w:t>
+              <w:t xml:space="preserve"> (Uniandes, 2022)</w:t>
             </w:r>
           </w:p>
         </w:tc>
@@ -1901,27 +2590,27 @@
         </w:tc>
         <w:tc>
           <w:tcPr>
-            <w:tcW w:type="dxa" w:w="2909"/>
-            <w:tcMar>
-              <w:top w:type="dxa" w:w="60"/>
-              <w:left w:type="dxa" w:w="80"/>
-              <w:bottom w:type="dxa" w:w="60"/>
-              <w:right w:type="dxa" w:w="80"/>
-            </w:tcMar>
-          </w:tcPr>
-          <w:p>
-            <w:r>
-              <w:rPr>
-                <w:sz w:val="16"/>
-                <w:szCs w:val="16"/>
-              </w:rPr>
-              <w:t xml:space="preserve">Video 1: la IA en el trabajo del abogado</w:t>
-            </w:r>
-          </w:p>
-        </w:tc>
-        <w:tc>
-          <w:tcPr>
-            <w:tcW w:type="dxa" w:w="1092"/>
+            <w:tcW w:type="dxa" w:w="2676"/>
+            <w:tcMar>
+              <w:top w:type="dxa" w:w="60"/>
+              <w:left w:type="dxa" w:w="80"/>
+              <w:bottom w:type="dxa" w:w="60"/>
+              <w:right w:type="dxa" w:w="80"/>
+            </w:tcMar>
+          </w:tcPr>
+          <w:p>
+            <w:r>
+              <w:rPr>
+                <w:sz w:val="16"/>
+                <w:szCs w:val="16"/>
+              </w:rPr>
+              <w:t xml:space="preserve">Video 1: los desafíos del derecho en la era de la IA</w:t>
+            </w:r>
+          </w:p>
+        </w:tc>
+        <w:tc>
+          <w:tcPr>
+            <w:tcW w:type="dxa" w:w="970"/>
             <w:tcMar>
               <w:top w:type="dxa" w:w="60"/>
               <w:left w:type="dxa" w:w="80"/>
@@ -1961,7 +2650,7 @@
         </w:tc>
         <w:tc>
           <w:tcPr>
-            <w:tcW w:type="dxa" w:w="4289"/>
+            <w:tcW w:type="dxa" w:w="4644"/>
             <w:tcMar>
               <w:top w:type="dxa" w:w="60"/>
               <w:left w:type="dxa" w:w="80"/>
@@ -1977,14 +2666,14 @@
                 <w:sz w:val="16"/>
                 <w:szCs w:val="16"/>
               </w:rPr>
-              <w:t xml:space="preserve">Understanding Impacts of AI on the Legal Profession</w:t>
-            </w:r>
-            <w:r>
-              <w:rPr>
-                <w:sz w:val="16"/>
-                <w:szCs w:val="16"/>
-              </w:rPr>
-              <w:t xml:space="preserve">, CS50 for Lawyers (Harvard)</w:t>
+              <w:t xml:space="preserve">Desafíos del derecho en la era de la Inteligencia Artificial</w:t>
+            </w:r>
+            <w:r>
+              <w:rPr>
+                <w:sz w:val="16"/>
+                <w:szCs w:val="16"/>
+              </w:rPr>
+              <w:t xml:space="preserve"> (Facultad de Derecho Uniandes, febrero de 2026)</w:t>
             </w:r>
           </w:p>
         </w:tc>
@@ -2015,7 +2704,7 @@
         </w:tc>
         <w:tc>
           <w:tcPr>
-            <w:tcW w:type="dxa" w:w="2909"/>
+            <w:tcW w:type="dxa" w:w="2676"/>
             <w:tcMar>
               <w:top w:type="dxa" w:w="60"/>
               <w:left w:type="dxa" w:w="80"/>
@@ -2035,7 +2724,7 @@
         </w:tc>
         <w:tc>
           <w:tcPr>
-            <w:tcW w:type="dxa" w:w="1092"/>
+            <w:tcW w:type="dxa" w:w="970"/>
             <w:tcMar>
               <w:top w:type="dxa" w:w="60"/>
               <w:left w:type="dxa" w:w="80"/>
@@ -2075,7 +2764,7 @@
         </w:tc>
         <w:tc>
           <w:tcPr>
-            <w:tcW w:type="dxa" w:w="4289"/>
+            <w:tcW w:type="dxa" w:w="4644"/>
             <w:tcMar>
               <w:top w:type="dxa" w:w="60"/>
               <w:left w:type="dxa" w:w="80"/>
@@ -2120,7 +2809,7 @@
         </w:tc>
         <w:tc>
           <w:tcPr>
-            <w:tcW w:type="dxa" w:w="2909"/>
+            <w:tcW w:type="dxa" w:w="2676"/>
             <w:tcMar>
               <w:top w:type="dxa" w:w="60"/>
               <w:left w:type="dxa" w:w="80"/>
@@ -2140,7 +2829,7 @@
         </w:tc>
         <w:tc>
           <w:tcPr>
-            <w:tcW w:type="dxa" w:w="1092"/>
+            <w:tcW w:type="dxa" w:w="970"/>
             <w:tcMar>
               <w:top w:type="dxa" w:w="60"/>
               <w:left w:type="dxa" w:w="80"/>
@@ -2180,21 +2869,21 @@
         </w:tc>
         <w:tc>
           <w:tcPr>
-            <w:tcW w:type="dxa" w:w="4289"/>
-            <w:tcMar>
-              <w:top w:type="dxa" w:w="60"/>
-              <w:left w:type="dxa" w:w="80"/>
-              <w:bottom w:type="dxa" w:w="60"/>
-              <w:right w:type="dxa" w:w="80"/>
-            </w:tcMar>
-          </w:tcPr>
-          <w:p>
-            <w:r>
-              <w:rPr>
-                <w:sz w:val="16"/>
-                <w:szCs w:val="16"/>
-              </w:rPr>
-              <w:t xml:space="preserve">Relatoría T-323 (Externado); conferencia </w:t>
+            <w:tcW w:type="dxa" w:w="4644"/>
+            <w:tcMar>
+              <w:top w:type="dxa" w:w="60"/>
+              <w:left w:type="dxa" w:w="80"/>
+              <w:bottom w:type="dxa" w:w="60"/>
+              <w:right w:type="dxa" w:w="80"/>
+            </w:tcMar>
+          </w:tcPr>
+          <w:p>
+            <w:r>
+              <w:rPr>
+                <w:sz w:val="16"/>
+                <w:szCs w:val="16"/>
+              </w:rPr>
+              <w:t xml:space="preserve">Relatoría T-323 (Externado); Directrices UNESCO-Uniandes 2025; </w:t>
             </w:r>
             <w:r>
               <w:rPr>
@@ -2203,14 +2892,14 @@
                 <w:sz w:val="16"/>
                 <w:szCs w:val="16"/>
               </w:rPr>
-              <w:t xml:space="preserve">La regulación de la IA y el Estado de Derecho</w:t>
-            </w:r>
-            <w:r>
-              <w:rPr>
-                <w:sz w:val="16"/>
-                <w:szCs w:val="16"/>
-              </w:rPr>
-              <w:t xml:space="preserve"> (Uniandes)</w:t>
+              <w:t xml:space="preserve">Retos de la IA en la protección de los derechos humanos</w:t>
+            </w:r>
+            <w:r>
+              <w:rPr>
+                <w:sz w:val="16"/>
+                <w:szCs w:val="16"/>
+              </w:rPr>
+              <w:t xml:space="preserve"> (Uniandes, 2025)</w:t>
             </w:r>
           </w:p>
         </w:tc>
@@ -2241,27 +2930,27 @@
         </w:tc>
         <w:tc>
           <w:tcPr>
-            <w:tcW w:type="dxa" w:w="2909"/>
-            <w:tcMar>
-              <w:top w:type="dxa" w:w="60"/>
-              <w:left w:type="dxa" w:w="80"/>
-              <w:bottom w:type="dxa" w:w="60"/>
-              <w:right w:type="dxa" w:w="80"/>
-            </w:tcMar>
-          </w:tcPr>
-          <w:p>
-            <w:r>
-              <w:rPr>
-                <w:sz w:val="16"/>
-                <w:szCs w:val="16"/>
-              </w:rPr>
-              <w:t xml:space="preserve">Video 2: del contrato electrónico al smart contract</w:t>
-            </w:r>
-          </w:p>
-        </w:tc>
-        <w:tc>
-          <w:tcPr>
-            <w:tcW w:type="dxa" w:w="1092"/>
+            <w:tcW w:type="dxa" w:w="2676"/>
+            <w:tcMar>
+              <w:top w:type="dxa" w:w="60"/>
+              <w:left w:type="dxa" w:w="80"/>
+              <w:bottom w:type="dxa" w:w="60"/>
+              <w:right w:type="dxa" w:w="80"/>
+            </w:tcMar>
+          </w:tcPr>
+          <w:p>
+            <w:r>
+              <w:rPr>
+                <w:sz w:val="16"/>
+                <w:szCs w:val="16"/>
+              </w:rPr>
+              <w:t xml:space="preserve">Video 2: fraude cibernético por canales móviles y prueba electrónica</w:t>
+            </w:r>
+          </w:p>
+        </w:tc>
+        <w:tc>
+          <w:tcPr>
+            <w:tcW w:type="dxa" w:w="970"/>
             <w:tcMar>
               <w:top w:type="dxa" w:w="60"/>
               <w:left w:type="dxa" w:w="80"/>
@@ -2301,21 +2990,37 @@
         </w:tc>
         <w:tc>
           <w:tcPr>
-            <w:tcW w:type="dxa" w:w="4289"/>
-            <w:tcMar>
-              <w:top w:type="dxa" w:w="60"/>
-              <w:left w:type="dxa" w:w="80"/>
-              <w:bottom w:type="dxa" w:w="60"/>
-              <w:right w:type="dxa" w:w="80"/>
-            </w:tcMar>
-          </w:tcPr>
-          <w:p>
-            <w:r>
-              <w:rPr>
-                <w:sz w:val="16"/>
-                <w:szCs w:val="16"/>
-              </w:rPr>
-              <w:t xml:space="preserve">Conferencia de Daniel Peña Valenzuela (Externado)</w:t>
+            <w:tcW w:type="dxa" w:w="4644"/>
+            <w:tcMar>
+              <w:top w:type="dxa" w:w="60"/>
+              <w:left w:type="dxa" w:w="80"/>
+              <w:bottom w:type="dxa" w:w="60"/>
+              <w:right w:type="dxa" w:w="80"/>
+            </w:tcMar>
+          </w:tcPr>
+          <w:p>
+            <w:r>
+              <w:rPr>
+                <w:sz w:val="16"/>
+                <w:szCs w:val="16"/>
+              </w:rPr>
+              <w:t xml:space="preserve">Webinar </w:t>
+            </w:r>
+            <w:r>
+              <w:rPr>
+                <w:i/>
+                <w:iCs/>
+                <w:sz w:val="16"/>
+                <w:szCs w:val="16"/>
+              </w:rPr>
+              <w:t xml:space="preserve">Identificación de medidas para mitigar el fraude cibernético por medio de servicios móviles</w:t>
+            </w:r>
+            <w:r>
+              <w:rPr>
+                <w:sz w:val="16"/>
+                <w:szCs w:val="16"/>
+              </w:rPr>
+              <w:t xml:space="preserve"> (Externado, julio de 2025)</w:t>
             </w:r>
           </w:p>
         </w:tc>
@@ -2346,7 +3051,7 @@
         </w:tc>
         <w:tc>
           <w:tcPr>
-            <w:tcW w:type="dxa" w:w="2909"/>
+            <w:tcW w:type="dxa" w:w="2676"/>
             <w:tcMar>
               <w:top w:type="dxa" w:w="60"/>
               <w:left w:type="dxa" w:w="80"/>
@@ -2366,7 +3071,7 @@
         </w:tc>
         <w:tc>
           <w:tcPr>
-            <w:tcW w:type="dxa" w:w="1092"/>
+            <w:tcW w:type="dxa" w:w="970"/>
             <w:tcMar>
               <w:top w:type="dxa" w:w="60"/>
               <w:left w:type="dxa" w:w="80"/>
@@ -2406,7 +3111,7 @@
         </w:tc>
         <w:tc>
           <w:tcPr>
-            <w:tcW w:type="dxa" w:w="4289"/>
+            <w:tcW w:type="dxa" w:w="4644"/>
             <w:tcMar>
               <w:top w:type="dxa" w:w="60"/>
               <w:left w:type="dxa" w:w="80"/>
@@ -2451,7 +3156,7 @@
         </w:tc>
         <w:tc>
           <w:tcPr>
-            <w:tcW w:type="dxa" w:w="2909"/>
+            <w:tcW w:type="dxa" w:w="2676"/>
             <w:tcMar>
               <w:top w:type="dxa" w:w="60"/>
               <w:left w:type="dxa" w:w="80"/>
@@ -2471,7 +3176,7 @@
         </w:tc>
         <w:tc>
           <w:tcPr>
-            <w:tcW w:type="dxa" w:w="1092"/>
+            <w:tcW w:type="dxa" w:w="970"/>
             <w:tcMar>
               <w:top w:type="dxa" w:w="60"/>
               <w:left w:type="dxa" w:w="80"/>
@@ -2511,7 +3216,7 @@
         </w:tc>
         <w:tc>
           <w:tcPr>
-            <w:tcW w:type="dxa" w:w="4289"/>
+            <w:tcW w:type="dxa" w:w="4644"/>
             <w:tcMar>
               <w:top w:type="dxa" w:w="60"/>
               <w:left w:type="dxa" w:w="80"/>
@@ -2556,7 +3261,7 @@
         </w:tc>
         <w:tc>
           <w:tcPr>
-            <w:tcW w:type="dxa" w:w="2909"/>
+            <w:tcW w:type="dxa" w:w="2676"/>
             <w:tcMar>
               <w:top w:type="dxa" w:w="60"/>
               <w:left w:type="dxa" w:w="80"/>
@@ -2576,7 +3281,7 @@
         </w:tc>
         <w:tc>
           <w:tcPr>
-            <w:tcW w:type="dxa" w:w="1092"/>
+            <w:tcW w:type="dxa" w:w="970"/>
             <w:tcMar>
               <w:top w:type="dxa" w:w="60"/>
               <w:left w:type="dxa" w:w="80"/>
@@ -2616,7 +3321,7 @@
         </w:tc>
         <w:tc>
           <w:tcPr>
-            <w:tcW w:type="dxa" w:w="4289"/>
+            <w:tcW w:type="dxa" w:w="4644"/>
             <w:tcMar>
               <w:top w:type="dxa" w:w="60"/>
               <w:left w:type="dxa" w:w="80"/>
@@ -2661,27 +3366,27 @@
         </w:tc>
         <w:tc>
           <w:tcPr>
-            <w:tcW w:type="dxa" w:w="2909"/>
-            <w:tcMar>
-              <w:top w:type="dxa" w:w="60"/>
-              <w:left w:type="dxa" w:w="80"/>
-              <w:bottom w:type="dxa" w:w="60"/>
-              <w:right w:type="dxa" w:w="80"/>
-            </w:tcMar>
-          </w:tcPr>
-          <w:p>
-            <w:r>
-              <w:rPr>
-                <w:sz w:val="16"/>
-                <w:szCs w:val="16"/>
-              </w:rPr>
-              <w:t xml:space="preserve">Video 3 y marco: datos personales en la nube y en sistemas de IA</w:t>
-            </w:r>
-          </w:p>
-        </w:tc>
-        <w:tc>
-          <w:tcPr>
-            <w:tcW w:type="dxa" w:w="1092"/>
+            <w:tcW w:type="dxa" w:w="2676"/>
+            <w:tcMar>
+              <w:top w:type="dxa" w:w="60"/>
+              <w:left w:type="dxa" w:w="80"/>
+              <w:bottom w:type="dxa" w:w="60"/>
+              <w:right w:type="dxa" w:w="80"/>
+            </w:tcMar>
+          </w:tcPr>
+          <w:p>
+            <w:r>
+              <w:rPr>
+                <w:sz w:val="16"/>
+                <w:szCs w:val="16"/>
+              </w:rPr>
+              <w:t xml:space="preserve">Video 3 y marco: biometría, datos sensibles y sistemas de IA</w:t>
+            </w:r>
+          </w:p>
+        </w:tc>
+        <w:tc>
+          <w:tcPr>
+            <w:tcW w:type="dxa" w:w="970"/>
             <w:tcMar>
               <w:top w:type="dxa" w:w="60"/>
               <w:left w:type="dxa" w:w="80"/>
@@ -2721,21 +3426,30 @@
         </w:tc>
         <w:tc>
           <w:tcPr>
-            <w:tcW w:type="dxa" w:w="4289"/>
-            <w:tcMar>
-              <w:top w:type="dxa" w:w="60"/>
-              <w:left w:type="dxa" w:w="80"/>
-              <w:bottom w:type="dxa" w:w="60"/>
-              <w:right w:type="dxa" w:w="80"/>
-            </w:tcMar>
-          </w:tcPr>
-          <w:p>
-            <w:r>
-              <w:rPr>
-                <w:sz w:val="16"/>
-                <w:szCs w:val="16"/>
-              </w:rPr>
-              <w:t xml:space="preserve">Conferencia de Nelson Remolina sobre cloud computing (Uniandes); conversatorio Circular 002 de 2024 (Externado)</w:t>
+            <w:tcW w:type="dxa" w:w="4644"/>
+            <w:tcMar>
+              <w:top w:type="dxa" w:w="60"/>
+              <w:left w:type="dxa" w:w="80"/>
+              <w:bottom w:type="dxa" w:w="60"/>
+              <w:right w:type="dxa" w:w="80"/>
+            </w:tcMar>
+          </w:tcPr>
+          <w:p>
+            <w:r>
+              <w:rPr>
+                <w:i/>
+                <w:iCs/>
+                <w:sz w:val="16"/>
+                <w:szCs w:val="16"/>
+              </w:rPr>
+              <w:t xml:space="preserve">Biometría bajo la lupa: el caso Mercado Libre y las nuevas reglas de juego</w:t>
+            </w:r>
+            <w:r>
+              <w:rPr>
+                <w:sz w:val="16"/>
+                <w:szCs w:val="16"/>
+              </w:rPr>
+              <w:t xml:space="preserve">, con la SIC (Externado, julio de 2025); Circular 002 de 2024</w:t>
             </w:r>
           </w:p>
         </w:tc>
@@ -2766,7 +3480,7 @@
         </w:tc>
         <w:tc>
           <w:tcPr>
-            <w:tcW w:type="dxa" w:w="2909"/>
+            <w:tcW w:type="dxa" w:w="2676"/>
             <w:tcMar>
               <w:top w:type="dxa" w:w="60"/>
               <w:left w:type="dxa" w:w="80"/>
@@ -2786,7 +3500,7 @@
         </w:tc>
         <w:tc>
           <w:tcPr>
-            <w:tcW w:type="dxa" w:w="1092"/>
+            <w:tcW w:type="dxa" w:w="970"/>
             <w:tcMar>
               <w:top w:type="dxa" w:w="60"/>
               <w:left w:type="dxa" w:w="80"/>
@@ -2826,7 +3540,7 @@
         </w:tc>
         <w:tc>
           <w:tcPr>
-            <w:tcW w:type="dxa" w:w="4289"/>
+            <w:tcW w:type="dxa" w:w="4644"/>
             <w:tcMar>
               <w:top w:type="dxa" w:w="60"/>
               <w:left w:type="dxa" w:w="80"/>
@@ -2887,27 +3601,27 @@
         </w:tc>
         <w:tc>
           <w:tcPr>
-            <w:tcW w:type="dxa" w:w="2909"/>
-            <w:tcMar>
-              <w:top w:type="dxa" w:w="60"/>
-              <w:left w:type="dxa" w:w="80"/>
-              <w:bottom w:type="dxa" w:w="60"/>
-              <w:right w:type="dxa" w:w="80"/>
-            </w:tcMar>
-          </w:tcPr>
-          <w:p>
-            <w:r>
-              <w:rPr>
-                <w:sz w:val="16"/>
-                <w:szCs w:val="16"/>
-              </w:rPr>
-              <w:t xml:space="preserve">Video 4: apertura y supervisión de la IA</w:t>
-            </w:r>
-          </w:p>
-        </w:tc>
-        <w:tc>
-          <w:tcPr>
-            <w:tcW w:type="dxa" w:w="1092"/>
+            <w:tcW w:type="dxa" w:w="2676"/>
+            <w:tcMar>
+              <w:top w:type="dxa" w:w="60"/>
+              <w:left w:type="dxa" w:w="80"/>
+              <w:bottom w:type="dxa" w:w="60"/>
+              <w:right w:type="dxa" w:w="80"/>
+            </w:tcMar>
+          </w:tcPr>
+          <w:p>
+            <w:r>
+              <w:rPr>
+                <w:sz w:val="16"/>
+                <w:szCs w:val="16"/>
+              </w:rPr>
+              <w:t xml:space="preserve">Video 4: algoritmos que deciden sobre personas</w:t>
+            </w:r>
+          </w:p>
+        </w:tc>
+        <w:tc>
+          <w:tcPr>
+            <w:tcW w:type="dxa" w:w="970"/>
             <w:tcMar>
               <w:top w:type="dxa" w:w="60"/>
               <w:left w:type="dxa" w:w="80"/>
@@ -2947,21 +3661,21 @@
         </w:tc>
         <w:tc>
           <w:tcPr>
-            <w:tcW w:type="dxa" w:w="4289"/>
-            <w:tcMar>
-              <w:top w:type="dxa" w:w="60"/>
-              <w:left w:type="dxa" w:w="80"/>
-              <w:bottom w:type="dxa" w:w="60"/>
-              <w:right w:type="dxa" w:w="80"/>
-            </w:tcMar>
-          </w:tcPr>
-          <w:p>
-            <w:r>
-              <w:rPr>
-                <w:sz w:val="16"/>
-                <w:szCs w:val="16"/>
-              </w:rPr>
-              <w:t xml:space="preserve">Jonathan Zittrain, </w:t>
+            <w:tcW w:type="dxa" w:w="4644"/>
+            <w:tcMar>
+              <w:top w:type="dxa" w:w="60"/>
+              <w:left w:type="dxa" w:w="80"/>
+              <w:bottom w:type="dxa" w:w="60"/>
+              <w:right w:type="dxa" w:w="80"/>
+            </w:tcMar>
+          </w:tcPr>
+          <w:p>
+            <w:r>
+              <w:rPr>
+                <w:sz w:val="16"/>
+                <w:szCs w:val="16"/>
+              </w:rPr>
+              <w:t xml:space="preserve">Petrie-Flom Center 2026 Annual Conference, Panel 4: </w:t>
             </w:r>
             <w:r>
               <w:rPr>
@@ -2970,14 +3684,14 @@
                 <w:sz w:val="16"/>
                 <w:szCs w:val="16"/>
               </w:rPr>
-              <w:t xml:space="preserve">Openness and Oversight of AI</w:t>
-            </w:r>
-            <w:r>
-              <w:rPr>
-                <w:sz w:val="16"/>
-                <w:szCs w:val="16"/>
-              </w:rPr>
-              <w:t xml:space="preserve"> (Harvard)</w:t>
+              <w:t xml:space="preserve">New Technology, New Challenges</w:t>
+            </w:r>
+            <w:r>
+              <w:rPr>
+                <w:sz w:val="16"/>
+                <w:szCs w:val="16"/>
+              </w:rPr>
+              <w:t xml:space="preserve"> (Harvard Law School, 2026)</w:t>
             </w:r>
           </w:p>
         </w:tc>
@@ -3008,7 +3722,7 @@
         </w:tc>
         <w:tc>
           <w:tcPr>
-            <w:tcW w:type="dxa" w:w="2909"/>
+            <w:tcW w:type="dxa" w:w="2676"/>
             <w:tcMar>
               <w:top w:type="dxa" w:w="60"/>
               <w:left w:type="dxa" w:w="80"/>
@@ -3028,7 +3742,7 @@
         </w:tc>
         <w:tc>
           <w:tcPr>
-            <w:tcW w:type="dxa" w:w="1092"/>
+            <w:tcW w:type="dxa" w:w="970"/>
             <w:tcMar>
               <w:top w:type="dxa" w:w="60"/>
               <w:left w:type="dxa" w:w="80"/>
@@ -3068,21 +3782,21 @@
         </w:tc>
         <w:tc>
           <w:tcPr>
-            <w:tcW w:type="dxa" w:w="4289"/>
-            <w:tcMar>
-              <w:top w:type="dxa" w:w="60"/>
-              <w:left w:type="dxa" w:w="80"/>
-              <w:bottom w:type="dxa" w:w="60"/>
-              <w:right w:type="dxa" w:w="80"/>
-            </w:tcMar>
-          </w:tcPr>
-          <w:p>
-            <w:r>
-              <w:rPr>
-                <w:sz w:val="16"/>
-                <w:szCs w:val="16"/>
-              </w:rPr>
-              <w:t xml:space="preserve">Caso Modulate e </w:t>
+            <w:tcW w:type="dxa" w:w="4644"/>
+            <w:tcMar>
+              <w:top w:type="dxa" w:w="60"/>
+              <w:left w:type="dxa" w:w="80"/>
+              <w:bottom w:type="dxa" w:w="60"/>
+              <w:right w:type="dxa" w:w="80"/>
+            </w:tcMar>
+          </w:tcPr>
+          <w:p>
+            <w:r>
+              <w:rPr>
+                <w:sz w:val="16"/>
+                <w:szCs w:val="16"/>
+              </w:rPr>
+              <w:t xml:space="preserve">Bar-Gill y Sunstein, </w:t>
             </w:r>
             <w:r>
               <w:rPr>
@@ -3091,14 +3805,14 @@
                 <w:sz w:val="16"/>
                 <w:szCs w:val="16"/>
               </w:rPr>
-              <w:t xml:space="preserve">Intellectual Debt</w:t>
-            </w:r>
-            <w:r>
-              <w:rPr>
-                <w:sz w:val="16"/>
-                <w:szCs w:val="16"/>
-              </w:rPr>
-              <w:t xml:space="preserve"> (Harvard); ¿Afecta la IA las decisiones…? (Uniandes)</w:t>
+              <w:t xml:space="preserve">Algorithmic Harm</w:t>
+            </w:r>
+            <w:r>
+              <w:rPr>
+                <w:sz w:val="16"/>
+                <w:szCs w:val="16"/>
+              </w:rPr>
+              <w:t xml:space="preserve"> (Harvard, 2025); caso Modulate (Harvard, 2020, caso de estudio); ¿Afecta la IA las decisiones…? (Uniandes)</w:t>
             </w:r>
           </w:p>
         </w:tc>
@@ -3129,7 +3843,7 @@
         </w:tc>
         <w:tc>
           <w:tcPr>
-            <w:tcW w:type="dxa" w:w="2909"/>
+            <w:tcW w:type="dxa" w:w="2676"/>
             <w:tcMar>
               <w:top w:type="dxa" w:w="60"/>
               <w:left w:type="dxa" w:w="80"/>
@@ -3149,7 +3863,7 @@
         </w:tc>
         <w:tc>
           <w:tcPr>
-            <w:tcW w:type="dxa" w:w="1092"/>
+            <w:tcW w:type="dxa" w:w="970"/>
             <w:tcMar>
               <w:top w:type="dxa" w:w="60"/>
               <w:left w:type="dxa" w:w="80"/>
@@ -3189,21 +3903,21 @@
         </w:tc>
         <w:tc>
           <w:tcPr>
-            <w:tcW w:type="dxa" w:w="4289"/>
-            <w:tcMar>
-              <w:top w:type="dxa" w:w="60"/>
-              <w:left w:type="dxa" w:w="80"/>
-              <w:bottom w:type="dxa" w:w="60"/>
-              <w:right w:type="dxa" w:w="80"/>
-            </w:tcMar>
-          </w:tcPr>
-          <w:p>
-            <w:r>
-              <w:rPr>
-                <w:sz w:val="16"/>
-                <w:szCs w:val="16"/>
-              </w:rPr>
-              <w:t xml:space="preserve">Observatorio Ciro Angarita Barón (Uniandes); CS50 for Lawyers (Harvard); Especialización en Derecho Informático (Externado)</w:t>
+            <w:tcW w:type="dxa" w:w="4644"/>
+            <w:tcMar>
+              <w:top w:type="dxa" w:w="60"/>
+              <w:left w:type="dxa" w:w="80"/>
+              <w:bottom w:type="dxa" w:w="60"/>
+              <w:right w:type="dxa" w:w="80"/>
+            </w:tcMar>
+          </w:tcPr>
+          <w:p>
+            <w:r>
+              <w:rPr>
+                <w:sz w:val="16"/>
+                <w:szCs w:val="16"/>
+              </w:rPr>
+              <w:t xml:space="preserve">Relatorías 2025 de la Mesa Multiactor (Externado y Uniandes); AI Governance Speaker Series 2026 (Harvard); Uniandes Legal Fest 2026</w:t>
             </w:r>
           </w:p>
         </w:tc>
@@ -3315,158 +4029,132 @@
         <w:t xml:space="preserve">Derecho de las tecnologías y las tecnologías para el derecho</w:t>
       </w:r>
       <w:r>
-        <w:t xml:space="preserve"> (Uniandes, ed. María Lorena Flórez Rojas) y la del JOLT Primer: la IA ya ejecuta tareas jurídicas, pero la responsabilidad sigue siendo del abogado.</w:t>
-      </w:r>
-    </w:p>
-    <w:p>
-      <w:pPr>
-        <w:spacing w:after="120"/>
-      </w:pPr>
-      <w:r>
-        <w:rPr>
-          <w:b/>
-          <w:bCs/>
-        </w:rPr>
-        <w:t xml:space="preserve">Notas.</w:t>
-      </w:r>
-      <w:r>
-        <w:t xml:space="preserve"> Anunciar la regla de confidencialidad: todos los casos son ficticios y nadie ingresa datos reales de clientes en herramientas de IA durante la sesión. Cronómetro visible desde el minuto 0. Recordatorio de 60 segundos de la lectura previa sobre la T-323 para quien no la hizo.</w:t>
-      </w:r>
-    </w:p>
-    <w:p>
-      <w:pPr>
-        <w:spacing w:after="120"/>
-      </w:pPr>
-      <w:r>
-        <w:rPr>
-          <w:b/>
-          <w:bCs/>
-        </w:rPr>
-        <w:t xml:space="preserve">Fuentes.</w:t>
-      </w:r>
-      <w:r>
-        <w:t xml:space="preserve"> Lessig, </w:t>
+        <w:t xml:space="preserve"> (Uniandes, 2022, ed. María Lorena Flórez Rojas) y con la tesis de DeStefano en </w:t>
       </w:r>
       <w:r>
         <w:rPr>
           <w:i/>
           <w:iCs/>
         </w:rPr>
-        <w:t xml:space="preserve">Code Is Law</w:t>
-      </w:r>
-      <w:r>
-        <w:t xml:space="preserve"> (Harvard Magazine, 2000). Gasser y Almeida, </w:t>
+        <w:t xml:space="preserve">The Practice</w:t>
+      </w:r>
+      <w:r>
+        <w:t xml:space="preserve"> (Harvard, 2026): la IA es una «máquina de respuestas», pero el valor del abogado nunca estuvo solo en la respuesta.</w:t>
+      </w:r>
+    </w:p>
+    <w:p>
+      <w:pPr>
+        <w:spacing w:after="120"/>
+      </w:pPr>
+      <w:r>
+        <w:rPr>
+          <w:b/>
+          <w:bCs/>
+        </w:rPr>
+        <w:t xml:space="preserve">Notas.</w:t>
+      </w:r>
+      <w:r>
+        <w:t xml:space="preserve"> Anunciar la regla de confidencialidad: todos los casos son ficticios y nadie ingresa datos reales de clientes en herramientas de IA durante la sesión. Cronómetro visible desde el minuto 0. Recordatorio de 60 segundos de la lectura previa sobre la T-323 para quien no la hizo.</w:t>
+      </w:r>
+    </w:p>
+    <w:p>
+      <w:pPr>
+        <w:spacing w:after="120"/>
+      </w:pPr>
+      <w:r>
+        <w:rPr>
+          <w:b/>
+          <w:bCs/>
+        </w:rPr>
+        <w:t xml:space="preserve">Fuentes.</w:t>
+      </w:r>
+      <w:r>
+        <w:t xml:space="preserve"> Marco clásico: Lessig, </w:t>
       </w:r>
       <w:r>
         <w:rPr>
           <w:i/>
           <w:iCs/>
         </w:rPr>
-        <w:t xml:space="preserve">A Layered Model for AI Governance</w:t>
-      </w:r>
-      <w:r>
-        <w:t xml:space="preserve"> (2017, repositorio DASH de Harvard). Flórez Rojas (ed.), </w:t>
+        <w:t xml:space="preserve">Code Is Law</w:t>
+      </w:r>
+      <w:r>
+        <w:t xml:space="preserve"> (Harvard Magazine, 2000) y Gasser y Almeida, </w:t>
       </w:r>
       <w:r>
         <w:rPr>
           <w:i/>
           <w:iCs/>
         </w:rPr>
-        <w:t xml:space="preserve">Derecho de las tecnologías y las tecnologías para el derecho</w:t>
-      </w:r>
-      <w:r>
-        <w:t xml:space="preserve"> (Ediciones Uniandes). JOLT Digest, </w:t>
+        <w:t xml:space="preserve">A Layered Model for AI Governance</w:t>
+      </w:r>
+      <w:r>
+        <w:t xml:space="preserve"> (2017); se citan como esquemas, no como actualidad. Actualidad: DeStefano, </w:t>
       </w:r>
       <w:r>
         <w:rPr>
           <w:i/>
           <w:iCs/>
         </w:rPr>
-        <w:t xml:space="preserve">A Primer on Using AI in the Legal Profession</w:t>
-      </w:r>
-      <w:r>
-        <w:t xml:space="preserve"> (Harvard).</w:t>
-      </w:r>
-    </w:p>
-    <w:p>
-      <w:pPr>
-        <w:pStyle w:val="Heading2"/>
-      </w:pPr>
-      <w:r>
-        <w:t xml:space="preserve">Bloque 2 · 8-14 · Video 1 (Harvard): la IA en el trabajo del abogado</w:t>
-      </w:r>
-    </w:p>
-    <w:p>
-      <w:pPr>
-        <w:spacing w:after="120"/>
-      </w:pPr>
-      <w:r>
-        <w:rPr>
-          <w:b/>
-          <w:bCs/>
-        </w:rPr>
-        <w:t xml:space="preserve">Qué se hace.</w:t>
-      </w:r>
-      <w:r>
-        <w:t xml:space="preserve"> Proyección de un fragmento de 4 a 5 minutos de </w:t>
+        <w:t xml:space="preserve">How Lawyers Can Add Value in the Age of AI</w:t>
+      </w:r>
+      <w:r>
+        <w:t xml:space="preserve"> (</w:t>
       </w:r>
       <w:r>
         <w:rPr>
           <w:i/>
           <w:iCs/>
         </w:rPr>
-        <w:t xml:space="preserve">Understanding Impacts of AI on the Legal Profession</w:t>
-      </w:r>
-      <w:r>
-        <w:t xml:space="preserve">, del curso CS50's Computer Science for Lawyers de Harvard (</w:t>
-      </w:r>
-      <w:hyperlink w:history="1" r:id="rId1y48dhcj9v3a0k4lk29p7">
-        <w:r>
-          <w:rPr>
-            <w:rStyle w:val="Hyperlink"/>
-          </w:rPr>
-          <w:t xml:space="preserve">https://www.youtube.com/watch?v=Y8UHDl2IJOM</w:t>
-        </w:r>
-      </w:hyperlink>
-      <w:r>
-        <w:t xml:space="preserve">), con subtítulos en español. Consigna de visionado activo: «anote una tarea suya que ya hace o podría hacer con IA, una que nunca delegaría y una afirmación del video con la que no esté de acuerdo». Dos minutos para recoger tres respuestas en voz alta; sin debate todavía.</w:t>
-      </w:r>
-    </w:p>
-    <w:p>
-      <w:pPr>
-        <w:spacing w:after="120"/>
-      </w:pPr>
-      <w:r>
-        <w:rPr>
-          <w:b/>
-          <w:bCs/>
-        </w:rPr>
-        <w:t xml:space="preserve">Notas.</w:t>
-      </w:r>
-      <w:r>
-        <w:t xml:space="preserve"> Descargar el fragmento con anticipación y marcar los tiempos de inicio y fin; no navegar en vivo. Probar audio y subtítulos. </w:t>
-      </w:r>
-      <w:r>
-        <w:rPr>
-          <w:b/>
-          <w:bCs/>
-        </w:rPr>
-        <w:t xml:space="preserve">Plan B en español:</w:t>
-      </w:r>
-      <w:r>
-        <w:t xml:space="preserve"> fragmento equivalente de </w:t>
+        <w:t xml:space="preserve">The Practice</w:t>
+      </w:r>
+      <w:r>
+        <w:t xml:space="preserve">, Harvard, 2026); Flórez Rojas (ed.), </w:t>
       </w:r>
       <w:r>
         <w:rPr>
           <w:i/>
           <w:iCs/>
         </w:rPr>
+        <w:t xml:space="preserve">Derecho de las tecnologías y las tecnologías para el derecho</w:t>
+      </w:r>
+      <w:r>
+        <w:t xml:space="preserve"> (Ediciones Uniandes, 2022).</w:t>
+      </w:r>
+    </w:p>
+    <w:p>
+      <w:pPr>
+        <w:pStyle w:val="Heading2"/>
+      </w:pPr>
+      <w:r>
+        <w:t xml:space="preserve">Bloque 2 · 8-14 · Video 1 (Uniandes, 2026): los desafíos del derecho en la era de la IA</w:t>
+      </w:r>
+    </w:p>
+    <w:p>
+      <w:pPr>
+        <w:spacing w:after="120"/>
+      </w:pPr>
+      <w:r>
+        <w:rPr>
+          <w:b/>
+          <w:bCs/>
+        </w:rPr>
+        <w:t xml:space="preserve">Qué se hace.</w:t>
+      </w:r>
+      <w:r>
+        <w:t xml:space="preserve"> Proyección de un fragmento de 4 a 5 minutos de </w:t>
+      </w:r>
+      <w:r>
+        <w:rPr>
+          <w:i/>
+          <w:iCs/>
+        </w:rPr>
         <w:t xml:space="preserve">Desafíos del derecho en la era de la Inteligencia Artificial</w:t>
       </w:r>
       <w:r>
-        <w:t xml:space="preserve"> (canal de la Facultad de Derecho Uniandes, febrero de 2026, </w:t>
-      </w:r>
-      <w:hyperlink w:history="1" r:id="rIdgrk_kp8eurqde_g1lpumm">
+        <w:t xml:space="preserve"> (canal de la Facultad de Derecho de la Universidad de los Andes, 6 de febrero de 2026, </w:t>
+      </w:r>
+      <w:hyperlink w:history="1" r:id="rIduov3abfp4cx7cc-mh_nxv">
         <w:r>
           <w:rPr>
             <w:rStyle w:val="Hyperlink"/>
@@ -3475,139 +4163,44 @@
         </w:r>
       </w:hyperlink>
       <w:r>
-        <w:t xml:space="preserve">) o de la </w:t>
+        <w:t xml:space="preserve">): los nuevos retos del derecho en la toma de decisiones, la regulación y la adaptación de los marcos jurídicos. Consigna de visionado activo: «anote una tarea suya que ya hace o podría hacer con IA, una que nunca delegaría y una afirmación del video con la que no esté de acuerdo». Dos minutos para recoger tres respuestas en voz alta; sin debate todavía.</w:t>
+      </w:r>
+    </w:p>
+    <w:p>
+      <w:pPr>
+        <w:spacing w:after="120"/>
+      </w:pPr>
+      <w:r>
+        <w:rPr>
+          <w:b/>
+          <w:bCs/>
+        </w:rPr>
+        <w:t xml:space="preserve">Notas.</w:t>
+      </w:r>
+      <w:r>
+        <w:t xml:space="preserve"> Descargar el fragmento con anticipación y marcar los tiempos de inicio y fin; no navegar en vivo. </w:t>
+      </w:r>
+      <w:r>
+        <w:rPr>
+          <w:b/>
+          <w:bCs/>
+        </w:rPr>
+        <w:t xml:space="preserve">Plan B (Uniandes, 2025):</w:t>
+      </w:r>
+      <w:r>
+        <w:t xml:space="preserve"> </w:t>
       </w:r>
       <w:r>
         <w:rPr>
           <w:i/>
           <w:iCs/>
         </w:rPr>
-        <w:t xml:space="preserve">Conferencia: La regulación de la IA y el Estado de Derecho: retos y oportunidades</w:t>
-      </w:r>
-      <w:r>
-        <w:t xml:space="preserve"> (canal de la Facultad de Derecho Uniandes, mayo de 2024, </w:t>
-      </w:r>
-      <w:hyperlink w:history="1" r:id="rIdbmcov-hf9hpgb9ixengfz">
-        <w:r>
-          <w:rPr>
-            <w:rStyle w:val="Hyperlink"/>
-          </w:rPr>
-          <w:t xml:space="preserve">https://www.youtube.com/watch?v=-lm4xlX9WcA</w:t>
-        </w:r>
-      </w:hyperlink>
-      <w:r>
-        <w:t xml:space="preserve">).</w:t>
-      </w:r>
-    </w:p>
-    <w:p>
-      <w:pPr>
-        <w:pStyle w:val="Heading2"/>
-      </w:pPr>
-      <w:r>
-        <w:t xml:space="preserve">Bloque 3 · 14-29 · Ejercicio individual: auditoría de un escrito elaborado con IA</w:t>
-      </w:r>
-    </w:p>
-    <w:p>
-      <w:pPr>
-        <w:spacing w:after="120"/>
-      </w:pPr>
-      <w:r>
-        <w:t xml:space="preserve">Detalle completo en la sección 7.1. Resumen: cada asistente recibe un recurso de reposición de una página «redactado con ayuda de IA» que contiene cuatro problemas plantados y una lista de verificación de cinco puntos; marca todo lo que no firmaría y escribe una regla para el protocolo de la firma. Tres minutos de consigna, diez de trabajo en silencio, dos de autoevaluación con la clave proyectada.</w:t>
-      </w:r>
-    </w:p>
-    <w:p>
-      <w:pPr>
-        <w:spacing w:after="120"/>
-      </w:pPr>
-      <w:r>
-        <w:rPr>
-          <w:b/>
-          <w:bCs/>
-        </w:rPr>
-        <w:t xml:space="preserve">Fuentes.</w:t>
-      </w:r>
-      <w:r>
-        <w:t xml:space="preserve"> Resumen de la T-323 de 2024 (Externado, propintel). Relatoría del conversatorio del Externado sobre la T-323 (27 de agosto de 2024). Nota </w:t>
-      </w:r>
-      <w:r>
-        <w:rPr>
-          <w:i/>
-          <w:iCs/>
-        </w:rPr>
-        <w:t xml:space="preserve">El Externado analiza el uso de la IA en la justicia colombiana</w:t>
-      </w:r>
-      <w:r>
-        <w:t xml:space="preserve"> sobre las providencias STC17832-2025 y AC739-2026 de la Corte Suprema. Entrada </w:t>
-      </w:r>
-      <w:r>
-        <w:rPr>
-          <w:i/>
-          <w:iCs/>
-        </w:rPr>
-        <w:t xml:space="preserve">Cuando la inteligencia artificial inventa el derecho: riesgos para la profesión jurídica</w:t>
-      </w:r>
-      <w:r>
-        <w:t xml:space="preserve"> (Blog Jurídico TECH, Externado).</w:t>
-      </w:r>
-    </w:p>
-    <w:p>
-      <w:pPr>
-        <w:pStyle w:val="Heading2"/>
-      </w:pPr>
-      <w:r>
-        <w:t xml:space="preserve">Bloque 4 · 29-35 · Puesta en común y preguntas: deberes del abogado que usa IA</w:t>
-      </w:r>
-    </w:p>
-    <w:p>
-      <w:pPr>
-        <w:spacing w:after="120"/>
-      </w:pPr>
-      <w:r>
-        <w:rPr>
-          <w:b/>
-          <w:bCs/>
-        </w:rPr>
-        <w:t xml:space="preserve">Qué se hace.</w:t>
-      </w:r>
-      <w:r>
-        <w:t xml:space="preserve"> Cuántos encontraron los cuatro problemas, cuál fue el más difícil (normalmente la cita distorsionada) y qué regla propusieron. El facilitador conduce dos preguntas de comprensión y una de debate (¿debe revelarse el uso de IA en escritos judiciales?) con los argumentos de la relatoría del Externado: independencia judicial, debido proceso, transparencia y responsabilidad. Cierra con el «mínimo de tres pasos» de verificación antes de radicar cualquier escrito. Las reglas propuestas se anotan en un rotafolio: son el borrador del protocolo que se consolida en el cierre.</w:t>
-      </w:r>
-    </w:p>
-    <w:p>
-      <w:pPr>
-        <w:spacing w:after="120"/>
-      </w:pPr>
-      <w:r>
-        <w:rPr>
-          <w:b/>
-          <w:bCs/>
-        </w:rPr>
-        <w:t xml:space="preserve">Notas.</w:t>
-      </w:r>
-      <w:r>
-        <w:t xml:space="preserve"> Bloque elástico: si el ejercicio se alargó, se recorta aquí. Si hay tiempo, clip de 2 a 3 minutos de la </w:t>
-      </w:r>
-      <w:r>
-        <w:rPr>
-          <w:i/>
-          <w:iCs/>
-        </w:rPr>
-        <w:t xml:space="preserve">Conferencia: La regulación de la IA y el Estado de Derecho: retos y oportunidades</w:t>
-      </w:r>
-      <w:r>
-        <w:t xml:space="preserve"> (Facultad de Derecho Uniandes, 2024) o de </w:t>
-      </w:r>
-      <w:r>
-        <w:rPr>
-          <w:i/>
-          <w:iCs/>
-        </w:rPr>
-        <w:t xml:space="preserve">Retos de la inteligencia artificial en la protección de los derechos humanos</w:t>
-      </w:r>
-      <w:r>
-        <w:t xml:space="preserve"> (Facultad de Derecho Uniandes, 2025, </w:t>
-      </w:r>
-      <w:hyperlink w:history="1" r:id="rId4uwxxieixv-ezlrpfqpq3">
+        <w:t xml:space="preserve">Conferencia: Retos de la inteligencia artificial en la protección de los derechos humanos</w:t>
+      </w:r>
+      <w:r>
+        <w:t xml:space="preserve"> (Facultad de Derecho Uniandes, 12 de mayo de 2025, </w:t>
+      </w:r>
+      <w:hyperlink w:history="1" r:id="rIdirmnrik3tjelwkqqzexje">
         <w:r>
           <w:rPr>
             <w:rStyle w:val="Hyperlink"/>
@@ -3616,61 +4209,46 @@
         </w:r>
       </w:hyperlink>
       <w:r>
-        <w:t xml:space="preserve">). El video </w:t>
+        <w:t xml:space="preserve">). </w:t>
+      </w:r>
+      <w:r>
+        <w:rPr>
+          <w:b/>
+          <w:bCs/>
+        </w:rPr>
+        <w:t xml:space="preserve">Alternativa en inglés (Harvard, 2025):</w:t>
+      </w:r>
+      <w:r>
+        <w:t xml:space="preserve"> Cass Sunstein, </w:t>
       </w:r>
       <w:r>
         <w:rPr>
           <w:i/>
           <w:iCs/>
         </w:rPr>
-        <w:t xml:space="preserve">Seminario-Taller sobre IA, el Estado de Derecho y el Sistema Judicial</w:t>
-      </w:r>
-      <w:r>
-        <w:t xml:space="preserve"> que circula en YouTube tiene como ponente a Juan David Gutiérrez (Escuela de Gobierno, Uniandes), pero la verificación indica que el organizador fue el Poder Judicial de Paraguay: no se cita como fuente institucional de Uniandes.</w:t>
-      </w:r>
-    </w:p>
-    <w:p>
-      <w:pPr>
-        <w:pStyle w:val="Heading2"/>
-      </w:pPr>
-      <w:r>
-        <w:t xml:space="preserve">Bloque 5 · 35-41 · Video 2 (Externado): del contrato electrónico al smart contract</w:t>
-      </w:r>
-    </w:p>
-    <w:p>
-      <w:pPr>
-        <w:spacing w:after="120"/>
-      </w:pPr>
-      <w:r>
-        <w:rPr>
-          <w:b/>
-          <w:bCs/>
-        </w:rPr>
-        <w:t xml:space="preserve">Qué se hace.</w:t>
-      </w:r>
-      <w:r>
-        <w:t xml:space="preserve"> Fragmento de 6 minutos de la conferencia </w:t>
-      </w:r>
-      <w:r>
-        <w:rPr>
-          <w:i/>
-          <w:iCs/>
-        </w:rPr>
-        <w:t xml:space="preserve">Del contrato electrónico a los Smart contracts (contratos inteligentes): perspectivas y prospectiva</w:t>
-      </w:r>
-      <w:r>
-        <w:t xml:space="preserve">, de Daniel Peña Valenzuela, profesor del Externado (2018, </w:t>
-      </w:r>
-      <w:hyperlink w:history="1" r:id="rId5qlfvcjtrtq1oyyaefur1">
+        <w:t xml:space="preserve">Imperfect Oracle: What AI Can and Cannot Do</w:t>
+      </w:r>
+      <w:r>
+        <w:t xml:space="preserve">, Harvard Law School Library Book Talk (12 de noviembre de 2025, </w:t>
+      </w:r>
+      <w:hyperlink w:history="1" r:id="rIdxo0hagkwuarayikwv6yqt">
         <w:r>
           <w:rPr>
             <w:rStyle w:val="Hyperlink"/>
           </w:rPr>
-          <w:t xml:space="preserve">https://www.youtube.com/watch?v=-ihaM9HKMvg</w:t>
+          <w:t xml:space="preserve">https://www.youtube.com/watch?v=MvBdRF3zw5k</w:t>
         </w:r>
       </w:hyperlink>
       <w:r>
-        <w:t xml:space="preserve">): la evolución de la forma y el consentimiento (contratos web click-wrap y browse-wrap) y el salto al smart contract como ejecución automatizada. Roles de escucha por mitades de la sala: «abogado de la empresa» y «abogado del consumidor». Un minuto de puente del facilitador: la Ley 527 de 1999 ya respondió tres preguntas (validez del mensaje de datos, equivalentes funcionales, valor probatorio); lo nuevo es la ejecución automática e inmutable.</w:t>
+        <w:t xml:space="preserve">), con subtítulos en español.</w:t>
+      </w:r>
+    </w:p>
+    <w:p>
+      <w:pPr>
+        <w:pStyle w:val="Heading2"/>
+      </w:pPr>
+      <w:r>
+        <w:t xml:space="preserve">Bloque 3 · 14-29 · Ejercicio individual: auditoría de un escrito elaborado con IA</w:t>
       </w:r>
     </w:p>
     <w:p>
@@ -3678,22 +4256,7 @@
         <w:spacing w:after="120"/>
       </w:pPr>
       <w:r>
-        <w:rPr>
-          <w:b/>
-          <w:bCs/>
-        </w:rPr>
-        <w:t xml:space="preserve">Notas.</w:t>
-      </w:r>
-      <w:r>
-        <w:t xml:space="preserve"> Elegir el fragmento que contraste contrato web y smart contract; evitar la introducción. Tener lista la diapositiva «chuleta» con los artículos 5, 6, 7, 8, 10, 11, 12 y 14 de la Ley 527 y el artículo 247 del CGP.</w:t>
-      </w:r>
-    </w:p>
-    <w:p>
-      <w:pPr>
-        <w:pStyle w:val="Heading2"/>
-      </w:pPr>
-      <w:r>
-        <w:t xml:space="preserve">Bloque 6 · 41-49 · Lectura guiada: Ley 527 dos décadas después y el problema de la inmutabilidad</w:t>
+        <w:t xml:space="preserve">Detalle completo en la sección 7.1. Resumen: cada asistente recibe un recurso de reposición de una página «redactado con ayuda de IA» que contiene cuatro problemas plantados y una lista de verificación de cinco puntos; marca todo lo que no firmaría y escribe una regla para el protocolo de la firma. Tres minutos de consigna, diez de trabajo en silencio, dos de autoevaluación con la clave proyectada.</w:t>
       </w:r>
     </w:p>
     <w:p>
@@ -3705,197 +4268,109 @@
           <w:b/>
           <w:bCs/>
         </w:rPr>
-        <w:t xml:space="preserve">Qué se hace.</w:t>
-      </w:r>
-      <w:r>
-        <w:t xml:space="preserve"> Dos extractos de una página preparados por el facilitador: (A) de las </w:t>
+        <w:t xml:space="preserve">Fuentes.</w:t>
+      </w:r>
+      <w:r>
+        <w:t xml:space="preserve"> Resumen de la T-323 de 2024 (Externado, propintel). Relatoría del conversatorio del Externado sobre la T-323 (27 de agosto de 2024). Nota </w:t>
       </w:r>
       <w:r>
         <w:rPr>
           <w:i/>
           <w:iCs/>
         </w:rPr>
-        <w:t xml:space="preserve">Memorias del I Foro Ley 527 de 1999: dos décadas después</w:t>
-      </w:r>
-      <w:r>
-        <w:t xml:space="preserve"> (Observatics, Externado, foro coorganizado con la Universidad de los Andes en noviembre de 2019), sobre equivalencia funcional, firma electrónica y valor probatorio del mensaje de datos; (B) del artículo de Padilla Sánchez sobre inmutabilidad, desintermediación y errores de programación irreversibles. Formato leer-parejas-plenaria: 3 minutos de lectura individual, 3 en parejas con tres preguntas guía, 2 de plenaria.</w:t>
-      </w:r>
-    </w:p>
-    <w:p>
-      <w:pPr>
-        <w:spacing w:after="120"/>
-      </w:pPr>
-      <w:r>
-        <w:rPr>
-          <w:b/>
-          <w:bCs/>
-        </w:rPr>
-        <w:t xml:space="preserve">Preguntas guía proyectadas.</w:t>
-      </w:r>
-      <w:r>
-        <w:t xml:space="preserve"> ¿Qué equivalentes funcionales reconoce la ley? ¿Por qué la impresión en papel no es el mensaje de datos? ¿Por qué la inmutabilidad, que es una ventaja técnica, es un problema jurídico?</w:t>
-      </w:r>
-    </w:p>
-    <w:p>
-      <w:pPr>
-        <w:spacing w:after="120"/>
-      </w:pPr>
-      <w:r>
-        <w:rPr>
-          <w:b/>
-          <w:bCs/>
-        </w:rPr>
-        <w:t xml:space="preserve">Notas.</w:t>
-      </w:r>
-      <w:r>
-        <w:t xml:space="preserve"> No repartir los documentos completos. En la plenaria conectar (A) con el artículo 247 del CGP y (B) con los remedios del derecho de obligaciones que suponen reversibilidad (nulidad, resolución, restitución) y que un código inmutable no puede ejecutar por sí mismo.</w:t>
-      </w:r>
-    </w:p>
-    <w:p>
-      <w:pPr>
-        <w:pStyle w:val="Heading2"/>
-      </w:pPr>
-      <w:r>
-        <w:t xml:space="preserve">Bloque 7 · 49-65 · Taller 1: clínica de contratación y prueba electrónica</w:t>
-      </w:r>
-    </w:p>
-    <w:p>
-      <w:pPr>
-        <w:spacing w:after="120"/>
-      </w:pPr>
-      <w:r>
-        <w:t xml:space="preserve">Detalle completo en la sección 7.2. Grupos de 4 a 5 personas, relator y cronometrador por grupo, plantilla impresa. Parte A: contrato negociado por WhatsApp y correo que el proveedor niega. Parte B: smart contract que ejecutó el pago pese a mercancía defectuosa; los grupos eligen y justifican dos cláusulas modelo. Plenaria estricta de 4 minutos con dos grupos.</w:t>
-      </w:r>
-    </w:p>
-    <w:p>
-      <w:pPr>
-        <w:pStyle w:val="Heading2"/>
-      </w:pPr>
-      <w:r>
-        <w:t xml:space="preserve">Bloque 8 · 65-72 · Pausa</w:t>
-      </w:r>
-    </w:p>
-    <w:p>
-      <w:pPr>
-        <w:spacing w:after="120"/>
-      </w:pPr>
-      <w:r>
-        <w:t xml:space="preserve">Siete minutos. Se deja proyectado el caso del Taller 2 para quien regrese antes. Reorganizar las mesas (los grupos del Taller 2 son distintos), confirmar audio del Video 3, repartir plantillas de matriz y extractos traducidos de los casos de Harvard.</w:t>
-      </w:r>
-    </w:p>
-    <w:p>
-      <w:pPr>
-        <w:pStyle w:val="Heading2"/>
-      </w:pPr>
-      <w:r>
-        <w:t xml:space="preserve">Bloque 9 · 72-80 · Video 3 y marco (Uniandes y Externado): datos personales en la nube y en sistemas de IA</w:t>
-      </w:r>
-    </w:p>
-    <w:p>
-      <w:pPr>
-        <w:spacing w:after="120"/>
-      </w:pPr>
-      <w:r>
-        <w:rPr>
-          <w:b/>
-          <w:bCs/>
-        </w:rPr>
-        <w:t xml:space="preserve">Qué se hace.</w:t>
-      </w:r>
-      <w:r>
-        <w:t xml:space="preserve"> Fragmento de 5 minutos de la conferencia de Nelson Remolina Angarita (Uniandes, fundador del GECTI) sobre protección de datos personales en computación en la nube: responsables y encargados, transferencias internacionales y deberes al contratar servicios cloud. Luego 3 minutos del facilitador con la diapositiva de </w:t>
-      </w:r>
-      <w:r>
-        <w:rPr>
-          <w:b/>
-          <w:bCs/>
-        </w:rPr>
-        <w:t xml:space="preserve">cinco reglas</w:t>
-      </w:r>
-      <w:r>
-        <w:t xml:space="preserve"> que es la «chuleta» del Taller 2: (1) responsable vs. encargado; (2) transferencia vs. transmisión internacional (art. 26 de la Ley 1581 y Decreto 1377 de 2013); (3) datos sensibles y biometría (arts. 5 y 6); (4) responsabilidad demostrada; (5) lineamientos de la Circular Externa 002 de 2024 de la SIC sobre tratamiento de datos en sistemas de IA, tal como fue presentada en el conversatorio del Externado con la Superintendencia Delegada para la Protección de Datos Personales.</w:t>
-      </w:r>
-    </w:p>
-    <w:p>
-      <w:pPr>
-        <w:spacing w:after="120"/>
-      </w:pPr>
-      <w:r>
-        <w:rPr>
-          <w:b/>
-          <w:bCs/>
-        </w:rPr>
-        <w:t xml:space="preserve">Notas.</w:t>
-      </w:r>
-      <w:r>
-        <w:t xml:space="preserve"> Elegir el fragmento donde Remolina explica la relación responsable-encargado y la transferencia internacional. </w:t>
-      </w:r>
-      <w:r>
-        <w:rPr>
-          <w:b/>
-          <w:bCs/>
-        </w:rPr>
-        <w:t xml:space="preserve">Plan B:</w:t>
-      </w:r>
-      <w:r>
-        <w:t xml:space="preserve"> fragmento en español de la sesión de biometría de </w:t>
+        <w:t xml:space="preserve">El Externado analiza el uso de la IA en la justicia colombiana</w:t>
+      </w:r>
+      <w:r>
+        <w:t xml:space="preserve"> sobre las providencias STC17832-2025 y AC739-2026 de la Corte Suprema. Entrada </w:t>
       </w:r>
       <w:r>
         <w:rPr>
           <w:i/>
           <w:iCs/>
         </w:rPr>
-        <w:t xml:space="preserve">Seminarios web 2025</w:t>
-      </w:r>
-      <w:r>
-        <w:t xml:space="preserve"> del Externado o de la </w:t>
+        <w:t xml:space="preserve">Cuando la inteligencia artificial inventa el derecho: riesgos para la profesión jurídica</w:t>
+      </w:r>
+      <w:r>
+        <w:t xml:space="preserve"> (Blog Jurídico TECH, Externado).</w:t>
+      </w:r>
+    </w:p>
+    <w:p>
+      <w:pPr>
+        <w:pStyle w:val="Heading2"/>
+      </w:pPr>
+      <w:r>
+        <w:t xml:space="preserve">Bloque 4 · 29-35 · Puesta en común y preguntas: deberes del abogado que usa IA</w:t>
+      </w:r>
+    </w:p>
+    <w:p>
+      <w:pPr>
+        <w:spacing w:after="120"/>
+      </w:pPr>
+      <w:r>
+        <w:rPr>
+          <w:b/>
+          <w:bCs/>
+        </w:rPr>
+        <w:t xml:space="preserve">Qué se hace.</w:t>
+      </w:r>
+      <w:r>
+        <w:t xml:space="preserve"> Cuántos encontraron los cuatro problemas, cuál fue el más difícil (normalmente la cita distorsionada) y qué regla propusieron. El facilitador conduce dos preguntas de comprensión y una de debate (¿debe revelarse el uso de IA en escritos judiciales?) con los argumentos de la relatoría del Externado: independencia judicial, debido proceso, transparencia y responsabilidad. Cierra con el «mínimo de tres pasos» de verificación antes de radicar cualquier escrito. Las reglas propuestas se anotan en un rotafolio: son el borrador del protocolo que se consolida en el cierre.</w:t>
+      </w:r>
+    </w:p>
+    <w:p>
+      <w:pPr>
+        <w:spacing w:after="120"/>
+      </w:pPr>
+      <w:r>
+        <w:rPr>
+          <w:b/>
+          <w:bCs/>
+        </w:rPr>
+        <w:t xml:space="preserve">Notas.</w:t>
+      </w:r>
+      <w:r>
+        <w:t xml:space="preserve"> Bloque elástico: si el ejercicio se alargó, se recorta aquí. Si hay tiempo, clip de 2 a 3 minutos de la </w:t>
       </w:r>
       <w:r>
         <w:rPr>
           <w:i/>
           <w:iCs/>
         </w:rPr>
-        <w:t xml:space="preserve">Cuarta sesión de la Mesa de Trabajo Multiactor sobre Regulación de IA en Colombia</w:t>
-      </w:r>
-      <w:r>
-        <w:t xml:space="preserve"> (Externado y Uniandes, </w:t>
-      </w:r>
-      <w:hyperlink w:history="1" r:id="rIdkephlfxtrgqx0klrrsecq">
+        <w:t xml:space="preserve">Conferencia: La regulación de la IA y el Estado de Derecho: retos y oportunidades</w:t>
+      </w:r>
+      <w:r>
+        <w:t xml:space="preserve"> (Facultad de Derecho Uniandes, 2024) o de </w:t>
+      </w:r>
+      <w:r>
+        <w:rPr>
+          <w:i/>
+          <w:iCs/>
+        </w:rPr>
+        <w:t xml:space="preserve">Retos de la inteligencia artificial en la protección de los derechos humanos</w:t>
+      </w:r>
+      <w:r>
+        <w:t xml:space="preserve"> (Facultad de Derecho Uniandes, 2025, </w:t>
+      </w:r>
+      <w:hyperlink w:history="1" r:id="rId5rgkwbufgq-dmw_mnzju6">
         <w:r>
           <w:rPr>
             <w:rStyle w:val="Hyperlink"/>
           </w:rPr>
-          <w:t xml:space="preserve">https://www.youtube.com/watch?v=IZOQWriItd8</w:t>
+          <w:t xml:space="preserve">https://www.youtube.com/watch?v=veu2Gt1BqeE</w:t>
         </w:r>
       </w:hyperlink>
       <w:r>
-        <w:t xml:space="preserve">). Confirmar antes de la sesión, en fuente primaria, el texto de la Circular Externa 002 de 2024 y el listado vigente de países con nivel adecuado de protección de la SIC.</w:t>
-      </w:r>
-    </w:p>
-    <w:p>
-      <w:pPr>
-        <w:pStyle w:val="Heading2"/>
-      </w:pPr>
-      <w:r>
-        <w:t xml:space="preserve">Bloque 10 · 80-103 · Taller 2: due diligence de datos e IA para contratar un proveedor</w:t>
-      </w:r>
-    </w:p>
-    <w:p>
-      <w:pPr>
-        <w:spacing w:after="120"/>
-      </w:pPr>
-      <w:r>
-        <w:t xml:space="preserve">Detalle completo en la sección 7.3. Caso: clínica odontológica que quiere contratar un asistente de IA generativa alojado en Estados Unidos para resumir historias clínicas y responder a pacientes, e implantar check-in por reconocimiento facial. Una sola matriz con formato semáforo (verde: obligación exigible; amarillo: mencionada sin mecanismo; rojo: ausente) y columna de evidencia. Herramientas: las cinco reglas, la lista de verificación de la Guía GECTI, el diagnóstico preliminar del Toolkit ético legal de IA de Uniandes, el caso CLOUD Act de Harvard Law School y los ocho temas de consenso de </w:t>
+        <w:t xml:space="preserve">). El video </w:t>
       </w:r>
       <w:r>
         <w:rPr>
           <w:i/>
           <w:iCs/>
         </w:rPr>
-        <w:t xml:space="preserve">Principled AI</w:t>
-      </w:r>
-      <w:r>
-        <w:t xml:space="preserve">.</w:t>
+        <w:t xml:space="preserve">Seminario-Taller sobre IA, el Estado de Derecho y el Sistema Judicial</w:t>
+      </w:r>
+      <w:r>
+        <w:t xml:space="preserve"> que circula en YouTube tiene como ponente a Juan David Gutiérrez (Escuela de Gobierno, Uniandes), pero la verificación indica que el organizador fue el Poder Judicial de Paraguay: no se cita como fuente institucional de Uniandes.</w:t>
       </w:r>
     </w:p>
     <w:p>
@@ -3903,7 +4378,7 @@
         <w:pStyle w:val="Heading2"/>
       </w:pPr>
       <w:r>
-        <w:t xml:space="preserve">Bloque 11 · 103-106 · Video 4 (Harvard): apertura y supervisión de la IA</w:t>
+        <w:t xml:space="preserve">Bloque 5 · 35-41 · Video 2 (Externado, 2025): fraude cibernético por canales móviles y prueba electrónica</w:t>
       </w:r>
     </w:p>
     <w:p>
@@ -3918,82 +4393,39 @@
         <w:t xml:space="preserve">Qué se hace.</w:t>
       </w:r>
       <w:r>
-        <w:t xml:space="preserve"> Clip de 3 minutos de </w:t>
+        <w:t xml:space="preserve"> Fragmento de 6 minutos del webinar </w:t>
       </w:r>
       <w:r>
         <w:rPr>
           <w:i/>
           <w:iCs/>
         </w:rPr>
-        <w:t xml:space="preserve">Jonathan Zittrain: Openness and Oversight of Artificial Intelligence</w:t>
-      </w:r>
-      <w:r>
-        <w:t xml:space="preserve"> (Harvard Law School y Berkman Klein Center, 2017, </w:t>
-      </w:r>
-      <w:hyperlink w:history="1" r:id="rIdmhmahrqw9lfusjbv3dl9w">
+        <w:t xml:space="preserve">Identificación de medidas para mitigar el fraude cibernético por medio de servicios móviles</w:t>
+      </w:r>
+      <w:r>
+        <w:t xml:space="preserve"> (Departamento de Derecho, Comunicaciones y Tecnologías de la Información, 23 de julio de 2025). La grabación se abre desde la página institucional que recopila los seminarios web de 2025 (</w:t>
+      </w:r>
+      <w:hyperlink w:history="1" r:id="rIdqgl0ue4nytzbhtouwf_ij">
         <w:r>
           <w:rPr>
             <w:rStyle w:val="Hyperlink"/>
           </w:rPr>
-          <w:t xml:space="preserve">https://www.youtube.com/watch?v=Jf5o1Dlv28w</w:t>
+          <w:t xml:space="preserve">https://www.uexternado.edu.co/derecho/departamento-derecho-las-telecomunicaciones-2/seminarios-web-2025/</w:t>
         </w:r>
       </w:hyperlink>
       <w:r>
-        <w:t xml:space="preserve">), con subtítulos en español, para abrir el bloque de decisiones automatizadas con la voz de Harvard en video y no solo en extracto traducido. Consigna: «anote la afirmación con la que menos esté de acuerdo».</w:t>
-      </w:r>
-    </w:p>
-    <w:p>
-      <w:pPr>
-        <w:spacing w:after="120"/>
-      </w:pPr>
-      <w:r>
-        <w:rPr>
-          <w:b/>
-          <w:bCs/>
-        </w:rPr>
-        <w:t xml:space="preserve">Notas.</w:t>
-      </w:r>
-      <w:r>
-        <w:t xml:space="preserve"> </w:t>
-      </w:r>
-      <w:r>
-        <w:rPr>
-          <w:b/>
-          <w:bCs/>
-        </w:rPr>
-        <w:t xml:space="preserve">Alternativa</w:t>
-      </w:r>
-      <w:r>
-        <w:t xml:space="preserve"> del mismo centro: </w:t>
-      </w:r>
-      <w:r>
-        <w:rPr>
-          <w:i/>
-          <w:iCs/>
-        </w:rPr>
-        <w:t xml:space="preserve">(Deep) Learning From the Bench: A Conversation on Algorithmic Fairness</w:t>
-      </w:r>
-      <w:r>
-        <w:t xml:space="preserve"> (Berkman Klein Center, </w:t>
-      </w:r>
-      <w:hyperlink w:history="1" r:id="rIdabgd2eqyn2vzvxpqvqdya">
+        <w:t xml:space="preserve">) o desde la lista de reproducción del Departamento en YouTube (</w:t>
+      </w:r>
+      <w:hyperlink w:history="1" r:id="rIdzax5g1hs0hpgeqjjddm0u">
         <w:r>
           <w:rPr>
             <w:rStyle w:val="Hyperlink"/>
           </w:rPr>
-          <w:t xml:space="preserve">https://www.youtube.com/watch?v=NlYjcldubBg</w:t>
+          <w:t xml:space="preserve">https://www.youtube.com/playlist?list=PLLdYhVJsMEXJsQw_DL_dNOejiIpp1OERr</w:t>
         </w:r>
       </w:hyperlink>
       <w:r>
-        <w:t xml:space="preserve">).</w:t>
-      </w:r>
-    </w:p>
-    <w:p>
-      <w:pPr>
-        <w:pStyle w:val="Heading2"/>
-      </w:pPr>
-      <w:r>
-        <w:t xml:space="preserve">Bloque 12 · 106-112 · Preguntas y debate: voz clonada, deepfakes y decisiones automatizadas</w:t>
+        <w:t xml:space="preserve">). Roles de escucha por mitades de la sala: «abogado de la empresa que fue víctima del fraude» y «abogado del usuario». Un minuto de puente del facilitador: todo lo que ocurre por WhatsApp, SMS o una app es un mensaje de datos; la Ley 527 de 1999 ya respondió tres preguntas (validez, equivalentes funcionales, valor probatorio) y el artículo 247 del CGP dice cómo se aporta. Lo nuevo es la velocidad del fraude y la ejecución automática de los contratos.</w:t>
       </w:r>
     </w:p>
     <w:p>
@@ -4005,20 +4437,38 @@
           <w:b/>
           <w:bCs/>
         </w:rPr>
-        <w:t xml:space="preserve">Qué se hace.</w:t>
-      </w:r>
-      <w:r>
-        <w:t xml:space="preserve"> Un solo escenario: un audio de 40 segundos con la voz clonada del socio director de una firma ordena al tesorero una transferencia urgente; días después la misma voz circula en redes atribuyéndole declaraciones falsas; la voz se clonó a partir de un webinar público. Se analiza con el caso de estudio </w:t>
+        <w:t xml:space="preserve">Notas.</w:t>
+      </w:r>
+      <w:r>
+        <w:t xml:space="preserve"> Elegir el fragmento donde se describen los mecanismos de fraude y las medidas de mitigación; evitar la introducción institucional. Tener lista la diapositiva «chuleta» con los artículos 5, 6, 7, 8, 10, 11, 12 y 14 de la Ley 527 y el artículo 247 del CGP. </w:t>
+      </w:r>
+      <w:r>
+        <w:rPr>
+          <w:b/>
+          <w:bCs/>
+        </w:rPr>
+        <w:t xml:space="preserve">Plan B (Externado, 2025):</w:t>
+      </w:r>
+      <w:r>
+        <w:t xml:space="preserve"> masterclass </w:t>
       </w:r>
       <w:r>
         <w:rPr>
           <w:i/>
           <w:iCs/>
         </w:rPr>
-        <w:t xml:space="preserve">Skin in the Game: Modulate AI</w:t>
-      </w:r>
-      <w:r>
-        <w:t xml:space="preserve"> del Berkman Klein Center (suplantación, consentimiento, derechos sobre la voz) y con la nota de Uniandes sobre explicabilidad. Formato: 1 minuto de preparación por mesa, 1 minuto por posición, 1 de réplica; el facilitador cierra con la posición modelo (banco de preguntas, sección 8). Segunda pregunta si hay tiempo: ¿la «deuda intelectual» de Zittrain es argumento para prohibir las decisiones automatizadas o para exigir explicabilidad?</w:t>
+        <w:t xml:space="preserve">Compliance en entornos digitales: del cumplimiento normativo a la confianza tecnológica</w:t>
+      </w:r>
+      <w:r>
+        <w:t xml:space="preserve">, en la misma página de seminarios web de 2025. Los identificadores individuales de YouTube de estas grabaciones no se localizaron desde este entorno: abrir la página institucional al preparar la sesión y copiar el enlace exacto en la diapositiva 7.</w:t>
+      </w:r>
+    </w:p>
+    <w:p>
+      <w:pPr>
+        <w:pStyle w:val="Heading2"/>
+      </w:pPr>
+      <w:r>
+        <w:t xml:space="preserve">Bloque 6 · 41-49 · Lectura guiada: Ley 527 dos décadas después y el problema de la inmutabilidad</w:t>
       </w:r>
     </w:p>
     <w:p>
@@ -4030,30 +4480,429 @@
           <w:b/>
           <w:bCs/>
         </w:rPr>
-        <w:t xml:space="preserve">Notas.</w:t>
-      </w:r>
-      <w:r>
-        <w:t xml:space="preserve"> Ejemplo colombiano listo: audio aportado en un proceso laboral cuya autenticidad se cuestiona por posible deepfake; enlazar con el protocolo del Taller 1 (metadatos, cadena de custodia, peritaje) y con la carga de la prueba de autenticidad. </w:t>
+        <w:t xml:space="preserve">Qué se hace.</w:t>
+      </w:r>
+      <w:r>
+        <w:t xml:space="preserve"> Dos extractos de una página preparados por el facilitador, ambos de doctrina de referencia (se indica el año en la diapositiva): (A) de las </w:t>
       </w:r>
       <w:r>
         <w:rPr>
           <w:i/>
           <w:iCs/>
         </w:rPr>
-        <w:t xml:space="preserve">Intellectual Debt</w:t>
-      </w:r>
-      <w:r>
-        <w:t xml:space="preserve"> y </w:t>
+        <w:t xml:space="preserve">Memorias del I Foro Ley 527 de 1999: dos décadas después</w:t>
+      </w:r>
+      <w:r>
+        <w:t xml:space="preserve"> (Observatics, Externado, foro coorganizado con la Universidad de los Andes, 2019), sobre equivalencia funcional, firma electrónica y valor probatorio del mensaje de datos; (B) del artículo de Padilla Sánchez (Revista de Derecho Privado, 2020) sobre inmutabilidad, desintermediación y errores de programación irreversibles. La norma que se aplica (Ley 527 y art. 247 del CGP) está vigente; el facilitador enlaza con el caso de fraude de 2025 del video anterior. Formato leer-parejas-plenaria: 3 minutos de lectura individual, 3 en parejas con tres preguntas guía, 2 de plenaria.</w:t>
+      </w:r>
+    </w:p>
+    <w:p>
+      <w:pPr>
+        <w:spacing w:after="120"/>
+      </w:pPr>
+      <w:r>
+        <w:rPr>
+          <w:b/>
+          <w:bCs/>
+        </w:rPr>
+        <w:t xml:space="preserve">Preguntas guía proyectadas.</w:t>
+      </w:r>
+      <w:r>
+        <w:t xml:space="preserve"> ¿Qué equivalentes funcionales reconoce la ley? ¿Por qué la impresión en papel no es el mensaje de datos? ¿Por qué la inmutabilidad, que es una ventaja técnica, es un problema jurídico?</w:t>
+      </w:r>
+    </w:p>
+    <w:p>
+      <w:pPr>
+        <w:spacing w:after="120"/>
+      </w:pPr>
+      <w:r>
+        <w:rPr>
+          <w:b/>
+          <w:bCs/>
+        </w:rPr>
+        <w:t xml:space="preserve">Notas.</w:t>
+      </w:r>
+      <w:r>
+        <w:t xml:space="preserve"> No repartir los documentos completos. En la plenaria conectar (A) con el artículo 247 del CGP y (B) con los remedios del derecho de obligaciones que suponen reversibilidad (nulidad, resolución, restitución) y que un código inmutable no puede ejecutar por sí mismo.</w:t>
+      </w:r>
+    </w:p>
+    <w:p>
+      <w:pPr>
+        <w:pStyle w:val="Heading2"/>
+      </w:pPr>
+      <w:r>
+        <w:t xml:space="preserve">Bloque 7 · 49-65 · Taller 1: clínica de contratación y prueba electrónica</w:t>
+      </w:r>
+    </w:p>
+    <w:p>
+      <w:pPr>
+        <w:spacing w:after="120"/>
+      </w:pPr>
+      <w:r>
+        <w:t xml:space="preserve">Detalle completo en la sección 7.2. Grupos de 4 a 5 personas, relator y cronometrador por grupo, plantilla impresa. Parte A: contrato negociado por WhatsApp y correo que el proveedor niega. Parte B: smart contract que ejecutó el pago pese a mercancía defectuosa; los grupos eligen y justifican dos cláusulas modelo. Plenaria estricta de 4 minutos con dos grupos.</w:t>
+      </w:r>
+    </w:p>
+    <w:p>
+      <w:pPr>
+        <w:pStyle w:val="Heading2"/>
+      </w:pPr>
+      <w:r>
+        <w:t xml:space="preserve">Bloque 8 · 65-72 · Pausa</w:t>
+      </w:r>
+    </w:p>
+    <w:p>
+      <w:pPr>
+        <w:spacing w:after="120"/>
+      </w:pPr>
+      <w:r>
+        <w:t xml:space="preserve">Siete minutos. Se deja proyectado el caso del Taller 2 para quien regrese antes. Reorganizar las mesas (los grupos del Taller 2 son distintos), confirmar audio del Video 3, repartir plantillas de matriz y extractos traducidos de los casos de Harvard.</w:t>
+      </w:r>
+    </w:p>
+    <w:p>
+      <w:pPr>
+        <w:pStyle w:val="Heading2"/>
+      </w:pPr>
+      <w:r>
+        <w:t xml:space="preserve">Bloque 9 · 72-80 · Video 3 y marco (Externado, 2025): biometría, datos sensibles y sistemas de IA</w:t>
+      </w:r>
+    </w:p>
+    <w:p>
+      <w:pPr>
+        <w:spacing w:after="120"/>
+      </w:pPr>
+      <w:r>
+        <w:rPr>
+          <w:b/>
+          <w:bCs/>
+        </w:rPr>
+        <w:t xml:space="preserve">Qué se hace.</w:t>
+      </w:r>
+      <w:r>
+        <w:t xml:space="preserve"> Fragmento de 5 minutos de </w:t>
       </w:r>
       <w:r>
         <w:rPr>
           <w:i/>
           <w:iCs/>
         </w:rPr>
-        <w:t xml:space="preserve">Discrimination in the Age of Algorithms</w:t>
-      </w:r>
-      <w:r>
-        <w:t xml:space="preserve"> quedan como lectura de cierre, no se exponen.</w:t>
+        <w:t xml:space="preserve">Biometría bajo la lupa: el caso Mercado Libre y las nuevas reglas de juego</w:t>
+      </w:r>
+      <w:r>
+        <w:t xml:space="preserve"> (Departamento de Derecho, Comunicaciones y Tecnologías de la Información, 3 de julio de 2025), con Carolina García Molina, directora de Investigación de Protección de Datos de la Superintendencia de Industria y Comercio, y María del Pilar Cortés Rivas. Reseña: </w:t>
+      </w:r>
+      <w:hyperlink w:history="1" r:id="rIddcairxsp_abuvihdnwiih">
+        <w:r>
+          <w:rPr>
+            <w:rStyle w:val="Hyperlink"/>
+          </w:rPr>
+          <w:t xml:space="preserve">https://www.uexternado.edu.co/departamento-de-derecho-comunicaciones-y-tecnologias-de-la-informacion/biometria-bajo-la-lupa-el-caso-mercado-libre-y-las-nuevas-reglas-de-juego/</w:t>
+        </w:r>
+      </w:hyperlink>
+      <w:r>
+        <w:t xml:space="preserve"> Grabación: página de seminarios web de 2025 y lista de reproducción del Departamento. Luego 3 minutos del facilitador con la diapositiva de </w:t>
+      </w:r>
+      <w:r>
+        <w:rPr>
+          <w:b/>
+          <w:bCs/>
+        </w:rPr>
+        <w:t xml:space="preserve">cinco reglas</w:t>
+      </w:r>
+      <w:r>
+        <w:t xml:space="preserve"> que es la «chuleta» del Taller 2: (1) responsable vs. encargado; (2) transferencia vs. transmisión internacional (art. 26 de la Ley 1581 y Decreto 1377 de 2013); (3) datos sensibles y biometría (arts. 5 y 6); (4) responsabilidad demostrada; (5) lineamientos de la Circular Externa 002 de 2024 de la SIC sobre tratamiento de datos en sistemas de IA, presentada en el conversatorio del Externado con la Superintendencia Delegada para la Protección de Datos Personales.</w:t>
+      </w:r>
+    </w:p>
+    <w:p>
+      <w:pPr>
+        <w:spacing w:after="120"/>
+      </w:pPr>
+      <w:r>
+        <w:rPr>
+          <w:b/>
+          <w:bCs/>
+        </w:rPr>
+        <w:t xml:space="preserve">Notas.</w:t>
+      </w:r>
+      <w:r>
+        <w:t xml:space="preserve"> Elegir el fragmento donde la SIC explica por qué el dato biométrico es sensible y por qué debe ofrecerse una alternativa de verificación. </w:t>
+      </w:r>
+      <w:r>
+        <w:rPr>
+          <w:b/>
+          <w:bCs/>
+        </w:rPr>
+        <w:t xml:space="preserve">Plan B (Externado, 2026):</w:t>
+      </w:r>
+      <w:r>
+        <w:t xml:space="preserve"> un seminario web de 2026 del Departamento sobre IA y derechos digitales (</w:t>
+      </w:r>
+      <w:hyperlink w:history="1" r:id="rIdymj7ulmsb-jtww8s2cxwk">
+        <w:r>
+          <w:rPr>
+            <w:rStyle w:val="Hyperlink"/>
+          </w:rPr>
+          <w:t xml:space="preserve">https://www.uexternado.edu.co/departamento-de-derecho-comunicaciones-y-tecnologias-de-la-informacion/seminarios-web-2026/</w:t>
+        </w:r>
+      </w:hyperlink>
+      <w:r>
+        <w:t xml:space="preserve">). Para el contexto de Uniandes: las XXV Jornadas GECTI (29 de mayo de 2026) trataron la privacidad de los niños ante la IA, la ciberseguridad en las juntas directivas y la regulación de la IA frente a los datos personales (</w:t>
+      </w:r>
+      <w:hyperlink w:history="1" r:id="rIdmd474exiy4yalpqsyet_t">
+        <w:r>
+          <w:rPr>
+            <w:rStyle w:val="Hyperlink"/>
+          </w:rPr>
+          <w:t xml:space="preserve">https://algoritmos.uniandes.edu.co/xxv-jornadas-gecti-derecho-tecnologia-y-sociedad-digital/</w:t>
+        </w:r>
+      </w:hyperlink>
+      <w:r>
+        <w:t xml:space="preserve">); si la Facultad publica la grabación, reemplaza a este video. Confirmar antes de la sesión, en fuente primaria, el texto de la Circular Externa 002 de 2024 y el listado vigente de países con nivel adecuado de protección de la SIC.</w:t>
+      </w:r>
+    </w:p>
+    <w:p>
+      <w:pPr>
+        <w:pStyle w:val="Heading2"/>
+      </w:pPr>
+      <w:r>
+        <w:t xml:space="preserve">Bloque 10 · 80-103 · Taller 2: due diligence de datos e IA para contratar un proveedor</w:t>
+      </w:r>
+    </w:p>
+    <w:p>
+      <w:pPr>
+        <w:spacing w:after="120"/>
+      </w:pPr>
+      <w:r>
+        <w:t xml:space="preserve">Detalle completo en la sección 7.3. Caso: clínica odontológica que quiere contratar un asistente de IA generativa alojado en Estados Unidos para resumir historias clínicas y responder a pacientes, e implantar check-in por reconocimiento facial. Una sola matriz con formato semáforo (verde: obligación exigible; amarillo: mencionada sin mecanismo; rojo: ausente) y columna de evidencia. Herramientas: las cinco reglas, la lista de verificación de la Guía GECTI, el diagnóstico preliminar del Toolkit ético legal de IA de Uniandes, el caso CLOUD Act de Harvard Law School y los ocho temas de consenso de </w:t>
+      </w:r>
+      <w:r>
+        <w:rPr>
+          <w:i/>
+          <w:iCs/>
+        </w:rPr>
+        <w:t xml:space="preserve">Principled AI</w:t>
+      </w:r>
+      <w:r>
+        <w:t xml:space="preserve">.</w:t>
+      </w:r>
+    </w:p>
+    <w:p>
+      <w:pPr>
+        <w:pStyle w:val="Heading2"/>
+      </w:pPr>
+      <w:r>
+        <w:t xml:space="preserve">Bloque 11 · 103-106 · Video 4 (Harvard, 2026): algoritmos que deciden sobre personas</w:t>
+      </w:r>
+    </w:p>
+    <w:p>
+      <w:pPr>
+        <w:spacing w:after="120"/>
+      </w:pPr>
+      <w:r>
+        <w:rPr>
+          <w:b/>
+          <w:bCs/>
+        </w:rPr>
+        <w:t xml:space="preserve">Qué se hace.</w:t>
+      </w:r>
+      <w:r>
+        <w:t xml:space="preserve"> Clip de 3 minutos del Panel 4, </w:t>
+      </w:r>
+      <w:r>
+        <w:rPr>
+          <w:i/>
+          <w:iCs/>
+        </w:rPr>
+        <w:t xml:space="preserve">New Technology, New Challenges</w:t>
+      </w:r>
+      <w:r>
+        <w:t xml:space="preserve">, de la Conferencia Anual 2026 del Petrie-Flom Center de Harvard Law School (</w:t>
+      </w:r>
+      <w:hyperlink w:history="1" r:id="rIdma4anbi3treczray_wr9h">
+        <w:r>
+          <w:rPr>
+            <w:rStyle w:val="Hyperlink"/>
+          </w:rPr>
+          <w:t xml:space="preserve">https://www.youtube.com/watch?v=2TEVQqAZpkg</w:t>
+        </w:r>
+      </w:hyperlink>
+      <w:r>
+        <w:t xml:space="preserve">), en el segmento </w:t>
+      </w:r>
+      <w:r>
+        <w:rPr>
+          <w:i/>
+          <w:iCs/>
+        </w:rPr>
+        <w:t xml:space="preserve">Algorithms That Choose Life: a True Lifecycle Approach for AI Governance</w:t>
+      </w:r>
+      <w:r>
+        <w:t xml:space="preserve"> (Barry Solaiman), con subtítulos en español: qué exigir a un algoritmo que toma una decisión sobre una persona a lo largo de todo su ciclo de vida. Consigna: «anote la afirmación con la que menos esté de acuerdo».</w:t>
+      </w:r>
+    </w:p>
+    <w:p>
+      <w:pPr>
+        <w:spacing w:after="120"/>
+      </w:pPr>
+      <w:r>
+        <w:rPr>
+          <w:b/>
+          <w:bCs/>
+        </w:rPr>
+        <w:t xml:space="preserve">Notas.</w:t>
+      </w:r>
+      <w:r>
+        <w:t xml:space="preserve"> </w:t>
+      </w:r>
+      <w:r>
+        <w:rPr>
+          <w:b/>
+          <w:bCs/>
+        </w:rPr>
+        <w:t xml:space="preserve">Alternativa (Harvard, 2026):</w:t>
+      </w:r>
+      <w:r>
+        <w:t xml:space="preserve"> la serie </w:t>
+      </w:r>
+      <w:r>
+        <w:rPr>
+          <w:i/>
+          <w:iCs/>
+        </w:rPr>
+        <w:t xml:space="preserve">AI Governance Speaker Series (Spring 2026)</w:t>
+      </w:r>
+      <w:r>
+        <w:t xml:space="preserve"> del Berkman Klein Center (</w:t>
+      </w:r>
+      <w:hyperlink w:history="1" r:id="rIdzi_wzewjmvzkkczz9ukyf">
+        <w:r>
+          <w:rPr>
+            <w:rStyle w:val="Hyperlink"/>
+          </w:rPr>
+          <w:t xml:space="preserve">https://www.youtube.com/playlist?list=PL68azUN8PTNg25bFCYPRWnNjILYoOrbtg</w:t>
+        </w:r>
+      </w:hyperlink>
+      <w:r>
+        <w:t xml:space="preserve">), en particular la sesión </w:t>
+      </w:r>
+      <w:r>
+        <w:rPr>
+          <w:i/>
+          <w:iCs/>
+        </w:rPr>
+        <w:t xml:space="preserve">Legal Telescopes: New Ways of Seeing Law at Scale</w:t>
+      </w:r>
+      <w:r>
+        <w:t xml:space="preserve"> (Neel Guha, 25 de febrero de 2026, </w:t>
+      </w:r>
+      <w:hyperlink w:history="1" r:id="rId6l8hqxm3pz74hljbsyaoz">
+        <w:r>
+          <w:rPr>
+            <w:rStyle w:val="Hyperlink"/>
+          </w:rPr>
+          <w:t xml:space="preserve">https://cyber.harvard.edu/events/legal-telescopes-new-ways-seeing-law-scale</w:t>
+        </w:r>
+      </w:hyperlink>
+      <w:r>
+        <w:t xml:space="preserve">) sobre modelos de lenguaje para analizar el derecho a escala, y la conversación con Julie Brill, ex comisionada de la FTC. </w:t>
+      </w:r>
+      <w:r>
+        <w:rPr>
+          <w:b/>
+          <w:bCs/>
+        </w:rPr>
+        <w:t xml:space="preserve">Segunda alternativa (Harvard, 2025):</w:t>
+      </w:r>
+      <w:r>
+        <w:t xml:space="preserve"> </w:t>
+      </w:r>
+      <w:r>
+        <w:rPr>
+          <w:i/>
+          <w:iCs/>
+        </w:rPr>
+        <w:t xml:space="preserve">Fall Speaker Series (2025)</w:t>
+      </w:r>
+      <w:r>
+        <w:t xml:space="preserve"> del Berkman Klein Center (</w:t>
+      </w:r>
+      <w:hyperlink w:history="1" r:id="rIdtpgbcjmt92wzlip3osirp">
+        <w:r>
+          <w:rPr>
+            <w:rStyle w:val="Hyperlink"/>
+          </w:rPr>
+          <w:t xml:space="preserve">https://www.youtube.com/playlist?list=PL68azUN8PTNjMubL1F-SL207Pb5iGR4MW</w:t>
+        </w:r>
+      </w:hyperlink>
+      <w:r>
+        <w:t xml:space="preserve">).</w:t>
+      </w:r>
+    </w:p>
+    <w:p>
+      <w:pPr>
+        <w:pStyle w:val="Heading2"/>
+      </w:pPr>
+      <w:r>
+        <w:t xml:space="preserve">Bloque 12 · 106-112 · Preguntas y debate: voz clonada, deepfakes y decisiones automatizadas</w:t>
+      </w:r>
+    </w:p>
+    <w:p>
+      <w:pPr>
+        <w:spacing w:after="120"/>
+      </w:pPr>
+      <w:r>
+        <w:rPr>
+          <w:b/>
+          <w:bCs/>
+        </w:rPr>
+        <w:t xml:space="preserve">Qué se hace.</w:t>
+      </w:r>
+      <w:r>
+        <w:t xml:space="preserve"> Un solo escenario: un audio de 40 segundos con la voz clonada del socio director de una firma ordena al tesorero una transferencia urgente; días después la misma voz circula en redes atribuyéndole declaraciones falsas; la voz se clonó a partir de un webinar público. Se analiza con </w:t>
+      </w:r>
+      <w:r>
+        <w:rPr>
+          <w:i/>
+          <w:iCs/>
+        </w:rPr>
+        <w:t xml:space="preserve">Algorithmic Harm: Protecting People in the Age of Artificial Intelligence</w:t>
+      </w:r>
+      <w:r>
+        <w:t xml:space="preserve"> de Bar-Gill y Sunstein (Harvard, 2025), con el caso de estudio </w:t>
+      </w:r>
+      <w:r>
+        <w:rPr>
+          <w:i/>
+          <w:iCs/>
+        </w:rPr>
+        <w:t xml:space="preserve">Skin in the Game: Modulate AI</w:t>
+      </w:r>
+      <w:r>
+        <w:t xml:space="preserve"> del Berkman Klein Center (2020; se usa solo como caso, no como estado del arte) y con la nota de Uniandes sobre explicabilidad. Formato: 1 minuto de preparación por mesa, 1 minuto por posición, 1 de réplica; el facilitador cierra con la posición modelo (banco de preguntas, sección 8). Segunda pregunta si hay tiempo: ¿el «daño algorítmico» de Bar-Gill y Sunstein es argumento para prohibir las decisiones automatizadas o para exigir explicabilidad?</w:t>
+      </w:r>
+    </w:p>
+    <w:p>
+      <w:pPr>
+        <w:spacing w:after="120"/>
+      </w:pPr>
+      <w:r>
+        <w:rPr>
+          <w:b/>
+          <w:bCs/>
+        </w:rPr>
+        <w:t xml:space="preserve">Notas.</w:t>
+      </w:r>
+      <w:r>
+        <w:t xml:space="preserve"> Ejemplo colombiano listo: audio aportado en un proceso laboral cuya autenticidad se cuestiona por posible deepfake; enlazar con el protocolo del Taller 1 (metadatos, cadena de custodia, peritaje) y con la carga de la prueba de autenticidad. </w:t>
+      </w:r>
+      <w:r>
+        <w:rPr>
+          <w:i/>
+          <w:iCs/>
+        </w:rPr>
+        <w:t xml:space="preserve">Developments in the Law — Artificial Intelligence</w:t>
+      </w:r>
+      <w:r>
+        <w:t xml:space="preserve"> (Harvard Law Review, 2025) queda como lectura de cierre, no se expone.</w:t>
       </w:r>
     </w:p>
     <w:p>
@@ -5218,7 +6067,7 @@
           <w:b/>
           <w:bCs/>
         </w:rPr>
-        <w:t xml:space="preserve">¿Es la «deuda intelectual» de Zittrain un argumento para prohibir las decisiones automatizadas sobre personas o para exigir explicabilidad?</w:t>
+        <w:t xml:space="preserve">¿Es el «daño algorítmico» que describen Bar-Gill y Sunstein (2025) un argumento para prohibir las decisiones automatizadas sobre personas o para exigir explicabilidad?</w:t>
       </w:r>
     </w:p>
     <w:p>
@@ -5232,7 +6081,7 @@
           <w:sz w:val="20"/>
           <w:szCs w:val="20"/>
         </w:rPr>
-        <w:t xml:space="preserve">Zittrain describe sistemas que dan respuestas que funcionan sin que entendamos por qué y advierte del riesgo acumulado de depender de ellos. Posición modelo: no para prohibir, sino para exigir explicabilidad proporcional al impacto, control humano y posibilidad de impugnar; coincide con el principio de explicabilidad que Remolina conecta con los datos personales y con la Circular 002 de 2024. </w:t>
+        <w:t xml:space="preserve">Bar-Gill y Sunstein sostienen que los algoritmos pueden causar daños nuevos (manipulación, discriminación, errores a escala) que el derecho vigente no siempre captura, y proponen proteger a las personas sin renunciar a los beneficios. Posición modelo: no para prohibir, sino para exigir explicabilidad proporcional al impacto, control humano y posibilidad de impugnar; coincide con el principio de explicabilidad que Remolina conecta con los datos personales, con la Circular 002 de 2024 y con las Directrices UNESCO-Uniandes de 2025. </w:t>
       </w:r>
       <w:r>
         <w:rPr>
@@ -5621,7 +6470,18 @@
         <w:t xml:space="preserve">FUENTES.md</w:t>
       </w:r>
       <w:r>
-        <w:t xml:space="preserve">, confirmar título, autor, año y canal institucional; descargar los PDF y los cuatro fragmentos de video con marcas de tiempo (los videos no tienen duración confirmada en este documento: medirla al descargar).</w:t>
+        <w:t xml:space="preserve">, confirmar título, autor, año y canal institucional; descargar los PDF y los cuatro fragmentos de video con marcas de tiempo (los videos no tienen duración confirmada en este documento: medirla al descargar). Para los dos videos del Externado de 2025, abrir la página de seminarios web, localizar la grabación y copiar el enlace exacto en la diapositiva 7 y en </w:t>
+      </w:r>
+      <w:r>
+        <w:rPr>
+          <w:rFonts w:ascii="Consolas" w:cs="Consolas" w:eastAsia="Consolas" w:hAnsi="Consolas"/>
+          <w:sz w:val="18"/>
+          <w:szCs w:val="18"/>
+        </w:rPr>
+        <w:t xml:space="preserve">ENLACES_VIDEOS.md</w:t>
+      </w:r>
+      <w:r>
+        <w:t xml:space="preserve">.</w:t>
       </w:r>
     </w:p>
     <w:p>
@@ -5775,9 +6635,10 @@
         </w:tblBorders>
       </w:tblPr>
       <w:tblGrid>
-        <w:gridCol w:w="732"/>
-        <w:gridCol w:w="7109"/>
-        <w:gridCol w:w="1797"/>
+        <w:gridCol w:w="674"/>
+        <w:gridCol w:w="7009"/>
+        <w:gridCol w:w="674"/>
+        <w:gridCol w:w="1281"/>
       </w:tblGrid>
       <w:tr>
         <w:trPr>
@@ -5785,7 +6646,7 @@
         </w:trPr>
         <w:tc>
           <w:tcPr>
-            <w:tcW w:type="dxa" w:w="732"/>
+            <w:tcW w:type="dxa" w:w="674"/>
             <w:shd w:fill="E8EEF7" w:color="auto" w:val="clear"/>
             <w:tcMar>
               <w:top w:type="dxa" w:w="60"/>
@@ -5808,7 +6669,7 @@
         </w:tc>
         <w:tc>
           <w:tcPr>
-            <w:tcW w:type="dxa" w:w="7109"/>
+            <w:tcW w:type="dxa" w:w="7009"/>
             <w:shd w:fill="E8EEF7" w:color="auto" w:val="clear"/>
             <w:tcMar>
               <w:top w:type="dxa" w:w="60"/>
@@ -5831,7 +6692,30 @@
         </w:tc>
         <w:tc>
           <w:tcPr>
-            <w:tcW w:type="dxa" w:w="1797"/>
+            <w:tcW w:type="dxa" w:w="674"/>
+            <w:shd w:fill="E8EEF7" w:color="auto" w:val="clear"/>
+            <w:tcMar>
+              <w:top w:type="dxa" w:w="60"/>
+              <w:left w:type="dxa" w:w="80"/>
+              <w:bottom w:type="dxa" w:w="60"/>
+              <w:right w:type="dxa" w:w="80"/>
+            </w:tcMar>
+          </w:tcPr>
+          <w:p>
+            <w:r>
+              <w:rPr>
+                <w:b/>
+                <w:bCs/>
+                <w:sz w:val="18"/>
+                <w:szCs w:val="18"/>
+              </w:rPr>
+              <w:t xml:space="preserve">Año</w:t>
+            </w:r>
+          </w:p>
+        </w:tc>
+        <w:tc>
+          <w:tcPr>
+            <w:tcW w:type="dxa" w:w="1281"/>
             <w:shd w:fill="E8EEF7" w:color="auto" w:val="clear"/>
             <w:tcMar>
               <w:top w:type="dxa" w:w="60"/>
@@ -5859,7 +6743,7 @@
         </w:trPr>
         <w:tc>
           <w:tcPr>
-            <w:tcW w:type="dxa" w:w="732"/>
+            <w:tcW w:type="dxa" w:w="674"/>
             <w:tcMar>
               <w:top w:type="dxa" w:w="60"/>
               <w:left w:type="dxa" w:w="80"/>
@@ -5879,7 +6763,7 @@
         </w:tc>
         <w:tc>
           <w:tcPr>
-            <w:tcW w:type="dxa" w:w="7109"/>
+            <w:tcW w:type="dxa" w:w="7009"/>
             <w:tcMar>
               <w:top w:type="dxa" w:w="60"/>
               <w:left w:type="dxa" w:w="80"/>
@@ -5893,27 +6777,63 @@
                 <w:sz w:val="18"/>
                 <w:szCs w:val="18"/>
               </w:rPr>
-              <w:t xml:space="preserve">Observatorio Ciro Angarita Barón sobre protección de datos personales (habeasdatacolombia.uniandes.edu.co): jurisprudencia de habeas data, Guía GECTI y notas sobre transferencias internacionales</w:t>
-            </w:r>
-          </w:p>
-        </w:tc>
-        <w:tc>
-          <w:tcPr>
-            <w:tcW w:type="dxa" w:w="1797"/>
-            <w:tcMar>
-              <w:top w:type="dxa" w:w="60"/>
-              <w:left w:type="dxa" w:w="80"/>
-              <w:bottom w:type="dxa" w:w="60"/>
-              <w:right w:type="dxa" w:w="80"/>
-            </w:tcMar>
-          </w:tcPr>
-          <w:p>
-            <w:r>
-              <w:rPr>
+              <w:t xml:space="preserve">Maestría en Derecho, Tecnología y Sociedad Digital (3 semestres, híbrida) y curso de Educación Continua </w:t>
+            </w:r>
+            <w:r>
+              <w:rPr>
+                <w:i/>
+                <w:iCs/>
                 <w:sz w:val="18"/>
                 <w:szCs w:val="18"/>
               </w:rPr>
-              <w:t xml:space="preserve">Quien asesora en datos personales</w:t>
+              <w:t xml:space="preserve">Protección de Datos y Accountability</w:t>
+            </w:r>
+            <w:r>
+              <w:rPr>
+                <w:sz w:val="18"/>
+                <w:szCs w:val="18"/>
+              </w:rPr>
+              <w:t xml:space="preserve"> del GECTI</w:t>
+            </w:r>
+          </w:p>
+        </w:tc>
+        <w:tc>
+          <w:tcPr>
+            <w:tcW w:type="dxa" w:w="674"/>
+            <w:tcMar>
+              <w:top w:type="dxa" w:w="60"/>
+              <w:left w:type="dxa" w:w="80"/>
+              <w:bottom w:type="dxa" w:w="60"/>
+              <w:right w:type="dxa" w:w="80"/>
+            </w:tcMar>
+          </w:tcPr>
+          <w:p>
+            <w:r>
+              <w:rPr>
+                <w:sz w:val="18"/>
+                <w:szCs w:val="18"/>
+              </w:rPr>
+              <w:t xml:space="preserve">vigentes</w:t>
+            </w:r>
+          </w:p>
+        </w:tc>
+        <w:tc>
+          <w:tcPr>
+            <w:tcW w:type="dxa" w:w="1281"/>
+            <w:tcMar>
+              <w:top w:type="dxa" w:w="60"/>
+              <w:left w:type="dxa" w:w="80"/>
+              <w:bottom w:type="dxa" w:w="60"/>
+              <w:right w:type="dxa" w:w="80"/>
+            </w:tcMar>
+          </w:tcPr>
+          <w:p>
+            <w:r>
+              <w:rPr>
+                <w:sz w:val="18"/>
+                <w:szCs w:val="18"/>
+              </w:rPr>
+              <w:t xml:space="preserve">Formación formal en Colombia</w:t>
             </w:r>
           </w:p>
         </w:tc>
@@ -5924,7 +6844,7 @@
         </w:trPr>
         <w:tc>
           <w:tcPr>
-            <w:tcW w:type="dxa" w:w="732"/>
+            <w:tcW w:type="dxa" w:w="674"/>
             <w:tcMar>
               <w:top w:type="dxa" w:w="60"/>
               <w:left w:type="dxa" w:w="80"/>
@@ -5944,7 +6864,7 @@
         </w:tc>
         <w:tc>
           <w:tcPr>
-            <w:tcW w:type="dxa" w:w="7109"/>
+            <w:tcW w:type="dxa" w:w="7009"/>
             <w:tcMar>
               <w:top w:type="dxa" w:w="60"/>
               <w:left w:type="dxa" w:w="80"/>
@@ -5958,13 +6878,13 @@
                 <w:sz w:val="18"/>
                 <w:szCs w:val="18"/>
               </w:rPr>
-              <w:t xml:space="preserve">Toolkit ético legal de inteligencia artificial (Facultad de Derecho y GECTI) y semillero Lab IA/Law</w:t>
-            </w:r>
-          </w:p>
-        </w:tc>
-        <w:tc>
-          <w:tcPr>
-            <w:tcW w:type="dxa" w:w="1797"/>
+              <w:t xml:space="preserve">Uniandes Legal Fest 2026 (cómo se ejercerá el derecho en un mundo permeado por la IA); XXV Jornadas GECTI (mayo de 2026); semillero Lab IA/Law; Toolkit ético legal de IA</w:t>
+            </w:r>
+          </w:p>
+        </w:tc>
+        <w:tc>
+          <w:tcPr>
+            <w:tcW w:type="dxa" w:w="674"/>
             <w:tcMar>
               <w:top w:type="dxa" w:w="60"/>
               <w:left w:type="dxa" w:w="80"/>
@@ -5978,7 +6898,27 @@
                 <w:sz w:val="18"/>
                 <w:szCs w:val="18"/>
               </w:rPr>
-              <w:t xml:space="preserve">Quien evalúa proyectos de IA de clientes</w:t>
+              <w:t xml:space="preserve">2026</w:t>
+            </w:r>
+          </w:p>
+        </w:tc>
+        <w:tc>
+          <w:tcPr>
+            <w:tcW w:type="dxa" w:w="1281"/>
+            <w:tcMar>
+              <w:top w:type="dxa" w:w="60"/>
+              <w:left w:type="dxa" w:w="80"/>
+              <w:bottom w:type="dxa" w:w="60"/>
+              <w:right w:type="dxa" w:w="80"/>
+            </w:tcMar>
+          </w:tcPr>
+          <w:p>
+            <w:r>
+              <w:rPr>
+                <w:sz w:val="18"/>
+                <w:szCs w:val="18"/>
+              </w:rPr>
+              <w:t xml:space="preserve">Quien evalúa proyectos de IA de clientes o quiere seguir el debate</w:t>
             </w:r>
           </w:p>
         </w:tc>
@@ -5989,7 +6929,7 @@
         </w:trPr>
         <w:tc>
           <w:tcPr>
-            <w:tcW w:type="dxa" w:w="732"/>
+            <w:tcW w:type="dxa" w:w="674"/>
             <w:tcMar>
               <w:top w:type="dxa" w:w="60"/>
               <w:left w:type="dxa" w:w="80"/>
@@ -6009,7 +6949,7 @@
         </w:tc>
         <w:tc>
           <w:tcPr>
-            <w:tcW w:type="dxa" w:w="7109"/>
+            <w:tcW w:type="dxa" w:w="7009"/>
             <w:tcMar>
               <w:top w:type="dxa" w:w="60"/>
               <w:left w:type="dxa" w:w="80"/>
@@ -6023,43 +6963,47 @@
                 <w:sz w:val="18"/>
                 <w:szCs w:val="18"/>
               </w:rPr>
-              <w:t xml:space="preserve">Curso </w:t>
-            </w:r>
-            <w:r>
-              <w:rPr>
-                <w:i/>
-                <w:iCs/>
+              <w:t xml:space="preserve">Escuela de Gobierno: versión en español de las Directrices UNESCO para el uso de IA en cortes y tribunales (2025) y proyecto Sistemas de Algoritmos Públicos</w:t>
+            </w:r>
+          </w:p>
+        </w:tc>
+        <w:tc>
+          <w:tcPr>
+            <w:tcW w:type="dxa" w:w="674"/>
+            <w:tcMar>
+              <w:top w:type="dxa" w:w="60"/>
+              <w:left w:type="dxa" w:w="80"/>
+              <w:bottom w:type="dxa" w:w="60"/>
+              <w:right w:type="dxa" w:w="80"/>
+            </w:tcMar>
+          </w:tcPr>
+          <w:p>
+            <w:r>
+              <w:rPr>
                 <w:sz w:val="18"/>
                 <w:szCs w:val="18"/>
               </w:rPr>
-              <w:t xml:space="preserve">Introducción a la inteligencia artificial contemporánea</w:t>
-            </w:r>
+              <w:t xml:space="preserve">2025</w:t>
+            </w:r>
+          </w:p>
+        </w:tc>
+        <w:tc>
+          <w:tcPr>
+            <w:tcW w:type="dxa" w:w="1281"/>
+            <w:tcMar>
+              <w:top w:type="dxa" w:w="60"/>
+              <w:left w:type="dxa" w:w="80"/>
+              <w:bottom w:type="dxa" w:w="60"/>
+              <w:right w:type="dxa" w:w="80"/>
+            </w:tcMar>
+          </w:tcPr>
+          <w:p>
             <w:r>
               <w:rPr>
                 <w:sz w:val="18"/>
                 <w:szCs w:val="18"/>
               </w:rPr>
-              <w:t xml:space="preserve"> (Coursera, en español, nivel principiante)</w:t>
-            </w:r>
-          </w:p>
-        </w:tc>
-        <w:tc>
-          <w:tcPr>
-            <w:tcW w:type="dxa" w:w="1797"/>
-            <w:tcMar>
-              <w:top w:type="dxa" w:w="60"/>
-              <w:left w:type="dxa" w:w="80"/>
-              <w:bottom w:type="dxa" w:w="60"/>
-              <w:right w:type="dxa" w:w="80"/>
-            </w:tcMar>
-          </w:tcPr>
-          <w:p>
-            <w:r>
-              <w:rPr>
-                <w:sz w:val="18"/>
-                <w:szCs w:val="18"/>
-              </w:rPr>
-              <w:t xml:space="preserve">Alfabetización técnica en español</w:t>
+              <w:t xml:space="preserve">Quien litiga o asesora al Estado</w:t>
             </w:r>
           </w:p>
         </w:tc>
@@ -6070,7 +7014,7 @@
         </w:trPr>
         <w:tc>
           <w:tcPr>
-            <w:tcW w:type="dxa" w:w="732"/>
+            <w:tcW w:type="dxa" w:w="674"/>
             <w:tcMar>
               <w:top w:type="dxa" w:w="60"/>
               <w:left w:type="dxa" w:w="80"/>
@@ -6090,7 +7034,7 @@
         </w:tc>
         <w:tc>
           <w:tcPr>
-            <w:tcW w:type="dxa" w:w="7109"/>
+            <w:tcW w:type="dxa" w:w="7009"/>
             <w:tcMar>
               <w:top w:type="dxa" w:w="60"/>
               <w:left w:type="dxa" w:w="80"/>
@@ -6104,43 +7048,47 @@
                 <w:sz w:val="18"/>
                 <w:szCs w:val="18"/>
               </w:rPr>
-              <w:t xml:space="preserve">Maestría en Derecho, Tecnología y Sociedad Digital (3 semestres, modalidad híbrida) y curso de Educación Continua </w:t>
-            </w:r>
-            <w:r>
-              <w:rPr>
-                <w:i/>
-                <w:iCs/>
+              <w:t xml:space="preserve">Observatorio Ciro Angarita Barón (habeasdatacolombia.uniandes.edu.co): jurisprudencia de habeas data y Guía GECTI</w:t>
+            </w:r>
+          </w:p>
+        </w:tc>
+        <w:tc>
+          <w:tcPr>
+            <w:tcW w:type="dxa" w:w="674"/>
+            <w:tcMar>
+              <w:top w:type="dxa" w:w="60"/>
+              <w:left w:type="dxa" w:w="80"/>
+              <w:bottom w:type="dxa" w:w="60"/>
+              <w:right w:type="dxa" w:w="80"/>
+            </w:tcMar>
+          </w:tcPr>
+          <w:p>
+            <w:r>
+              <w:rPr>
                 <w:sz w:val="18"/>
                 <w:szCs w:val="18"/>
               </w:rPr>
-              <w:t xml:space="preserve">Protección de Datos y Accountability</w:t>
-            </w:r>
+              <w:t xml:space="preserve">vigente</w:t>
+            </w:r>
+          </w:p>
+        </w:tc>
+        <w:tc>
+          <w:tcPr>
+            <w:tcW w:type="dxa" w:w="1281"/>
+            <w:tcMar>
+              <w:top w:type="dxa" w:w="60"/>
+              <w:left w:type="dxa" w:w="80"/>
+              <w:bottom w:type="dxa" w:w="60"/>
+              <w:right w:type="dxa" w:w="80"/>
+            </w:tcMar>
+          </w:tcPr>
+          <w:p>
             <w:r>
               <w:rPr>
                 <w:sz w:val="18"/>
                 <w:szCs w:val="18"/>
               </w:rPr>
-              <w:t xml:space="preserve"> del GECTI (más de diez ediciones desde 2018)</w:t>
-            </w:r>
-          </w:p>
-        </w:tc>
-        <w:tc>
-          <w:tcPr>
-            <w:tcW w:type="dxa" w:w="1797"/>
-            <w:tcMar>
-              <w:top w:type="dxa" w:w="60"/>
-              <w:left w:type="dxa" w:w="80"/>
-              <w:bottom w:type="dxa" w:w="60"/>
-              <w:right w:type="dxa" w:w="80"/>
-            </w:tcMar>
-          </w:tcPr>
-          <w:p>
-            <w:r>
-              <w:rPr>
-                <w:sz w:val="18"/>
-                <w:szCs w:val="18"/>
-              </w:rPr>
-              <w:t xml:space="preserve">Formación formal en Colombia</w:t>
+              <w:t xml:space="preserve">Quien asesora en datos personales</w:t>
             </w:r>
           </w:p>
         </w:tc>
@@ -6151,7 +7099,7 @@
         </w:trPr>
         <w:tc>
           <w:tcPr>
-            <w:tcW w:type="dxa" w:w="732"/>
+            <w:tcW w:type="dxa" w:w="674"/>
             <w:tcMar>
               <w:top w:type="dxa" w:w="60"/>
               <w:left w:type="dxa" w:w="80"/>
@@ -6171,15 +7119,22 @@
         </w:tc>
         <w:tc>
           <w:tcPr>
-            <w:tcW w:type="dxa" w:w="7109"/>
-            <w:tcMar>
-              <w:top w:type="dxa" w:w="60"/>
-              <w:left w:type="dxa" w:w="80"/>
-              <w:bottom w:type="dxa" w:w="60"/>
-              <w:right w:type="dxa" w:w="80"/>
-            </w:tcMar>
-          </w:tcPr>
-          <w:p>
+            <w:tcW w:type="dxa" w:w="7009"/>
+            <w:tcMar>
+              <w:top w:type="dxa" w:w="60"/>
+              <w:left w:type="dxa" w:w="80"/>
+              <w:bottom w:type="dxa" w:w="60"/>
+              <w:right w:type="dxa" w:w="80"/>
+            </w:tcMar>
+          </w:tcPr>
+          <w:p>
+            <w:r>
+              <w:rPr>
+                <w:sz w:val="18"/>
+                <w:szCs w:val="18"/>
+              </w:rPr>
+              <w:t xml:space="preserve">Berkman Klein Center: </w:t>
+            </w:r>
             <w:r>
               <w:rPr>
                 <w:i/>
@@ -6187,34 +7142,70 @@
                 <w:sz w:val="18"/>
                 <w:szCs w:val="18"/>
               </w:rPr>
-              <w:t xml:space="preserve">CS50's Computer Science for Lawyers</w:t>
+              <w:t xml:space="preserve">AI Governance Speaker Series</w:t>
             </w:r>
             <w:r>
               <w:rPr>
                 <w:sz w:val="18"/>
                 <w:szCs w:val="18"/>
               </w:rPr>
-              <w:t xml:space="preserve"> (HarvardX en edX, gratuito en modalidad de auditoría)</w:t>
-            </w:r>
-          </w:p>
-        </w:tc>
-        <w:tc>
-          <w:tcPr>
-            <w:tcW w:type="dxa" w:w="1797"/>
-            <w:tcMar>
-              <w:top w:type="dxa" w:w="60"/>
-              <w:left w:type="dxa" w:w="80"/>
-              <w:bottom w:type="dxa" w:w="60"/>
-              <w:right w:type="dxa" w:w="80"/>
-            </w:tcMar>
-          </w:tcPr>
-          <w:p>
-            <w:r>
-              <w:rPr>
+              <w:t xml:space="preserve"> (primavera de 2026) y </w:t>
+            </w:r>
+            <w:r>
+              <w:rPr>
+                <w:i/>
+                <w:iCs/>
                 <w:sz w:val="18"/>
                 <w:szCs w:val="18"/>
               </w:rPr>
-              <w:t xml:space="preserve">Alfabetización técnica en inglés</w:t>
+              <w:t xml:space="preserve">Fall Speaker Series</w:t>
+            </w:r>
+            <w:r>
+              <w:rPr>
+                <w:sz w:val="18"/>
+                <w:szCs w:val="18"/>
+              </w:rPr>
+              <w:t xml:space="preserve"> (2025); Initiative on Artificial Intelligence and the Law (Bar-Gill y Sunstein)</w:t>
+            </w:r>
+          </w:p>
+        </w:tc>
+        <w:tc>
+          <w:tcPr>
+            <w:tcW w:type="dxa" w:w="674"/>
+            <w:tcMar>
+              <w:top w:type="dxa" w:w="60"/>
+              <w:left w:type="dxa" w:w="80"/>
+              <w:bottom w:type="dxa" w:w="60"/>
+              <w:right w:type="dxa" w:w="80"/>
+            </w:tcMar>
+          </w:tcPr>
+          <w:p>
+            <w:r>
+              <w:rPr>
+                <w:sz w:val="18"/>
+                <w:szCs w:val="18"/>
+              </w:rPr>
+              <w:t xml:space="preserve">2025-2026</w:t>
+            </w:r>
+          </w:p>
+        </w:tc>
+        <w:tc>
+          <w:tcPr>
+            <w:tcW w:type="dxa" w:w="1281"/>
+            <w:tcMar>
+              <w:top w:type="dxa" w:w="60"/>
+              <w:left w:type="dxa" w:w="80"/>
+              <w:bottom w:type="dxa" w:w="60"/>
+              <w:right w:type="dxa" w:w="80"/>
+            </w:tcMar>
+          </w:tcPr>
+          <w:p>
+            <w:r>
+              <w:rPr>
+                <w:sz w:val="18"/>
+                <w:szCs w:val="18"/>
+              </w:rPr>
+              <w:t xml:space="preserve">Quien quiera seguir el debate regulatorio internacional</w:t>
             </w:r>
           </w:p>
         </w:tc>
@@ -6225,7 +7216,7 @@
         </w:trPr>
         <w:tc>
           <w:tcPr>
-            <w:tcW w:type="dxa" w:w="732"/>
+            <w:tcW w:type="dxa" w:w="674"/>
             <w:tcMar>
               <w:top w:type="dxa" w:w="60"/>
               <w:left w:type="dxa" w:w="80"/>
@@ -6245,22 +7236,15 @@
         </w:tc>
         <w:tc>
           <w:tcPr>
-            <w:tcW w:type="dxa" w:w="7109"/>
-            <w:tcMar>
-              <w:top w:type="dxa" w:w="60"/>
-              <w:left w:type="dxa" w:w="80"/>
-              <w:bottom w:type="dxa" w:w="60"/>
-              <w:right w:type="dxa" w:w="80"/>
-            </w:tcMar>
-          </w:tcPr>
-          <w:p>
-            <w:r>
-              <w:rPr>
-                <w:sz w:val="18"/>
-                <w:szCs w:val="18"/>
-              </w:rPr>
-              <w:t xml:space="preserve">Berkman Klein Center: playlist </w:t>
-            </w:r>
+            <w:tcW w:type="dxa" w:w="7009"/>
+            <w:tcMar>
+              <w:top w:type="dxa" w:w="60"/>
+              <w:left w:type="dxa" w:w="80"/>
+              <w:bottom w:type="dxa" w:w="60"/>
+              <w:right w:type="dxa" w:w="80"/>
+            </w:tcMar>
+          </w:tcPr>
+          <w:p>
             <w:r>
               <w:rPr>
                 <w:i/>
@@ -6268,14 +7252,14 @@
                 <w:sz w:val="18"/>
                 <w:szCs w:val="18"/>
               </w:rPr>
-              <w:t xml:space="preserve">Ethics &amp; Governance of AI</w:t>
+              <w:t xml:space="preserve">The Practice</w:t>
             </w:r>
             <w:r>
               <w:rPr>
                 <w:sz w:val="18"/>
                 <w:szCs w:val="18"/>
               </w:rPr>
-              <w:t xml:space="preserve">, informe </w:t>
+              <w:t xml:space="preserve">, número </w:t>
             </w:r>
             <w:r>
               <w:rPr>
@@ -6284,34 +7268,86 @@
                 <w:sz w:val="18"/>
                 <w:szCs w:val="18"/>
               </w:rPr>
-              <w:t xml:space="preserve">Principled AI</w:t>
+              <w:t xml:space="preserve">Adding Value in the Age of AI</w:t>
             </w:r>
             <w:r>
               <w:rPr>
                 <w:sz w:val="18"/>
                 <w:szCs w:val="18"/>
               </w:rPr>
-              <w:t xml:space="preserve">, Initiative on Artificial Intelligence and the Law (Bar-Gill y Sunstein)</w:t>
-            </w:r>
-          </w:p>
-        </w:tc>
-        <w:tc>
-          <w:tcPr>
-            <w:tcW w:type="dxa" w:w="1797"/>
-            <w:tcMar>
-              <w:top w:type="dxa" w:w="60"/>
-              <w:left w:type="dxa" w:w="80"/>
-              <w:bottom w:type="dxa" w:w="60"/>
-              <w:right w:type="dxa" w:w="80"/>
-            </w:tcMar>
-          </w:tcPr>
-          <w:p>
-            <w:r>
-              <w:rPr>
+              <w:t xml:space="preserve"> (Center on the Legal Profession, julio-agosto de 2026); </w:t>
+            </w:r>
+            <w:r>
+              <w:rPr>
+                <w:i/>
+                <w:iCs/>
                 <w:sz w:val="18"/>
                 <w:szCs w:val="18"/>
               </w:rPr>
-              <w:t xml:space="preserve">Quien quiera seguir el debate regulatorio internacional</w:t>
+              <w:t xml:space="preserve">Developments in the Law — Artificial Intelligence</w:t>
+            </w:r>
+            <w:r>
+              <w:rPr>
+                <w:sz w:val="18"/>
+                <w:szCs w:val="18"/>
+              </w:rPr>
+              <w:t xml:space="preserve"> (Harvard Law Review, 2025); Bar-Gill y Sunstein, </w:t>
+            </w:r>
+            <w:r>
+              <w:rPr>
+                <w:i/>
+                <w:iCs/>
+                <w:sz w:val="18"/>
+                <w:szCs w:val="18"/>
+              </w:rPr>
+              <w:t xml:space="preserve">Algorithmic Harm</w:t>
+            </w:r>
+            <w:r>
+              <w:rPr>
+                <w:sz w:val="18"/>
+                <w:szCs w:val="18"/>
+              </w:rPr>
+              <w:t xml:space="preserve"> (2025)</w:t>
+            </w:r>
+          </w:p>
+        </w:tc>
+        <w:tc>
+          <w:tcPr>
+            <w:tcW w:type="dxa" w:w="674"/>
+            <w:tcMar>
+              <w:top w:type="dxa" w:w="60"/>
+              <w:left w:type="dxa" w:w="80"/>
+              <w:bottom w:type="dxa" w:w="60"/>
+              <w:right w:type="dxa" w:w="80"/>
+            </w:tcMar>
+          </w:tcPr>
+          <w:p>
+            <w:r>
+              <w:rPr>
+                <w:sz w:val="18"/>
+                <w:szCs w:val="18"/>
+              </w:rPr>
+              <w:t xml:space="preserve">2025-2026</w:t>
+            </w:r>
+          </w:p>
+        </w:tc>
+        <w:tc>
+          <w:tcPr>
+            <w:tcW w:type="dxa" w:w="1281"/>
+            <w:tcMar>
+              <w:top w:type="dxa" w:w="60"/>
+              <w:left w:type="dxa" w:w="80"/>
+              <w:bottom w:type="dxa" w:w="60"/>
+              <w:right w:type="dxa" w:w="80"/>
+            </w:tcMar>
+          </w:tcPr>
+          <w:p>
+            <w:r>
+              <w:rPr>
+                <w:sz w:val="18"/>
+                <w:szCs w:val="18"/>
+              </w:rPr>
+              <w:t xml:space="preserve">Gestión de la práctica jurídica con IA y panorama doctrinal</w:t>
             </w:r>
           </w:p>
         </w:tc>
@@ -6322,7 +7358,7 @@
         </w:trPr>
         <w:tc>
           <w:tcPr>
-            <w:tcW w:type="dxa" w:w="732"/>
+            <w:tcW w:type="dxa" w:w="674"/>
             <w:tcMar>
               <w:top w:type="dxa" w:w="60"/>
               <w:left w:type="dxa" w:w="80"/>
@@ -6342,15 +7378,22 @@
         </w:tc>
         <w:tc>
           <w:tcPr>
-            <w:tcW w:type="dxa" w:w="7109"/>
-            <w:tcMar>
-              <w:top w:type="dxa" w:w="60"/>
-              <w:left w:type="dxa" w:w="80"/>
-              <w:bottom w:type="dxa" w:w="60"/>
-              <w:right w:type="dxa" w:w="80"/>
-            </w:tcMar>
-          </w:tcPr>
-          <w:p>
+            <w:tcW w:type="dxa" w:w="7009"/>
+            <w:tcMar>
+              <w:top w:type="dxa" w:w="60"/>
+              <w:left w:type="dxa" w:w="80"/>
+              <w:bottom w:type="dxa" w:w="60"/>
+              <w:right w:type="dxa" w:w="80"/>
+            </w:tcMar>
+          </w:tcPr>
+          <w:p>
+            <w:r>
+              <w:rPr>
+                <w:sz w:val="18"/>
+                <w:szCs w:val="18"/>
+              </w:rPr>
+              <w:t xml:space="preserve">Programa ejecutivo </w:t>
+            </w:r>
             <w:r>
               <w:rPr>
                 <w:i/>
@@ -6358,14 +7401,14 @@
                 <w:sz w:val="18"/>
                 <w:szCs w:val="18"/>
               </w:rPr>
-              <w:t xml:space="preserve">The Practice</w:t>
+              <w:t xml:space="preserve">AI and the Law: Navigating the New Legal Landscape</w:t>
             </w:r>
             <w:r>
               <w:rPr>
                 <w:sz w:val="18"/>
                 <w:szCs w:val="18"/>
               </w:rPr>
-              <w:t xml:space="preserve">, número monográfico </w:t>
+              <w:t xml:space="preserve"> (edición 2026 con componentes prácticos); </w:t>
             </w:r>
             <w:r>
               <w:rPr>
@@ -6374,50 +7417,54 @@
                 <w:sz w:val="18"/>
                 <w:szCs w:val="18"/>
               </w:rPr>
-              <w:t xml:space="preserve">Generative AI in the Legal Profession</w:t>
+              <w:t xml:space="preserve">CS50's Computer Science for Lawyers</w:t>
             </w:r>
             <w:r>
               <w:rPr>
                 <w:sz w:val="18"/>
                 <w:szCs w:val="18"/>
               </w:rPr>
-              <w:t xml:space="preserve"> (Center on the Legal Profession, Harvard Law School, 2023); </w:t>
-            </w:r>
-            <w:r>
-              <w:rPr>
-                <w:i/>
-                <w:iCs/>
+              <w:t xml:space="preserve"> (HarvardX, gratuito en modalidad de auditoría)</w:t>
+            </w:r>
+          </w:p>
+        </w:tc>
+        <w:tc>
+          <w:tcPr>
+            <w:tcW w:type="dxa" w:w="674"/>
+            <w:tcMar>
+              <w:top w:type="dxa" w:w="60"/>
+              <w:left w:type="dxa" w:w="80"/>
+              <w:bottom w:type="dxa" w:w="60"/>
+              <w:right w:type="dxa" w:w="80"/>
+            </w:tcMar>
+          </w:tcPr>
+          <w:p>
+            <w:r>
+              <w:rPr>
                 <w:sz w:val="18"/>
                 <w:szCs w:val="18"/>
               </w:rPr>
-              <w:t xml:space="preserve">Developments in the Law — Artificial Intelligence</w:t>
-            </w:r>
+              <w:t xml:space="preserve">2026 / vigente</w:t>
+            </w:r>
+          </w:p>
+        </w:tc>
+        <w:tc>
+          <w:tcPr>
+            <w:tcW w:type="dxa" w:w="1281"/>
+            <w:tcMar>
+              <w:top w:type="dxa" w:w="60"/>
+              <w:left w:type="dxa" w:w="80"/>
+              <w:bottom w:type="dxa" w:w="60"/>
+              <w:right w:type="dxa" w:w="80"/>
+            </w:tcMar>
+          </w:tcPr>
+          <w:p>
             <w:r>
               <w:rPr>
                 <w:sz w:val="18"/>
                 <w:szCs w:val="18"/>
               </w:rPr>
-              <w:t xml:space="preserve"> (Harvard Law Review, vol. 138, 2025)</w:t>
-            </w:r>
-          </w:p>
-        </w:tc>
-        <w:tc>
-          <w:tcPr>
-            <w:tcW w:type="dxa" w:w="1797"/>
-            <w:tcMar>
-              <w:top w:type="dxa" w:w="60"/>
-              <w:left w:type="dxa" w:w="80"/>
-              <w:bottom w:type="dxa" w:w="60"/>
-              <w:right w:type="dxa" w:w="80"/>
-            </w:tcMar>
-          </w:tcPr>
-          <w:p>
-            <w:r>
-              <w:rPr>
-                <w:sz w:val="18"/>
-                <w:szCs w:val="18"/>
-              </w:rPr>
-              <w:t xml:space="preserve">Gestión de la práctica jurídica con IA y panorama doctrinal</w:t>
+              <w:t xml:space="preserve">Formación ejecutiva y alfabetización técnica</w:t>
             </w:r>
           </w:p>
         </w:tc>
@@ -6428,7 +7475,7 @@
         </w:trPr>
         <w:tc>
           <w:tcPr>
-            <w:tcW w:type="dxa" w:w="732"/>
+            <w:tcW w:type="dxa" w:w="674"/>
             <w:tcMar>
               <w:top w:type="dxa" w:w="60"/>
               <w:left w:type="dxa" w:w="80"/>
@@ -6442,13 +7489,13 @@
                 <w:sz w:val="18"/>
                 <w:szCs w:val="18"/>
               </w:rPr>
-              <w:t xml:space="preserve">Harvard</w:t>
-            </w:r>
-          </w:p>
-        </w:tc>
-        <w:tc>
-          <w:tcPr>
-            <w:tcW w:type="dxa" w:w="7109"/>
+              <w:t xml:space="preserve">Externado</w:t>
+            </w:r>
+          </w:p>
+        </w:tc>
+        <w:tc>
+          <w:tcPr>
+            <w:tcW w:type="dxa" w:w="7009"/>
             <w:tcMar>
               <w:top w:type="dxa" w:w="60"/>
               <w:left w:type="dxa" w:w="80"/>
@@ -6462,52 +7509,47 @@
                 <w:sz w:val="18"/>
                 <w:szCs w:val="18"/>
               </w:rPr>
-              <w:t xml:space="preserve">Harvard Journal of Law &amp; Technology, vol. 38: Sobel, </w:t>
-            </w:r>
-            <w:r>
-              <w:rPr>
-                <w:i/>
-                <w:iCs/>
+              <w:t xml:space="preserve">Ciclo de Conferencias 2026 por los 30 años del Departamento de Derecho, Comunicaciones y Tecnologías de la Información; Seminarios web 2025 y 2026; Relatorías 2025 de la Mesa de Trabajo Multiactor sobre Regulación de IA (coorganizada con Uniandes); encuentro sobre la gobernanza abierta de la IA (CONPES 4144 de 2025)</w:t>
+            </w:r>
+          </w:p>
+        </w:tc>
+        <w:tc>
+          <w:tcPr>
+            <w:tcW w:type="dxa" w:w="674"/>
+            <w:tcMar>
+              <w:top w:type="dxa" w:w="60"/>
+              <w:left w:type="dxa" w:w="80"/>
+              <w:bottom w:type="dxa" w:w="60"/>
+              <w:right w:type="dxa" w:w="80"/>
+            </w:tcMar>
+          </w:tcPr>
+          <w:p>
+            <w:r>
+              <w:rPr>
                 <w:sz w:val="18"/>
                 <w:szCs w:val="18"/>
               </w:rPr>
-              <w:t xml:space="preserve">Elements of Style: Copyright, Similarity, and Generative AI</w:t>
-            </w:r>
+              <w:t xml:space="preserve">2025-2026</w:t>
+            </w:r>
+          </w:p>
+        </w:tc>
+        <w:tc>
+          <w:tcPr>
+            <w:tcW w:type="dxa" w:w="1281"/>
+            <w:tcMar>
+              <w:top w:type="dxa" w:w="60"/>
+              <w:left w:type="dxa" w:w="80"/>
+              <w:bottom w:type="dxa" w:w="60"/>
+              <w:right w:type="dxa" w:w="80"/>
+            </w:tcMar>
+          </w:tcPr>
+          <w:p>
             <w:r>
               <w:rPr>
                 <w:sz w:val="18"/>
                 <w:szCs w:val="18"/>
               </w:rPr>
-              <w:t xml:space="preserve">; Bracha, </w:t>
-            </w:r>
-            <w:r>
-              <w:rPr>
-                <w:i/>
-                <w:iCs/>
-                <w:sz w:val="18"/>
-                <w:szCs w:val="18"/>
-              </w:rPr>
-              <w:t xml:space="preserve">The Work of Copyright in the Age of Machine Production</w:t>
-            </w:r>
-          </w:p>
-        </w:tc>
-        <w:tc>
-          <w:tcPr>
-            <w:tcW w:type="dxa" w:w="1797"/>
-            <w:tcMar>
-              <w:top w:type="dxa" w:w="60"/>
-              <w:left w:type="dxa" w:w="80"/>
-              <w:bottom w:type="dxa" w:w="60"/>
-              <w:right w:type="dxa" w:w="80"/>
-            </w:tcMar>
-          </w:tcPr>
-          <w:p>
-            <w:r>
-              <w:rPr>
-                <w:sz w:val="18"/>
-                <w:szCs w:val="18"/>
-              </w:rPr>
-              <w:t xml:space="preserve">Propiedad intelectual e IA generativa</w:t>
+              <w:t xml:space="preserve">Seguimiento de la regulación colombiana</w:t>
             </w:r>
           </w:p>
         </w:tc>
@@ -6518,7 +7560,7 @@
         </w:trPr>
         <w:tc>
           <w:tcPr>
-            <w:tcW w:type="dxa" w:w="732"/>
+            <w:tcW w:type="dxa" w:w="674"/>
             <w:tcMar>
               <w:top w:type="dxa" w:w="60"/>
               <w:left w:type="dxa" w:w="80"/>
@@ -6538,7 +7580,7 @@
         </w:tc>
         <w:tc>
           <w:tcPr>
-            <w:tcW w:type="dxa" w:w="7109"/>
+            <w:tcW w:type="dxa" w:w="7009"/>
             <w:tcMar>
               <w:top w:type="dxa" w:w="60"/>
               <w:left w:type="dxa" w:w="80"/>
@@ -6552,7 +7594,7 @@
                 <w:sz w:val="18"/>
                 <w:szCs w:val="18"/>
               </w:rPr>
-              <w:t xml:space="preserve">Especialización y Maestría en Derecho Informático y de las Nuevas Tecnologías; Diplomado en Derecho, Regulación &amp; Tecnología; Curso de inmersión </w:t>
+              <w:t xml:space="preserve">Masterclass </w:t>
             </w:r>
             <w:r>
               <w:rPr>
@@ -6561,27 +7603,70 @@
                 <w:sz w:val="18"/>
                 <w:szCs w:val="18"/>
               </w:rPr>
-              <w:t xml:space="preserve">Inteligencia Artificial para Abogados e Investigadores en Derecho</w:t>
-            </w:r>
-          </w:p>
-        </w:tc>
-        <w:tc>
-          <w:tcPr>
-            <w:tcW w:type="dxa" w:w="1797"/>
-            <w:tcMar>
-              <w:top w:type="dxa" w:w="60"/>
-              <w:left w:type="dxa" w:w="80"/>
-              <w:bottom w:type="dxa" w:w="60"/>
-              <w:right w:type="dxa" w:w="80"/>
-            </w:tcMar>
-          </w:tcPr>
-          <w:p>
+              <w:t xml:space="preserve">El abogado como arquitecto de la gobernanza de la inteligencia artificial</w:t>
+            </w:r>
             <w:r>
               <w:rPr>
                 <w:sz w:val="18"/>
                 <w:szCs w:val="18"/>
               </w:rPr>
-              <w:t xml:space="preserve">Formación formal</w:t>
+              <w:t xml:space="preserve">; Seminario de Actualización en Regulación de la IA (Departamento de Derecho Penal); Curso de inmersión </w:t>
+            </w:r>
+            <w:r>
+              <w:rPr>
+                <w:i/>
+                <w:iCs/>
+                <w:sz w:val="18"/>
+                <w:szCs w:val="18"/>
+              </w:rPr>
+              <w:t xml:space="preserve">IA para Abogados e Investigadores en Derecho</w:t>
+            </w:r>
+            <w:r>
+              <w:rPr>
+                <w:sz w:val="18"/>
+                <w:szCs w:val="18"/>
+              </w:rPr>
+              <w:t xml:space="preserve">; Especialización y Maestría en Derecho Informático y de las Nuevas Tecnologías</w:t>
+            </w:r>
+          </w:p>
+        </w:tc>
+        <w:tc>
+          <w:tcPr>
+            <w:tcW w:type="dxa" w:w="674"/>
+            <w:tcMar>
+              <w:top w:type="dxa" w:w="60"/>
+              <w:left w:type="dxa" w:w="80"/>
+              <w:bottom w:type="dxa" w:w="60"/>
+              <w:right w:type="dxa" w:w="80"/>
+            </w:tcMar>
+          </w:tcPr>
+          <w:p>
+            <w:r>
+              <w:rPr>
+                <w:sz w:val="18"/>
+                <w:szCs w:val="18"/>
+              </w:rPr>
+              <w:t xml:space="preserve">2026 / vigentes</w:t>
+            </w:r>
+          </w:p>
+        </w:tc>
+        <w:tc>
+          <w:tcPr>
+            <w:tcW w:type="dxa" w:w="1281"/>
+            <w:tcMar>
+              <w:top w:type="dxa" w:w="60"/>
+              <w:left w:type="dxa" w:w="80"/>
+              <w:bottom w:type="dxa" w:w="60"/>
+              <w:right w:type="dxa" w:w="80"/>
+            </w:tcMar>
+          </w:tcPr>
+          <w:p>
+            <w:r>
+              <w:rPr>
+                <w:sz w:val="18"/>
+                <w:szCs w:val="18"/>
+              </w:rPr>
+              <w:t xml:space="preserve">Formación formal y ejecutiva</w:t>
             </w:r>
           </w:p>
         </w:tc>
@@ -6592,7 +7677,7 @@
         </w:trPr>
         <w:tc>
           <w:tcPr>
-            <w:tcW w:type="dxa" w:w="732"/>
+            <w:tcW w:type="dxa" w:w="674"/>
             <w:tcMar>
               <w:top w:type="dxa" w:w="60"/>
               <w:left w:type="dxa" w:w="80"/>
@@ -6612,7 +7697,7 @@
         </w:tc>
         <w:tc>
           <w:tcPr>
-            <w:tcW w:type="dxa" w:w="7109"/>
+            <w:tcW w:type="dxa" w:w="7009"/>
             <w:tcMar>
               <w:top w:type="dxa" w:w="60"/>
               <w:left w:type="dxa" w:w="80"/>
@@ -6626,72 +7711,7 @@
                 <w:sz w:val="18"/>
                 <w:szCs w:val="18"/>
               </w:rPr>
-              <w:t xml:space="preserve">Ciclo de Conferencias 2026 por los 30 años del Departamento de Derecho, Comunicaciones y Tecnologías de la Información; Seminarios web 2025 y 2026; Relatorías 2025 de la Mesa de Trabajo Multiactor sobre Regulación de IA en Colombia (coorganizada con Uniandes)</w:t>
-            </w:r>
-          </w:p>
-        </w:tc>
-        <w:tc>
-          <w:tcPr>
-            <w:tcW w:type="dxa" w:w="1797"/>
-            <w:tcMar>
-              <w:top w:type="dxa" w:w="60"/>
-              <w:left w:type="dxa" w:w="80"/>
-              <w:bottom w:type="dxa" w:w="60"/>
-              <w:right w:type="dxa" w:w="80"/>
-            </w:tcMar>
-          </w:tcPr>
-          <w:p>
-            <w:r>
-              <w:rPr>
-                <w:sz w:val="18"/>
-                <w:szCs w:val="18"/>
-              </w:rPr>
-              <w:t xml:space="preserve">Seguimiento de la regulación colombiana</w:t>
-            </w:r>
-          </w:p>
-        </w:tc>
-      </w:tr>
-      <w:tr>
-        <w:trPr>
-          <w:tblHeader w:val="off"/>
-        </w:trPr>
-        <w:tc>
-          <w:tcPr>
-            <w:tcW w:type="dxa" w:w="732"/>
-            <w:tcMar>
-              <w:top w:type="dxa" w:w="60"/>
-              <w:left w:type="dxa" w:w="80"/>
-              <w:bottom w:type="dxa" w:w="60"/>
-              <w:right w:type="dxa" w:w="80"/>
-            </w:tcMar>
-          </w:tcPr>
-          <w:p>
-            <w:r>
-              <w:rPr>
-                <w:sz w:val="18"/>
-                <w:szCs w:val="18"/>
-              </w:rPr>
-              <w:t xml:space="preserve">Externado</w:t>
-            </w:r>
-          </w:p>
-        </w:tc>
-        <w:tc>
-          <w:tcPr>
-            <w:tcW w:type="dxa" w:w="7109"/>
-            <w:tcMar>
-              <w:top w:type="dxa" w:w="60"/>
-              <w:left w:type="dxa" w:w="80"/>
-              <w:bottom w:type="dxa" w:w="60"/>
-              <w:right w:type="dxa" w:w="80"/>
-            </w:tcMar>
-          </w:tcPr>
-          <w:p>
-            <w:r>
-              <w:rPr>
-                <w:sz w:val="18"/>
-                <w:szCs w:val="18"/>
-              </w:rPr>
-              <w:t xml:space="preserve">Revista de Derecho Privado (Padilla Sánchez; Battelli, </w:t>
+              <w:t xml:space="preserve">Revista de Derecho Privado (Bertolini, </w:t>
             </w:r>
             <w:r>
               <w:rPr>
@@ -6700,50 +7720,54 @@
                 <w:sz w:val="18"/>
                 <w:szCs w:val="18"/>
               </w:rPr>
-              <w:t xml:space="preserve">La decisión robótica</w:t>
+              <w:t xml:space="preserve">¡La inteligencia artificial no existe!</w:t>
             </w:r>
             <w:r>
               <w:rPr>
                 <w:sz w:val="18"/>
                 <w:szCs w:val="18"/>
               </w:rPr>
-              <w:t xml:space="preserve">; Bertolini, </w:t>
-            </w:r>
-            <w:r>
-              <w:rPr>
-                <w:i/>
-                <w:iCs/>
+              <w:t xml:space="preserve">, 2025); Revista Derecho del Estado (Sanz Salguero, datos personales en América Latina y RGPD, 2025); Revista La Propiedad Inmaterial (web scraping y entrenamiento de IA, 2024); Observatorio Privatech sobre el CONPES 4144 (2025)</w:t>
+            </w:r>
+          </w:p>
+        </w:tc>
+        <w:tc>
+          <w:tcPr>
+            <w:tcW w:type="dxa" w:w="674"/>
+            <w:tcMar>
+              <w:top w:type="dxa" w:w="60"/>
+              <w:left w:type="dxa" w:w="80"/>
+              <w:bottom w:type="dxa" w:w="60"/>
+              <w:right w:type="dxa" w:w="80"/>
+            </w:tcMar>
+          </w:tcPr>
+          <w:p>
+            <w:r>
+              <w:rPr>
                 <w:sz w:val="18"/>
                 <w:szCs w:val="18"/>
               </w:rPr>
-              <w:t xml:space="preserve">¡La inteligencia artificial no existe!</w:t>
-            </w:r>
+              <w:t xml:space="preserve">2024-2025</w:t>
+            </w:r>
+          </w:p>
+        </w:tc>
+        <w:tc>
+          <w:tcPr>
+            <w:tcW w:type="dxa" w:w="1281"/>
+            <w:tcMar>
+              <w:top w:type="dxa" w:w="60"/>
+              <w:left w:type="dxa" w:w="80"/>
+              <w:bottom w:type="dxa" w:w="60"/>
+              <w:right w:type="dxa" w:w="80"/>
+            </w:tcMar>
+          </w:tcPr>
+          <w:p>
             <w:r>
               <w:rPr>
                 <w:sz w:val="18"/>
                 <w:szCs w:val="18"/>
               </w:rPr>
-              <w:t xml:space="preserve">) y Revista La Propiedad Inmaterial (web scraping y entrenamiento de IA; derecho de autor e IA)</w:t>
-            </w:r>
-          </w:p>
-        </w:tc>
-        <w:tc>
-          <w:tcPr>
-            <w:tcW w:type="dxa" w:w="1797"/>
-            <w:tcMar>
-              <w:top w:type="dxa" w:w="60"/>
-              <w:left w:type="dxa" w:w="80"/>
-              <w:bottom w:type="dxa" w:w="60"/>
-              <w:right w:type="dxa" w:w="80"/>
-            </w:tcMar>
-          </w:tcPr>
-          <w:p>
-            <w:r>
-              <w:rPr>
-                <w:sz w:val="18"/>
-                <w:szCs w:val="18"/>
-              </w:rPr>
-              <w:t xml:space="preserve">Lectura académica en español</w:t>
+              <w:t xml:space="preserve">Lectura académica reciente en español</w:t>
             </w:r>
           </w:p>
         </w:tc>
@@ -6763,7 +7787,40 @@
         <w:spacing w:after="120"/>
       </w:pPr>
       <w:r>
-        <w:t xml:space="preserve">El catálogo se construyó con búsquedas web restringidas a los dominios institucionales (uexternado.edu.co y sus blogs, uniandes.edu.co y sus portales, cyber.harvard.edu, hls.harvard.edu, jolt.law.harvard.edu, dash.harvard.edu, canales oficiales de YouTube, edX y Coursera). Cada fuente pasó por una segunda ronda de verificación independiente cuyo criterio fue estricto: se considera confirmada solo si una búsqueda devolvió la misma URL o una página del dominio institucional con el mismo título; se marca corregida si se encontró con otros datos; se descarta si nada la respalda. El entorno de trabajo no permitía abrir las páginas directamente, así que la duración de los videos y el número de páginas de los PDF no están confirmados: por eso la lista de chequeo de la sección 9 pide abrir cada URL dos semanas antes. El estado de verificación de cada fuente está en </w:t>
+        <w:rPr>
+          <w:b/>
+          <w:bCs/>
+        </w:rPr>
+        <w:t xml:space="preserve">Criterio de actualidad.</w:t>
+      </w:r>
+      <w:r>
+        <w:t xml:space="preserve"> Los cuatro videos que se proyectan y sus planes B son de 2025 y 2026; los de años anteriores que aparecieron en la primera versión de este programa (una conferencia de 2018 sobre smart contracts, una charla de 2017 y un foro de computación en la nube de la primera década de 2010) se retiraron de la sala y quedan en </w:t>
+      </w:r>
+      <w:r>
+        <w:rPr>
+          <w:rFonts w:ascii="Consolas" w:cs="Consolas" w:eastAsia="Consolas" w:hAnsi="Consolas"/>
+          <w:sz w:val="18"/>
+          <w:szCs w:val="18"/>
+        </w:rPr>
+        <w:t xml:space="preserve">FUENTES.md</w:t>
+      </w:r>
+      <w:r>
+        <w:t xml:space="preserve"> marcados como material anterior a 2024, solo de referencia. Las lecturas obligatorias son de 2024 a 2026. Se conservan tres textos anteriores con función precisa y año visible: Lessig (2000) y Gasser-Almeida (2017) como esquema conceptual de una diapositiva, la Guía GECTI (2018) como lista de verificación operativa y Padilla Sánchez (2020) como doctrina de referencia sobre smart contracts, porque no se localizó un análisis de 2024-2026 de las tres universidades sobre ese punto.</w:t>
+      </w:r>
+    </w:p>
+    <w:p>
+      <w:pPr>
+        <w:spacing w:after="120"/>
+      </w:pPr>
+      <w:r>
+        <w:rPr>
+          <w:b/>
+          <w:bCs/>
+        </w:rPr>
+        <w:t xml:space="preserve">Verificación.</w:t>
+      </w:r>
+      <w:r>
+        <w:t xml:space="preserve"> El catálogo se construyó con búsquedas web restringidas a los dominios institucionales (uexternado.edu.co y sus blogs, uniandes.edu.co y sus portales, cyber.harvard.edu, hls.harvard.edu, clp.law.harvard.edu, jolt.law.harvard.edu, dash.harvard.edu, canales oficiales de YouTube, edX y Coursera). Cada fuente pasó por una segunda ronda de verificación independiente con criterio estricto: confirmada solo si una búsqueda devolvió la misma URL o una página del dominio institucional con el mismo título; corregida si se encontró con otros datos; descartada si nada la respaldó. El entorno de trabajo no permitía abrir las páginas, así que la duración de los videos y el número de páginas de los PDF no están confirmados. Para las dos grabaciones del Externado de 2025 (fraude cibernético y biometría) se verificó la página institucional que las recopila, no el identificador individual de YouTube; la lista de chequeo de la sección 9 pide copiar el enlace exacto al preparar la sesión. El estado de verificación de cada fuente está en </w:t>
       </w:r>
       <w:r>
         <w:rPr>
